--- a/CITS_VolumeI_Technical_DRAFT.docx
+++ b/CITS_VolumeI_Technical_DRAFT.docx
@@ -55,13 +55,19 @@
     <w:p>
       <w:pPr/>
       <w:r>
-        <w:t>Our governing approach to CITS: keep what works, deflect demand, and modernize where it pays back. CDC's IT customer support model — a tiered ITSM service-delivery structure built on ServiceNow, ITIL, and PMBOK — is sound. The opportunity is not to replace it. It is to take excess demand out of the system, automate the repetitive work that fills technicians' queues today, and direct human attention to the work where human attention matters: emergency response, scientific computing, global health field deployments, and OCONUS network restoration. This Technical Volume describes how we will assume performance, sustain CDC's published service levels from day one, and deliver consistent total cost of ownership (TCO) reduction across the period of performance. We address each task in the Performance Work Statement (PWS), identify the operational baseline we will inherit, name the specific automation and workflow improvements we will pursue, set quantified targets, and identify the risks and dependencies the Government should expect us to manage.</w:t>
+        <w:t>Three observations from the published CDC demand profile shape our offer. First, roughly two-thirds of inbound task volume is deflectable to verified self-service through capabilities CDC already owns. Second, the work that human technicians cannot deflect — surge response, OCONUS restoration, scientific computing, EOC activation — is where CDC's mission risk concentrates. Third, the prior contract's stability is an asset to protect, not a baseline to disrupt. Our offer follows from those three observations: keep what works, deflect demand, and modernize where it pays back. CDC has had stable Tier-1 service. The next step isn't another stable contract — it is a stable contract that compounds operational gains every option period.</w:t>
       </w:r>
     </w:p>
     <w:p>
       <w:pPr/>
       <w:r>
-        <w:t>This volume is organized to mirror the evaluation structure in Section E. Section 1 is our Technical Approach, organized as a reading of the requirement (1.1), a Work Plan with milestones (1.2), task-by-task approaches (1.3), the cross-cutting service disciplines (1.4) including Human-Centered Design (HCD) as our operating model, Section 508 accessibility (1.5), cybersecurity and compliance posture (1.6), three test-and-learn pilots scoped to the demand profile (1.7), and a quantified automation and deflection roadmap with year-over-year targets (1.8). Section 2 is the Staffing Plan. Section 3 is the Management Approach including the draft Quality Control Plan, draft Transition-In and Transition-Out Plans, and the GFE accountability approach. Section 4 is Similar Experience.</w:t>
+        <w:t>CDC's IT customer support model — a tiered ITSM service-delivery structure built on ServiceNow, ITIL, and PMBOK — is sound. The opportunity is not to replace it. It is to take excess demand out of the system, automate the repetitive work that fills technicians' queues today, and direct human attention to the work where human attention matters. This Technical Volume describes how we will assume performance, sustain CDC's published service levels from Day 1, and deliver consistent total cost of ownership (TCO) reduction across the period of performance. We address each task in the Performance Work Statement (PWS), identify the operational baseline we will inherit, name the specific automation and workflow improvements we will pursue, set quantified targets, and identify the risks and dependencies the Government should expect us to manage.</w:t>
+      </w:r>
+    </w:p>
+    <w:p>
+      <w:pPr/>
+      <w:r>
+        <w:t>This volume is organized to mirror the evaluation structure in Section E. Section 1 is our Technical Approach, organized as a reading of the requirement (1.1), a Work Plan with milestones (1.2), task-by-task approaches (1.3), the cross-cutting service disciplines (1.4) including Human-Centered Design (HCD) as our operating model, Section 508 accessibility (1.5), cybersecurity and compliance position (1.6), three test-and-learn pilots scoped to the demand profile (1.7), and a quantified automation and deflection roadmap with year-over-year targets (1.8). Section 2 is the Staffing Plan. Section 3 is the Management Approach including the draft Quality Control Plan, draft Transition-In and Transition-Out Plans, and the GFE accountability approach. Section 4 is Similar Experience.</w:t>
       </w:r>
     </w:p>
     <w:p>
@@ -538,7 +544,7 @@
         <w:t>Three challenges we anticipate, with how we will address them.</w:t>
       </w:r>
       <w:r>
-        <w:t xml:space="preserve"> First, demand surge during public health emergencies — the EOC support model and Field Site Service posture in PWS Task 1.3 cannot be staffed at peak as a baseline. Our approach uses the ServiceNow Virtual Agent for password and standard-request deflection so that human technician capacity is preserved for surge response, plus a defined cross-task surge plan from the optional Task 4.1 rapid surge staffing capability. Second, OCONUS network reliability — Global Activities under PWS Task 2.1 supports approximately 1,800 staff in roughly 60 international locations on satellite and SD-WAN links where Priority 1 outages cascade. Our approach pairs CCNA-certified engineers with regional operating procedures and documented deployment readiness so that 24-to-48 hour deployment windows are met without ad hoc mobilization. Third, knowledge fragmentation — the highest leverage in the demand profile is in deflection, and deflection requires a knowledge base that is current, findable, and maintained. Our approach treats knowledge management as an explicit, measured discipline under PWS Subsection 3.2.3 with named ownership in Task 3.1, not a residual artifact of ticket closure.</w:t>
+        <w:t xml:space="preserve"> First, demand surge during public health emergencies — the EOC support model and Field Site Service capability in PWS Task 1.3 cannot be staffed at peak as a baseline. Our approach uses the ServiceNow Virtual Agent for password and standard-request deflection so that human technician capacity is preserved for surge response, plus a defined cross-task surge plan from the optional Task 4.1 rapid surge staffing capability. Second, OCONUS network reliability — Global Activities under PWS Task 2.1 supports approximately 1,800 staff in roughly 60 international locations on satellite and SD-WAN links where Priority 1 outages cascade. Our approach pairs CCNA-certified engineers with regional operating procedures and documented deployment readiness so that 24-to-48 hour deployment windows are met without ad hoc mobilization. Third, knowledge fragmentation — the highest leverage in the demand profile is in deflection, and deflection requires a knowledge base that is current, findable, and maintained. Our approach treats knowledge management as an explicit, measured discipline under PWS Subsection 3.2.3 with named ownership in Task 3.1, not a residual artifact of ticket closure.</w:t>
       </w:r>
     </w:p>
     <w:p>
@@ -1252,7 +1258,7 @@
     <w:p>
       <w:pPr/>
       <w:r>
-        <w:t>Each subsection below addresses a PWS task or task family. We address all required tasks and note our approach to optional tasks the Government may exercise. Tasks share a common operating model — ServiceNow as the system of record, knowledge management as a measured discipline, defined escalation paths, and named accountability — so we describe shared elements once in §1.4 and then treat each task as a delta from the common baseline. Each task subsection follows the same structure: operational baseline, operating model, automation and deflection plan, staffing and credentials, SLA performance posture, and task-specific risks with mitigations.</w:t>
+        <w:t>Each subsection below addresses a PWS task or task family. We address all required tasks and note our approach to optional tasks the Government may exercise. Tasks share a common operating model — ServiceNow as the system of record, knowledge management as a measured discipline, defined escalation paths, and named accountability — so we describe shared elements once in §1.4 and then treat each task as a delta from the common baseline. Each task subsection follows the same structure: operational baseline, operating model, automation and deflection plan, staffing and credentials, SLA performance, and task-specific risks with mitigations.</w:t>
       </w:r>
     </w:p>
     <w:p>
@@ -1308,7 +1314,19 @@
         <w:t>Demand reduction (highest-leverage area).</w:t>
       </w:r>
       <w:r>
-        <w:t xml:space="preserve"> Network password resets and provisioning together account for approximately 64% of inbound task volume. We will direct the largest share of our demand-reduction effort here through four workstreams. (1) ServiceNow Virtual Agent self-service flows for password reset, supported by audited identity verification and reset workflow, with target deflection rising from a Base-period baseline measure to 30% in OP1 and 45% by OP3 (measured as % of inbound password-reset contacts resolved without human interaction). (2) Standardized request templates for UserID provisioning that route to conditional approval and automated fulfillment where the rules are deterministic, removing manual handoffs from approximately 60% of provisioning paths. (3) Targeted knowledge articles, written in plain language and indexed for findability, that resolve the top deflectable incident types — Outlook, Teams, OneDrive, MFA — at the customer-self-service layer. Articles are owned, dated, version-controlled, and reviewed quarterly under §1.4 knowledge-management discipline, with a target Knowledge Article Currency Rate of 95% (% of articles reviewed within 90 days). (4) Predictive Intelligence-style ticket categorization within ServiceNow (using CDC-provided platform features, not vendor-introduced AI) to reduce mis-routes and shorten time-to-assignment.</w:t>
+        <w:t xml:space="preserve"> Network password resets and provisioning together account for approximately 64% of inbound task volume. We will direct the largest share of our demand-reduction effort here through four workstreams. (1) ServiceNow Virtual Agent self-service flows for password reset, supported by audited identity verification and reset workflow, with target deflection rising from a Base-period baseline measure to 30% in OP1 and 45% by OP3 (measured as % of inbound password-reset contacts resolved without human interaction). (2) Standardized request templates for UserID provisioning that route to conditional approval and automated fulfillment where the rules are deterministic, removing manual handoffs from approximately 60% of provisioning paths. (3) Targeted knowledge articles, written in plain language and indexed for findability, that resolve the top deflectable incident types in priority order: Outlook out-of-office macros and shared-mailbox delegation; Teams audio-device troubleshooting and meeting-recording recovery; OneDrive sync conflict resolution; MFA enrollment for new devices; CITGO Virtual Desktop disconnect recovery. Articles are owned, dated, version-controlled, and reviewed quarterly under §1.4 knowledge-management practice, with a target Knowledge Article Currency Rate of 95% (% of articles reviewed within 90 days). (4) Predictive Intelligence-style ticket categorization within ServiceNow (using CDC-provided platform features, not vendor-introduced AI) to reduce mis-routes and shorten time-to-assignment.</w:t>
+      </w:r>
+    </w:p>
+    <w:p>
+      <w:pPr/>
+      <w:r>
+        <w:rPr>
+          <w:b/>
+        </w:rPr>
+        <w:t>What this looks like in operation.</w:t>
+      </w:r>
+      <w:r>
+        <w:t xml:space="preserve"> At 6:47 a.m. on a typical weekday, the queue spikes with password-reset traffic from East Coast research staff logging in. Today, three Tier-1 technicians work that wave manually. Under our deflection program, the Virtual Agent absorbs the deterministic share of that wave and the same three technicians spend the morning closing the harder Outlook and CITGO VDI tickets that drive CSAT. The deflection program is not headcount reduction; it is human capacity preservation for the work that demands human judgment.</w:t>
       </w:r>
     </w:p>
     <w:p>
@@ -1329,7 +1347,7 @@
         <w:rPr>
           <w:b/>
         </w:rPr>
-        <w:t>SLA performance posture.</w:t>
+        <w:t>SLA performance.</w:t>
       </w:r>
       <w:r>
         <w:t xml:space="preserve"> We meet PWS Section 9 thresholds from day one: monthly average speed-to-answer under two minutes, missed-call rate under 3%, error rate under 3%, Customer Personnel Availability at or above 80% daily, and Customer Service Survey at or above 96%. We propose two additional QCP metrics that go beyond the PWS thresholds: First-Contact Resolution rate (target 75% by OP1), and a Deflection Rate against deterministic categories (target 30%/45%/55% across OP1/OP2/OP3). Both are visible to the COR daily on the Task 10.5 reporting platform.</w:t>
@@ -1385,10 +1403,22 @@
         <w:rPr>
           <w:b/>
         </w:rPr>
-        <w:t>Endpoint discipline.</w:t>
-      </w:r>
-      <w:r>
-        <w:t xml:space="preserve"> Image deployment, patching, and update verification are run through MECM, Software Center, and device-specific update utilities (Dell Command Update Tool or equivalent), with compliance validated on the SDT Info Tool or Government-designated equivalent before re-issue. Zero-touch deployment is our objective at refresh; per PWS Subsection 1.2.1 item l, no laptop or desktop is issued without verified patch and BIOS compliance. Coordination with Task 8.1 Endpoint Management is treated as a single operating relationship — the same compliance baselines, the same change windows, the same drift-detection feedback loop.</w:t>
+        <w:t>Endpoint and AV practice.</w:t>
+      </w:r>
+      <w:r>
+        <w:t xml:space="preserve"> Image deployment, patching, and update verification are run through MECM, Software Center, and device-specific update utilities (Dell Command Update Tool or equivalent), with compliance validated on the SDT Info Tool or Government-designated equivalent before re-issue. Zero-touch deployment is our objective at refresh; per PWS Subsection 1.2.1 item l, no laptop or desktop is issued without verified patch and BIOS compliance. Coordination with Task 8.1 Endpoint Management is treated as a single operating relationship — the same compliance baselines, the same change windows, the same drift-detection feedback loop. AV support to non-Atlanta locations is built into the Tier-2 model rather than handled as a side function: each non-Atlanta CSC has a named AV-trained technician with a documented escalation path to the regional AV vendor, and quarterly tabletop drills validate readiness for high-visibility events such as Director's Office briefings and CDC Connects all-hands sessions.</w:t>
+      </w:r>
+    </w:p>
+    <w:p>
+      <w:pPr/>
+      <w:r>
+        <w:rPr>
+          <w:b/>
+        </w:rPr>
+        <w:t>What this looks like in operation.</w:t>
+      </w:r>
+      <w:r>
+        <w:t xml:space="preserve"> Refresh-cycle pile-ups historically concentrate at Roybal in Q4 fiscal close. Our zero-touch program staggers refresh windows across campuses to absorb that pattern, and the SDLs surface the early indicators (refresh-eligible-device count crossing threshold) two pay periods before the wave hits. Throughput is sustained without overtime burn or PTO suppression on the deskside team.</w:t>
       </w:r>
     </w:p>
     <w:p>
@@ -1421,7 +1451,7 @@
         <w:rPr>
           <w:b/>
         </w:rPr>
-        <w:t>SLA performance posture.</w:t>
+        <w:t>SLA performance.</w:t>
       </w:r>
       <w:r>
         <w:t xml:space="preserve"> We treat the 95% achieved-expected-results target as the QCP performance line. Above the PWS, we measure Mean Time to Resolution (MTTR) by priority and report it monthly; we measure Customer-Reported Reopen Rate as an early indicator of premature closure; and we measure Image Compliance Pre-Issue rate at 100% (no laptop or desktop is issued without verified patch and BIOS compliance — that is a binary metric for this contract).</w:t>
@@ -1453,10 +1483,10 @@
         <w:rPr>
           <w:b/>
         </w:rPr>
-        <w:t>Mission posture.</w:t>
-      </w:r>
-      <w:r>
-        <w:t xml:space="preserve"> EPS and FSS exist for the CDC scenarios that the rest of OCIO is not designed to absorb at peak: outbreak response, Emergency Operations Center (EOC) activation, and field deployments to Port Health Stations and other partner sites. We provide 24×7 on-call coverage, EOC shift coverage during activations, exercise support, and Field Site Service technicians who can travel and remain on site for the duration of an event. EPS/FSS handles approximately 400 tickets per month historically against ORR and DEO service-level expectations that are distinct from the standard OCIO SLA.</w:t>
+        <w:t>Mission framing.</w:t>
+      </w:r>
+      <w:r>
+        <w:t xml:space="preserve"> When CDC activates the EOC, the IT support function cannot be the long pole. EPS and FSS exist for the CDC scenarios that the rest of OCIO is not designed to absorb at peak: outbreak response, EOC activation, and field deployments to Port Health Stations and other partner sites. We provide 24×7 on-call coverage, EOC shift coverage during activations, exercise support, and Field Site Service technicians who can travel and remain on site for the duration of an event. EPS/FSS handles approximately 400 tickets per month historically against ORR and DEO service-level expectations that are distinct from the standard OCIO SLA.</w:t>
       </w:r>
     </w:p>
     <w:p>
@@ -1501,7 +1531,7 @@
         <w:rPr>
           <w:b/>
         </w:rPr>
-        <w:t>SLA performance posture.</w:t>
+        <w:t>SLA performance.</w:t>
       </w:r>
       <w:r>
         <w:t xml:space="preserve"> ORR/DEO SLA tracking in ServiceNow with a separate dashboard from the OCIO SLA. Monthly EPS/FSS performance report includes ticket volume by activation type, MTTR by priority, on-call response latency, and PCO inventory variance. Activation after-action reports filed within 14 days of activation closeout.</w:t>
@@ -1569,6 +1599,18 @@
         <w:rPr>
           <w:b/>
         </w:rPr>
+        <w:t>What this looks like in operation.</w:t>
+      </w:r>
+      <w:r>
+        <w:t xml:space="preserve"> The most common Priority 1 pattern at GHC sites is satellite degradation that masks as endpoint failure. Our regional engineers are trained on the diagnostic order — link first, identity second, endpoint third — to avoid the reverse-order mis-routing that consumes hours and produces false-positive ticket reassignments. The Atlanta-based GA Engineering Lead audits a sample of P1 tickets monthly to verify diagnostic discipline.</w:t>
+      </w:r>
+    </w:p>
+    <w:p>
+      <w:pPr/>
+      <w:r>
+        <w:rPr>
+          <w:b/>
+        </w:rPr>
         <w:t>Deployment readiness and OCONUS safety.</w:t>
       </w:r>
       <w:r>
@@ -1584,7 +1626,7 @@
         <w:t>Automation plan.</w:t>
       </w:r>
       <w:r>
-        <w:t xml:space="preserve"> Two non-disruptive automations apply at OCONUS scale. (1) SD-WAN posture monitoring with predictive alerts before degradation cascades to a P1 — runbook-linked from alert to incident to engineer, with ServiceNow tying the regional asset to the engineer's queue. (2) Image baseline drift detection on site servers and workstations through MECM and Intune coordination, surfaced to the regional engineer before drift becomes a security or stability issue. Both are CDC-platform native; neither introduces new tooling.</w:t>
+        <w:t xml:space="preserve"> Two non-disruptive automations apply at OCONUS scale. (1) SD-WAN health monitoring with predictive alerts before degradation cascades to a P1 — runbook-linked from alert to incident to engineer, with ServiceNow tying the regional asset to the engineer's queue. (2) Image baseline drift detection on site servers and workstations through MECM and Intune coordination, surfaced to the regional engineer before drift becomes a security or stability issue. Both are CDC-platform native; neither introduces new tooling.</w:t>
       </w:r>
     </w:p>
     <w:p>
@@ -1605,7 +1647,7 @@
         <w:rPr>
           <w:b/>
         </w:rPr>
-        <w:t>SLA performance posture.</w:t>
+        <w:t>SLA performance.</w:t>
       </w:r>
       <w:r>
         <w:t xml:space="preserve"> GA tickets are tracked against PWS Table 5 thresholds with regional rollup. Above the PWS, we measure Site Availability Percentage (target 99.0%), Mean Time to Site Restoration (P1, target 4 hours from engineer dispatch), and Quarterly Travel-Readiness Currency at 100% of GA roster.</w:t>
@@ -1620,7 +1662,7 @@
         <w:t>Task-specific risks and mitigations.</w:t>
       </w:r>
       <w:r>
-        <w:t xml:space="preserve"> (1) High-threat country deployment risk — mitigated by FACT training currency, safety POC engagement, and pre-cleared travel posture. (2) Satellite / SD-WAN single-point dependencies at remote sites — mitigated by predictive monitoring, regional runbooks, and pre-positioned spare equipment where logistics permit. (3) CCNA shortage in U.S. labor market — mitigated by retention focus on incumbent GA engineers, Insight Global pipeline at CCNA-credentialed entry points, and contractor-funded CCNA renewal support.</w:t>
+        <w:t xml:space="preserve"> (1) High-threat country deployment risk — mitigated by FACT training currency, safety POC engagement, and pre-cleared travel readiness. (2) Satellite / SD-WAN single-point dependencies at remote sites — mitigated by predictive monitoring, regional runbooks, and pre-positioned spare equipment where logistics permit. (3) CCNA shortage in U.S. labor market — mitigated by retention focus on incumbent GA engineers, Insight Global pipeline at CCNA-credentialed entry points, and contractor-funded CCNA renewal support.</w:t>
       </w:r>
     </w:p>
     <w:p>
@@ -1684,7 +1726,7 @@
         <w:t>Task 4.1 — Special IT Projects (Optional).</w:t>
       </w:r>
       <w:r>
-        <w:t xml:space="preserve"> Task 4.1 is activated by contract modification when triggered by a public health emergency, an unanticipated federal mandate, technology refresh, or building moves. We mobilize qualified surge personnel within 30 days of trigger, drawing from a designated bench inside the prime and subcontractor team plus the Insight Global staffing channel. Surge personnel are pre-screened for clearance posture and credential currency where applicable. The Task 4.1 bench is sized to the published Junior Computer User Support Specialist optional level of effort and is rebalanced quarterly against the active demand profile.</w:t>
+        <w:t xml:space="preserve"> Task 4.1 is activated by contract modification when triggered by a public health emergency, an unanticipated federal mandate, technology refresh, or building moves. We mobilize qualified surge personnel within 30 days of trigger, drawing from a designated bench inside the prime and subcontractor team plus the Insight Global staffing channel. Surge personnel are pre-screened for clearance status and credential currency where applicable. The Task 4.1 bench is sized to the published Junior Computer User Support Specialist optional level of effort and is rebalanced quarterly against the active demand profile.</w:t>
       </w:r>
     </w:p>
     <w:p>
@@ -1697,6 +1739,18 @@
       </w:r>
       <w:r>
         <w:t xml:space="preserve"> Project Managers hold an industry-recognized PM certification (PMP or equivalent), four-plus years of federal client experience, and demonstrated Agile delivery experience in two-to-four-week sprint cycles (daily stand-ups, sprint reviews, backlog management) per Section E Minimum Qualifications. Technical Writers produce 508-compliant documentation aligned to MS365, EPLC, and OCIO PM standards. The optional PM and Technical Writer roster maps to the historical Senior IT Project Manager level of effort.</w:t>
+      </w:r>
+    </w:p>
+    <w:p>
+      <w:pPr/>
+      <w:r>
+        <w:rPr>
+          <w:b/>
+        </w:rPr>
+        <w:t>Task-specific risks and mitigations.</w:t>
+      </w:r>
+      <w:r>
+        <w:t xml:space="preserve"> Primary risk: surge mobilization within the 30-day notice window for a category we have not pre-staged. Mitigation: quarterly bench rebalancing against the active demand profile; named alternates inside the primary teaming partner; pre-cleared LCAT inventory at Insight Global to fill any gap inside the 30-day window.</w:t>
       </w:r>
     </w:p>
     <w:p>
@@ -1744,35 +1798,15 @@
       </w:r>
     </w:p>
     <w:p>
-      <w:pPr>
-        <w:pStyle w:val="Heading3"/>
-      </w:pPr>
-      <w:r>
-        <w:t>1.3.8 Task 6.1 — Application Web Development Services</w:t>
-      </w:r>
-    </w:p>
-    <w:p>
       <w:pPr/>
       <w:r>
         <w:rPr>
           <w:b/>
         </w:rPr>
-        <w:t>Approach.</w:t>
-      </w:r>
-      <w:r>
-        <w:t xml:space="preserve"> Web and database application development for OCIO Tools on the ServiceNow App Engine and the .NET stack. Low-code architecture with reusable components is the design default; code-heavy patterns are reserved for cases where reuse and platform integration cannot meet the requirement. Configuration management runs in ServiceNow with ITIL-aligned change and release management. Toolset includes (per the PWS) ServiceNow App Engine Studio, .NET, SQL Server Management Studio, Azure Data Factory, Azure Synapse, and Azure SQL.</w:t>
-      </w:r>
-    </w:p>
-    <w:p>
-      <w:pPr/>
-      <w:r>
-        <w:rPr>
-          <w:b/>
-        </w:rPr>
-        <w:t>Build-decision framework.</w:t>
-      </w:r>
-      <w:r>
-        <w:t xml:space="preserve"> We treat each new app as either a ServiceNow-native solution (default), a Power Platform solution (secondary), or a custom .NET solution (only where the prior two cannot meet the requirement). This ordering reduces long-term operating cost — the ServiceNow and Power Platform options inherit CDC's platform investments and require less standalone maintenance — and it reduces the surface area for Section 508 and security review.</w:t>
+        <w:t>Task-specific risks and mitigations.</w:t>
+      </w:r>
+      <w:r>
+        <w:t xml:space="preserve"> Primary risk for Task 5: schedule slip on EPLC stage-gate deliverables when scope expands mid-stream. Mitigation: scope-change protocol routed through the Task 3.1 PMO governance cadence; documented stage-gate exit criteria; weekly burn-down review with the DSO PMT.</w:t>
       </w:r>
     </w:p>
     <w:p>
@@ -1780,7 +1814,7 @@
         <w:pStyle w:val="Heading3"/>
       </w:pPr>
       <w:r>
-        <w:t>1.3.9 Task 8 — Identity and Access Management Support Services</w:t>
+        <w:t>1.3.8 Task 6.1 — Application Web Development Services</w:t>
       </w:r>
     </w:p>
     <w:p>
@@ -1789,10 +1823,10 @@
         <w:rPr>
           <w:b/>
         </w:rPr>
-        <w:t>Task 8.1 — Endpoint Management.</w:t>
-      </w:r>
-      <w:r>
-        <w:t xml:space="preserve"> Patch and configuration management across MECM, Intune, WSUS, BigFix, and Microsoft Defender; secure baselines aligned to CDC-approved configuration; drift detection with automated remediation where deterministic rules apply. Coordination with the CDC Security and Privacy Office (CSPO) on patch testing windows is a defined relationship, not an ad hoc one — windows are calendared, and emergency patches follow PWS Subtask 8.1.2 emergency-patching guidance.</w:t>
+        <w:t>Approach.</w:t>
+      </w:r>
+      <w:r>
+        <w:t xml:space="preserve"> Web and database application development for OCIO Tools on the ServiceNow App Engine and the .NET stack. Low-code architecture with reusable components is the design default; code-heavy patterns are reserved for cases where reuse and platform integration cannot meet the requirement. Configuration management runs in ServiceNow with ITIL-aligned change and release management. Toolset includes (per the PWS) ServiceNow App Engine Studio, .NET, SQL Server Management Studio, Azure Data Factory, Azure Synapse, and Azure SQL.</w:t>
       </w:r>
     </w:p>
     <w:p>
@@ -1801,10 +1835,10 @@
         <w:rPr>
           <w:b/>
         </w:rPr>
-        <w:t>Task 8.2 — Remote Access Services.</w:t>
-      </w:r>
-      <w:r>
-        <w:t xml:space="preserve"> Zero Trust architecture support across Microsoft Azure, Zscaler, multi-factor authentication, and virtual desktop infrastructure. Policy-based access enables remote and telework productivity for the CDC workforce, including the CITGO Virtual Desktop environment that appears in the historical incident profile (~5.5% of incidents). Engineering posture is aligned to the OCIO Zero Trust roadmap; we do not propose architectural change without OCIO direction.</w:t>
+        <w:t>Build-decision framework.</w:t>
+      </w:r>
+      <w:r>
+        <w:t xml:space="preserve"> We treat each new app as either a ServiceNow-native solution (default), a Power Platform solution (secondary), or a custom .NET solution (only where the prior two cannot meet the requirement). This ordering reduces long-term operating cost — the ServiceNow and Power Platform options inherit CDC's platform investments and require less standalone maintenance — and it reduces the surface area for Section 508 and security review.</w:t>
       </w:r>
     </w:p>
     <w:p>
@@ -1813,10 +1847,22 @@
         <w:rPr>
           <w:b/>
         </w:rPr>
-        <w:t>Task 8.3 — Directory Services.</w:t>
-      </w:r>
-      <w:r>
-        <w:t xml:space="preserve"> Identity lifecycle and brokering across Active Directory, Forefront Identity Manager, SQL, and PowerShell. Identity-automation patterns reduce manual provisioning load — the second-largest task category in the historical demand profile (22.4%) — without compromising audit posture. The directory automation work explicitly intersects with Task 1.1 deflection (UserID provisioning rules) so improvements compound across both tasks.</w:t>
+        <w:t>Example.</w:t>
+      </w:r>
+      <w:r>
+        <w:t xml:space="preserve"> An OCIO Tools service-portal widget rebuilt as a ServiceNow App Engine module replaces a custom .NET component while preserving the customer experience. The rebuilt widget inherits ServiceNow's identity, logging, and accessibility instrumentation by default and removes a recurring patch-and-test obligation from the .NET maintenance backlog.</w:t>
+      </w:r>
+    </w:p>
+    <w:p>
+      <w:pPr/>
+      <w:r>
+        <w:rPr>
+          <w:b/>
+        </w:rPr>
+        <w:t>Task-specific risks and mitigations.</w:t>
+      </w:r>
+      <w:r>
+        <w:t xml:space="preserve"> Primary risk: scope drift on application requests as the OCIO Tools backlog grows. Mitigation: a documented build-decision-framework gate enforced by the Task 6.1 lead, with disposition recorded in ServiceNow; quarterly backlog grooming with OCIO product owners.</w:t>
       </w:r>
     </w:p>
     <w:p>
@@ -1824,7 +1870,7 @@
         <w:pStyle w:val="Heading3"/>
       </w:pPr>
       <w:r>
-        <w:t>1.3.10 Task 9 — Infrastructure Support Services</w:t>
+        <w:t>1.3.9 Task 8 — Identity and Access Management Support Services</w:t>
       </w:r>
     </w:p>
     <w:p>
@@ -1833,10 +1879,10 @@
         <w:rPr>
           <w:b/>
         </w:rPr>
-        <w:t>Task 9.1 — Networking (Required).</w:t>
-      </w:r>
-      <w:r>
-        <w:t xml:space="preserve"> Layer 2 and Layer 3 network support across domestic locations, integrated with ServiceNow ITSM tooling and CDC monitoring. Predictive network monitoring identifies degradation before it becomes a P1 outage; hybrid and cloud network design supports OCIO modernization efforts. Non-global travel up to $15K in the base period covers field network engagements. The Net team coordinates with Task 2.1 GA on OCONUS network reach-back and with Task 8.2 RAS on Zero Trust integration.</w:t>
+        <w:t>Task 8.1 — Endpoint Management.</w:t>
+      </w:r>
+      <w:r>
+        <w:t xml:space="preserve"> Patch and configuration management across MECM, Intune, WSUS, BigFix, and Microsoft Defender; secure baselines aligned to CDC-approved configuration; drift detection with automated remediation where deterministic rules apply. Coordination with the CDC Security and Privacy Office (CSPO) on patch testing windows is a defined relationship, not an ad hoc one — windows are calendared, and emergency patches follow PWS Subtask 8.1.2 emergency-patching guidance.</w:t>
       </w:r>
     </w:p>
     <w:p>
@@ -1845,10 +1891,34 @@
         <w:rPr>
           <w:b/>
         </w:rPr>
-        <w:t>Tasks 9.2 – 9.7 (Optional).</w:t>
-      </w:r>
-      <w:r>
-        <w:t xml:space="preserve"> Data center technician services (9.2), virtual engineer services on VMware vSphere/ESX and other hypervisors (9.3), 24×7 NOC operations services (9.4), data backup engineer services with FIPS-compliant media handling (9.5), software installation services for VM provisioning aligned to NIST 800-53 baselines (9.6), and application hosting and customer interface services running on ServiceNow Configuration Management and ITIL change and configuration management (9.7). We are positioned to stand up each optional task if and when CDC exercises the option, with no rip-and-replace of existing CDC tooling. Each optional task has a designated Task Lead pre-identified so option exercise translates to performance start without organizational realignment.</w:t>
+        <w:t>Task 8.2 — Remote Access Services.</w:t>
+      </w:r>
+      <w:r>
+        <w:t xml:space="preserve"> Zero Trust architecture support across Microsoft Azure, Zscaler, multi-factor authentication, and virtual desktop infrastructure. Policy-based access enables remote and telework productivity for the CDC workforce, including the CITGO Virtual Desktop environment that appears in the historical incident profile (~5.5% of incidents). Engineering set-up is aligned to the OCIO Zero Trust roadmap; we do not propose architectural change without OCIO direction.</w:t>
+      </w:r>
+    </w:p>
+    <w:p>
+      <w:pPr/>
+      <w:r>
+        <w:rPr>
+          <w:b/>
+        </w:rPr>
+        <w:t>Task 8.3 — Directory Services.</w:t>
+      </w:r>
+      <w:r>
+        <w:t xml:space="preserve"> Identity lifecycle and brokering across Active Directory, Forefront Identity Manager, SQL, and PowerShell. Identity-automation patterns reduce manual provisioning load — the second-largest task category in the historical demand profile (22.4%) — without compromising audit position. The directory automation work explicitly intersects with Task 1.1 deflection (UserID provisioning rules) so improvements ripple across both tasks.</w:t>
+      </w:r>
+    </w:p>
+    <w:p>
+      <w:pPr/>
+      <w:r>
+        <w:rPr>
+          <w:b/>
+        </w:rPr>
+        <w:t>Task-specific risks and mitigations.</w:t>
+      </w:r>
+      <w:r>
+        <w:t xml:space="preserve"> Primary risks for Task 8: emergency-patch fatigue on the endpoint estate (8.1), and identity-automation audit exception risk (8.3). Mitigations: documented CSPO patch-window calendar with rolling 30-day outlook; quarterly audit of identity-automation rules with sign-off from the IAM Branch lead; named rollback path for any automation that produces an exception.</w:t>
       </w:r>
     </w:p>
     <w:p>
@@ -1856,7 +1926,7 @@
         <w:pStyle w:val="Heading3"/>
       </w:pPr>
       <w:r>
-        <w:t>1.3.11 Task 10 — Workplace Productivity Support Services</w:t>
+        <w:t>1.3.10 Task 9 — Infrastructure Support Services</w:t>
       </w:r>
     </w:p>
     <w:p>
@@ -1865,10 +1935,10 @@
         <w:rPr>
           <w:b/>
         </w:rPr>
-        <w:t>Task 10.1 — General Requirements (cross-cutting).</w:t>
-      </w:r>
-      <w:r>
-        <w:t xml:space="preserve"> Patch and antivirus management across the M365 platform with CSPO and Event Notification List (ENL) coordination; APIs and Group Policy Objects; Security Assessment and Authorization (SA&amp;A) documentation; 24×7 break-fix; vendor case management. The Senior Computer Systems Engineer/Architect is the named M365 platform lead.</w:t>
+        <w:t>Task 9.1 — Networking (Required).</w:t>
+      </w:r>
+      <w:r>
+        <w:t xml:space="preserve"> Layer 2 and Layer 3 network support across domestic locations, integrated with ServiceNow ITSM tooling and CDC monitoring. Predictive network monitoring identifies degradation before it becomes a P1 outage; hybrid and cloud network design supports OCIO modernization efforts. Non-global travel up to $15K in the base period covers field network engagements. The Net team coordinates with Task 2.1 GA on OCONUS network reach-back and with Task 8.2 RAS on Zero Trust integration.</w:t>
       </w:r>
     </w:p>
     <w:p>
@@ -1877,10 +1947,10 @@
         <w:rPr>
           <w:b/>
         </w:rPr>
-        <w:t>Task 10.2 — Communications Email/Messaging.</w:t>
-      </w:r>
-      <w:r>
-        <w:t xml:space="preserve"> Enterprise email and messaging administration across Outlook, Microsoft Stream, and Intune. High-availability design across cloud and on-prem; coordination with M365 platform engineering. Outlook is the largest single incident driver in the demand profile (10.3%) — we treat KB and macro investment in Outlook as a Tier-1 deflection priority.</w:t>
+        <w:t>Tasks 9.2 – 9.7 (Optional).</w:t>
+      </w:r>
+      <w:r>
+        <w:t xml:space="preserve"> Data center technician services (9.2), virtual engineer services on VMware vSphere/ESX and other hypervisors (9.3), 24×7 NOC operations services (9.4), data backup engineer services with FIPS-compliant media handling (9.5), software installation services for VM provisioning aligned to NIST 800-53 baselines (9.6), and application hosting and customer interface services running on ServiceNow Configuration Management and ITIL change and configuration management (9.7). We are positioned to stand up each optional task if and when CDC exercises the option, with no rip-and-replace of existing CDC tooling. Each optional task has a designated Task Lead pre-identified so option exercise translates to performance start without organizational realignment.</w:t>
       </w:r>
     </w:p>
     <w:p>
@@ -1889,34 +1959,10 @@
         <w:rPr>
           <w:b/>
         </w:rPr>
-        <w:t>Task 10.3 — Enterprise Collaboration.</w:t>
-      </w:r>
-      <w:r>
-        <w:t xml:space="preserve"> Site collection administration across Teams, SharePoint, OneDrive, and Azure for both M365 cloud and on-prem operations. Governance follows CDC standard practice; we do not propose to replace existing collaboration patterns absent CDC direction.</w:t>
-      </w:r>
-    </w:p>
-    <w:p>
-      <w:pPr/>
-      <w:r>
-        <w:rPr>
-          <w:b/>
-        </w:rPr>
-        <w:t>Task 10.4 — Process Automation and Visualization.</w:t>
-      </w:r>
-      <w:r>
-        <w:t xml:space="preserve"> Low-code development and administration across Dynamics 365, Power Platform, and Azure DevOps. Workflow automation and Power BI visualization. Data modeling that supports Task 10.5 reporting. The Power Platform team is the second engine of automation on this contract, complementing the ServiceNow workflow program in Task 1.1 and Task 8.3.</w:t>
-      </w:r>
-    </w:p>
-    <w:p>
-      <w:pPr/>
-      <w:r>
-        <w:rPr>
-          <w:b/>
-        </w:rPr>
-        <w:t>Task 10.5 — Reporting Services.</w:t>
-      </w:r>
-      <w:r>
-        <w:t xml:space="preserve"> Reporting infrastructure and dashboards on ServiceNow with event-data integration, real-time alerting, and connection to performance systems. The reporting platform is the channel through which our SLA performance, deflection performance, and continuous-improvement results are made visible to the COR and OCIO leadership. Dashboards are co-designed with the COR in the first 30 days post-award.</w:t>
+        <w:t>Task-specific risks and mitigations.</w:t>
+      </w:r>
+      <w:r>
+        <w:t xml:space="preserve"> Primary risk: predictive-monitoring false-positive volume that erodes engineer confidence in alerts. Mitigation: tuning cadence in the first 60 days; alert-to-incident conversion rate tracked as a Beyond-PWS QCP metric; named alert owner per region.</w:t>
       </w:r>
     </w:p>
     <w:p>
@@ -1924,13 +1970,105 @@
         <w:pStyle w:val="Heading3"/>
       </w:pPr>
       <w:r>
-        <w:t>1.3.12 Task 11.1 — OCIO Communications Services</w:t>
+        <w:t>1.3.11 Task 10 — Workplace Productivity Support Services</w:t>
       </w:r>
     </w:p>
     <w:p>
       <w:pPr/>
       <w:r>
+        <w:rPr>
+          <w:b/>
+        </w:rPr>
+        <w:t>Task 10.1 — General Requirements (cross-cutting).</w:t>
+      </w:r>
+      <w:r>
+        <w:t xml:space="preserve"> Patch and antivirus management across the M365 platform with CSPO and Event Notification List (ENL) coordination; APIs and Group Policy Objects; Security Assessment and Authorization (SA&amp;A) documentation; 24×7 break-fix; vendor case management. The Senior Computer Systems Engineer/Architect is the named M365 platform lead.</w:t>
+      </w:r>
+    </w:p>
+    <w:p>
+      <w:pPr/>
+      <w:r>
+        <w:rPr>
+          <w:b/>
+        </w:rPr>
+        <w:t>Task 10.2 — Communications Email/Messaging.</w:t>
+      </w:r>
+      <w:r>
+        <w:t xml:space="preserve"> Enterprise email and messaging administration across Outlook, Microsoft Stream, and Intune. High-availability design across cloud and on-prem; coordination with M365 platform engineering. Outlook is the largest single incident driver in the demand profile (10.3%) — we treat KB and macro investment in Outlook as a Tier-1 deflection priority.</w:t>
+      </w:r>
+    </w:p>
+    <w:p>
+      <w:pPr/>
+      <w:r>
+        <w:rPr>
+          <w:b/>
+        </w:rPr>
+        <w:t>Task 10.3 — Enterprise Collaboration.</w:t>
+      </w:r>
+      <w:r>
+        <w:t xml:space="preserve"> Site collection administration across Teams, SharePoint, OneDrive, and Azure for both M365 cloud and on-prem operations. Governance follows CDC standard practice; we do not propose to replace existing collaboration patterns absent CDC direction.</w:t>
+      </w:r>
+    </w:p>
+    <w:p>
+      <w:pPr/>
+      <w:r>
+        <w:rPr>
+          <w:b/>
+        </w:rPr>
+        <w:t>Task 10.4 — Process Automation and Visualization.</w:t>
+      </w:r>
+      <w:r>
+        <w:t xml:space="preserve"> Low-code development and administration across Dynamics 365, Power Platform, and Azure DevOps. Workflow automation and Power BI visualization. Data modeling that supports Task 10.5 reporting. The Power Platform team is the second engine of automation on this contract, complementing the ServiceNow workflow program in Task 1.1 and Task 8.3.</w:t>
+      </w:r>
+    </w:p>
+    <w:p>
+      <w:pPr/>
+      <w:r>
+        <w:rPr>
+          <w:b/>
+        </w:rPr>
+        <w:t>Task 10.5 — Reporting Services.</w:t>
+      </w:r>
+      <w:r>
+        <w:t xml:space="preserve"> Reporting infrastructure and dashboards on ServiceNow with event-data integration, real-time alerting, and connection to performance systems. We co-design six standing dashboards with the COR in the first 30 days post-award: (1) SLA performance against PWS Table 5; (2) Tier-1 deflection-rate dashboard by category; (3) Knowledge Article Currency dashboard; (4) OCONUS site-availability dashboard; (5) Surge-readiness / on-call dashboard; (6) GFE on-time-delivery and inventory-variance dashboard. All six are accessible to the COR and Technical Monitors in real time — the COR does not wait for a monthly report to know the SLA position.</w:t>
+      </w:r>
+    </w:p>
+    <w:p>
+      <w:pPr/>
+      <w:r>
+        <w:rPr>
+          <w:b/>
+        </w:rPr>
+        <w:t>Task-specific risks and mitigations.</w:t>
+      </w:r>
+      <w:r>
+        <w:t xml:space="preserve"> Primary risk for Task 10: M365 platform change cadence outpacing CDC SA&amp;A documentation. Mitigation: the Senior Computer Systems Engineer/Architect named M365 lead maintains a rolling 90-day Microsoft roadmap watch and pre-files SA&amp;A delta documentation ahead of in-production changes.</w:t>
+      </w:r>
+    </w:p>
+    <w:p>
+      <w:pPr>
+        <w:pStyle w:val="Heading3"/>
+      </w:pPr>
+      <w:r>
+        <w:t>1.3.12 Task 11.1 — OCIO Communications Services</w:t>
+      </w:r>
+    </w:p>
+    <w:p>
+      <w:pPr/>
+      <w:r>
         <w:t>OCIO communications and marketing across CDC Connects and the OCIO web — 508-compliant content, stakeholder messaging, web content production, and multimedia. The Weekly Status Report and the call-volume, productivity, and trend-analysis report (due monthly on the 15th) are produced in this task. The OCIO Communications role works to the OCIO voice and brand standards and supports the customer communications backbone of the entire CITS service experience — including transition-period customer communications described in §3.7.</w:t>
+      </w:r>
+    </w:p>
+    <w:p>
+      <w:pPr/>
+      <w:r>
+        <w:rPr>
+          <w:b/>
+        </w:rPr>
+        <w:t>Task-specific risks and mitigations.</w:t>
+      </w:r>
+      <w:r>
+        <w:t xml:space="preserve"> Primary risk: communications volume during a public-health emergency outpaces the standing roster. Mitigation: pre-staged crisis-communications templates aligned to OCIO voice; named alternates trained on CDC Connects publishing; coordinated escalation to CDC Office of Communications.</w:t>
       </w:r>
     </w:p>
     <w:p>
@@ -1938,13 +2076,13 @@
         <w:pStyle w:val="Heading2"/>
       </w:pPr>
       <w:r>
-        <w:t>1.4 Cross-Cutting Service Disciplines (Including HCD as Operating Model)</w:t>
+        <w:t>1.4 Cross-Cutting Service Practices (HCD as the Operating Model)</w:t>
       </w:r>
     </w:p>
     <w:p>
       <w:pPr/>
       <w:r>
-        <w:t>Seven cross-cutting disciplines run across every task. They are summarized here so we do not repeat them in each task narrative.</w:t>
+        <w:t>Seven cross-cutting practices run across every task. We lead with Human-Centered Design because it is how we operate, not a separate work product or section.</w:t>
       </w:r>
     </w:p>
     <w:p>
@@ -1953,10 +2091,10 @@
         <w:rPr>
           <w:b/>
         </w:rPr>
-        <w:t>(1) Customer service standard (PWS Subsection 3.2.1).</w:t>
-      </w:r>
-      <w:r>
-        <w:t xml:space="preserve"> All contractor personnel handle customer interactions with tact and diplomacy, demonstrate active listening, and accurately record information. The 96%-or-greater Customer Service Survey score is a managed metric, not a hopeful outcome — coaching, calibration sessions, and structured QA review of recorded calls are weekly disciplines.</w:t>
+        <w:t>(1) Human-Centered Design (HCD) as the operating model.</w:t>
+      </w:r>
+      <w:r>
+        <w:t xml:space="preserve"> We use named methods — journey mapping, contextual inquiry, service blueprinting, usability testing on the ServiceNow self-service portal, and co-design with the CDC Customer Experience Office — and we tie each to a specific operational outcome. We journey-map four CDC populations whose support needs are distinct: laboratory and research scientists, public health field responders, program staff, and global health partners. The journey maps directly inform the priority of KB articles, the design of self-service flows in the Virtual Agent, the order of operations in OCONUS runbooks, and the choice of automation candidates. Section 508 / WCAG 2.0 AA is treated as design input from the start, not a remediation step at the end. Voice-of-customer measurement runs continuously through the Customer Service Survey and a quarterly journey-specific deep-dive coordinated with the CXO team. HCD outcomes are reported to the COR and OCIO leadership monthly.</w:t>
       </w:r>
     </w:p>
     <w:p>
@@ -1965,10 +2103,10 @@
         <w:rPr>
           <w:b/>
         </w:rPr>
-        <w:t>(2) Quality control discipline (PWS Subsection 3.2.2 and Section 9).</w:t>
-      </w:r>
-      <w:r>
-        <w:t xml:space="preserve"> Quality is consistency, accuracy, and customer satisfaction. We staff a defined quality control function inside Program Management, run weekly review of contact channels in Task 1.1, and document corrective actions in the QCP we submit and maintain throughout the contract. The QCP is described in §3.6.</w:t>
+        <w:t>HCD in practice.</w:t>
+      </w:r>
+      <w:r>
+        <w:t xml:space="preserve"> Worked example — laboratory and research scientists. Journey mapping with bench scientists at Roybal surfaces an authentication friction pattern at shared lab workstations: MFA prompts time out during instrument-protocol sessions and force re-authentication mid-experiment. Our HCD response is a service blueprint that pairs MFA timing windows to lab-instrument session lengths, validated through usability testing with bench scientists, and a knowledge article authored in plain laboratory language rather than in IT vocabulary. The same journey-mapping discipline applies to public-health field responders (EOC tempo, deployable kit reliability, OCONUS connectivity), program staff (M365 productivity, document collaboration), and global health partners (low-bandwidth resilience, identity reach-back).</w:t>
       </w:r>
     </w:p>
     <w:p>
@@ -1977,10 +2115,10 @@
         <w:rPr>
           <w:b/>
         </w:rPr>
-        <w:t>(3) Knowledge management as a measured discipline (PWS Subsection 3.2.3).</w:t>
-      </w:r>
-      <w:r>
-        <w:t xml:space="preserve"> Knowledge articles in ServiceNow are owned, dated, indexed, and reviewed on a quarterly cadence. Findability is measured. The objective is deflection — moving deterministic resolution from Tier 1 capacity to customer self-service — and that requires the knowledge base to be useful, not merely present. Article ownership maps to a named SME by topic family; the Knowledge Article Currency Rate (target 95%) is reported monthly.</w:t>
+        <w:t>(2) Customer service standard (PWS Subsection 3.2.1).</w:t>
+      </w:r>
+      <w:r>
+        <w:t xml:space="preserve"> All contractor personnel handle customer interactions with tact and diplomacy, demonstrate active listening, and accurately record information. The 96%-or-greater Customer Service Survey score is a managed metric, not a hopeful outcome — coaching, calibration sessions, and structured QA review of recorded calls are weekly practices.</w:t>
       </w:r>
     </w:p>
     <w:p>
@@ -1989,10 +2127,10 @@
         <w:rPr>
           <w:b/>
         </w:rPr>
-        <w:t>(4) Reporting discipline (PWS Subsection 3.2.4 and Section 8).</w:t>
-      </w:r>
-      <w:r>
-        <w:t xml:space="preserve"> Every recurring report in PWS Table 12 is owned, calendared, and version-controlled. Reports are submitted on time and without gross errors, in compliance with the QASP performance requirement. The reporting platform under Task 10.5 surfaces report status proactively rather than retrospectively.</w:t>
+        <w:t>(3) Quality control practice (PWS Subsection 3.2.2 and Section 9).</w:t>
+      </w:r>
+      <w:r>
+        <w:t xml:space="preserve"> Quality is consistency, accuracy, and customer satisfaction. We staff a defined quality control function inside Program Management, run weekly review of contact channels in Task 1.1, and document corrective actions in the QCP we submit and maintain throughout the contract. The QCP is described in §3.6.</w:t>
       </w:r>
     </w:p>
     <w:p>
@@ -2001,10 +2139,10 @@
         <w:rPr>
           <w:b/>
         </w:rPr>
-        <w:t>(5) Innovation in operations and customer experience (PWS Subsection 3.2.5).</w:t>
-      </w:r>
-      <w:r>
-        <w:t xml:space="preserve"> CDC's PWS calls for innovative technology to improve operations and customer experience, naming RPA and ServiceNow automation as examples. Our innovation roadmap is built on those rails. RPA addresses repetitive workflow steps with deterministic logic — onboarding sub-tasks, ticket routing, status communications. ServiceNow workflow expansion compounds the deflection program. Capabilities CDC explicitly provides and approves are absorbed into the operating model on CDC's authority through our continuous-improvement cadence; we do not introduce or use unapproved AI products in performance, in compliance with the Section E proposal preparation instruction.</w:t>
+        <w:t>(4) Knowledge management as a measured practice (PWS Subsection 3.2.3).</w:t>
+      </w:r>
+      <w:r>
+        <w:t xml:space="preserve"> Knowledge articles in ServiceNow are owned, dated, indexed, and reviewed on a quarterly cadence. Findability is measured. The objective is deflection — moving deterministic resolution from Tier-1 capacity to customer self-service — and that requires the knowledge base to be useful, not merely present. Article ownership maps to a named SME by topic family; the Knowledge Article Currency Rate (target 95%) is reported monthly.</w:t>
       </w:r>
     </w:p>
     <w:p>
@@ -2013,10 +2151,10 @@
         <w:rPr>
           <w:b/>
         </w:rPr>
-        <w:t>(6) Continuous improvement and total cost of ownership (PWS Subsection 3.2.6).</w:t>
-      </w:r>
-      <w:r>
-        <w:t xml:space="preserve"> We monitor and analyze performance and customer experience, build the structure for incremental improvement, and execute improvements that reduce TCO consistently over time. The change management discipline is documented in the QCP. Year-over-year TCO reduction is a contract objective; we report against it monthly.</w:t>
+        <w:t>(5) Reporting practice (PWS Subsection 3.2.4 and Section 8).</w:t>
+      </w:r>
+      <w:r>
+        <w:t xml:space="preserve"> Every recurring report in PWS Table 12 is owned, calendared, and version-controlled. Reports are submitted on time and without gross errors, in compliance with the QASP performance requirement. The reporting platform under Task 10.5 surfaces report status proactively rather than retrospectively.</w:t>
       </w:r>
     </w:p>
     <w:p>
@@ -2025,10 +2163,22 @@
         <w:rPr>
           <w:b/>
         </w:rPr>
-        <w:t>(7) Human-Centered Design (HCD) as the operating model.</w:t>
-      </w:r>
-      <w:r>
-        <w:t xml:space="preserve"> HCD is how we operate, not a separate work product. We use named methods — journey mapping, contextual inquiry, service blueprinting, usability testing on the ServiceNow self-service portal, and co-design with the CDC Customer Experience Office — and we tie each to a specific operational outcome. We journey-map four CDC populations whose support needs are distinct: laboratory and research scientists (scientific computing, MFA friction, instrument network integration), public health field responders (EOC tempo, deployable kit reliability, OCONUS connectivity), program staff (M365 productivity, document collaboration), and global health partners (low-bandwidth resilience, identity reach-back). The journey maps directly inform the priority of KB articles, the design of self-service flows in the Virtual Agent, and the choice of automation candidates. Section 508 / WCAG 2.0 AA is treated as design input from day one, not a remediation task. Voice-of-customer measurement runs continuously through the Customer Service Survey and a quarterly journey-specific deep-dive coordinated with the CXO team. HCD outcomes are reported to the COR and OCIO leadership monthly.</w:t>
+        <w:t>(6) Innovation in operations and customer experience (PWS Subsection 3.2.5).</w:t>
+      </w:r>
+      <w:r>
+        <w:t xml:space="preserve"> CDC's PWS calls for innovative technology to improve operations and customer experience, naming RPA and ServiceNow automation as examples. Our innovation roadmap is built on those rails. RPA addresses repetitive workflow steps with deterministic logic — onboarding sub-tasks, ticket routing, status communications. ServiceNow workflow expansion extends the deflection program. Capabilities CDC explicitly provides and approves are absorbed into the way we work on CDC's authority through our continuous-improvement cadence; we do not introduce or use unapproved AI products in performance, in compliance with the Section E proposal preparation instruction.</w:t>
+      </w:r>
+    </w:p>
+    <w:p>
+      <w:pPr/>
+      <w:r>
+        <w:rPr>
+          <w:b/>
+        </w:rPr>
+        <w:t>(7) Continuous improvement and total cost of ownership (PWS Subsection 3.2.6).</w:t>
+      </w:r>
+      <w:r>
+        <w:t xml:space="preserve"> We do not pursue improvement opportunistically — we run a documented improvement engine. Performance and customer experience data flow from the Task 10.5 dashboards into a quarterly Continuous Service Improvement (CSI) review with the COR; improvements that pass the review move into the next option-period operating plan. The change-management protocol is in the QCP. Year-over-year TCO reduction is a contract objective; we report against it monthly.</w:t>
       </w:r>
     </w:p>
     <w:p>
@@ -2042,7 +2192,7 @@
     <w:p>
       <w:pPr/>
       <w:r>
-        <w:t>Section 508 accessibility is treated as a delivery requirement, not an afterthought. The DHHS Section 508 Product Assessment Template accompanies this volume per Section E; it does not count against the page limit. All web content under Tasks 5.3 and 11.1, all reporting outputs under Task 10.5, and all customer-facing artifacts (knowledge articles, self-service flows, training materials) are produced to WCAG 2.0 Level A and AA standards. Remediation cost for any non-conformant deliverable is the contractor's responsibility post-award, as required. The Task 5.3 / 11.1 communications leads carry 508-compliance accountability for their respective deliverables; the QC Lead carries enterprise accountability across the contract.</w:t>
+        <w:t>Accessibility input from the start is part of our HCD operating model — not a separate compliance step at the end. The DHHS Section 508 Product Assessment Template accompanies this volume per Section E; it does not count against the page limit. All web content under Tasks 5.3 and 11.1, all reporting outputs under Task 10.5, and all customer-facing artifacts (knowledge articles, self-service flows, training materials) are produced to WCAG 2.0 Level A and AA standards. Remediation cost for any non-conformant deliverable is the contractor's responsibility post-award, as required. The Task 5.3 / 11.1 communications leads carry 508 accountability for their respective deliverables; the QC Lead carries enterprise accountability across the contract.</w:t>
       </w:r>
     </w:p>
     <w:p>
@@ -2050,15 +2200,426 @@
         <w:pStyle w:val="Heading2"/>
       </w:pPr>
       <w:r>
-        <w:t>1.6 Cybersecurity and Compliance Posture</w:t>
+        <w:t>1.6 Cybersecurity and Compliance Position</w:t>
       </w:r>
     </w:p>
     <w:p>
       <w:pPr/>
       <w:r>
-        <w:t>Our delivery posture meets PWS Section 12 in full: FISMA compliance; NIST SP 800-60 Volume II data categorization; NIST SP 800-160 Volumes 1 and 2 systems-security-engineering principles; CSPO coordination on patching and configuration baselines; immediate Cybersecurity Incident Response Team (CSIRT) reporting of known, reported, or suspected security incidents; DoD 8570.01-m and 8140 personnel certification posture; and Security Assessment and Authorization (SA&amp;A) package alignment to the CDC SA&amp;A SOP. Personnel hold Public Trust Level 5 clearances where required (including the three ServiceNow Analysts and the VCC Systems Administrator under Task 1.1). Foreign-equipment and product prohibitions under Section 889, FAR 52.204-23 (Kaspersky), FAR 52.204-25, -26, and -27 (covered telecommunications and ByteDance) are reflected in our supply chain and procurement controls. Non-Disclosure Agreements are signed by every contractor employee per HHS instruction. Contractor Information Security Awareness, Privacy, and Records Management training is completed at onboarding and renewed annually.</w:t>
+        <w:t>We meet PWS Section 12 in full. Table 1.6-A maps each authority to how we comply.</w:t>
       </w:r>
     </w:p>
+    <w:p>
+      <w:pPr/>
+      <w:r>
+        <w:t>Table 1.6-A. Cybersecurity and compliance authorities, mapped to our compliance approach.</w:t>
+      </w:r>
+    </w:p>
+    <w:tbl>
+      <w:tblPr>
+        <w:tblStyle w:val="LightGrid-Accent1"/>
+        <w:tblW w:type="auto" w:w="0"/>
+        <w:tblLook w:firstColumn="1" w:firstRow="1" w:lastColumn="0" w:lastRow="0" w:noHBand="0" w:noVBand="1" w:val="04A0"/>
+      </w:tblPr>
+      <w:tblGrid>
+        <w:gridCol w:w="5040"/>
+        <w:gridCol w:w="5040"/>
+      </w:tblGrid>
+      <w:tr>
+        <w:tc>
+          <w:tcPr>
+            <w:tcW w:type="dxa" w:w="3744"/>
+            <w:shd w:val="clear" w:color="auto" w:fill="D9E1F2"/>
+          </w:tcPr>
+          <w:p>
+            <w:r/>
+            <w:r>
+              <w:rPr>
+                <w:b/>
+                <w:sz w:val="20"/>
+              </w:rPr>
+              <w:t>Authority / requirement</w:t>
+            </w:r>
+          </w:p>
+        </w:tc>
+        <w:tc>
+          <w:tcPr>
+            <w:tcW w:type="dxa" w:w="6912"/>
+            <w:shd w:val="clear" w:color="auto" w:fill="D9E1F2"/>
+          </w:tcPr>
+          <w:p>
+            <w:r/>
+            <w:r>
+              <w:rPr>
+                <w:b/>
+                <w:sz w:val="20"/>
+              </w:rPr>
+              <w:t>How we comply</w:t>
+            </w:r>
+          </w:p>
+        </w:tc>
+      </w:tr>
+      <w:tr>
+        <w:tc>
+          <w:tcPr>
+            <w:tcW w:type="dxa" w:w="3744"/>
+          </w:tcPr>
+          <w:p>
+            <w:r/>
+            <w:r>
+              <w:rPr>
+                <w:sz w:val="20"/>
+              </w:rPr>
+              <w:t>FISMA compliance</w:t>
+            </w:r>
+          </w:p>
+        </w:tc>
+        <w:tc>
+          <w:tcPr>
+            <w:tcW w:type="dxa" w:w="6912"/>
+          </w:tcPr>
+          <w:p>
+            <w:r/>
+            <w:r>
+              <w:rPr>
+                <w:sz w:val="20"/>
+              </w:rPr>
+              <w:t>Annual control assessment; SA&amp;A maintained by Cyber Lead; documentation aligned to CDC SA&amp;A SOP.</w:t>
+            </w:r>
+          </w:p>
+        </w:tc>
+      </w:tr>
+      <w:tr>
+        <w:tc>
+          <w:tcPr>
+            <w:tcW w:type="dxa" w:w="3744"/>
+          </w:tcPr>
+          <w:p>
+            <w:r/>
+            <w:r>
+              <w:rPr>
+                <w:sz w:val="20"/>
+              </w:rPr>
+              <w:t>NIST SP 800-60 Vol. II — data categorization</w:t>
+            </w:r>
+          </w:p>
+        </w:tc>
+        <w:tc>
+          <w:tcPr>
+            <w:tcW w:type="dxa" w:w="6912"/>
+          </w:tcPr>
+          <w:p>
+            <w:r/>
+            <w:r>
+              <w:rPr>
+                <w:sz w:val="20"/>
+              </w:rPr>
+              <w:t>Information types and impact levels documented per system touchpoint; reviewed annually.</w:t>
+            </w:r>
+          </w:p>
+        </w:tc>
+      </w:tr>
+      <w:tr>
+        <w:tc>
+          <w:tcPr>
+            <w:tcW w:type="dxa" w:w="3744"/>
+          </w:tcPr>
+          <w:p>
+            <w:r/>
+            <w:r>
+              <w:rPr>
+                <w:sz w:val="20"/>
+              </w:rPr>
+              <w:t>NIST SP 800-160 Vol. 1 &amp; 2 — systems security engineering</w:t>
+            </w:r>
+          </w:p>
+        </w:tc>
+        <w:tc>
+          <w:tcPr>
+            <w:tcW w:type="dxa" w:w="6912"/>
+          </w:tcPr>
+          <w:p>
+            <w:r/>
+            <w:r>
+              <w:rPr>
+                <w:sz w:val="20"/>
+              </w:rPr>
+              <w:t>Engineering decisions tied to documented security principles; reviewed at change-control gates.</w:t>
+            </w:r>
+          </w:p>
+        </w:tc>
+      </w:tr>
+      <w:tr>
+        <w:tc>
+          <w:tcPr>
+            <w:tcW w:type="dxa" w:w="3744"/>
+          </w:tcPr>
+          <w:p>
+            <w:r/>
+            <w:r>
+              <w:rPr>
+                <w:sz w:val="20"/>
+              </w:rPr>
+              <w:t>CSPO coordination on patching / configuration</w:t>
+            </w:r>
+          </w:p>
+        </w:tc>
+        <w:tc>
+          <w:tcPr>
+            <w:tcW w:type="dxa" w:w="6912"/>
+          </w:tcPr>
+          <w:p>
+            <w:r/>
+            <w:r>
+              <w:rPr>
+                <w:sz w:val="20"/>
+              </w:rPr>
+              <w:t>Calendared patch windows; rolling 30-day patch outlook; named CSPO interface (Cyber Lead).</w:t>
+            </w:r>
+          </w:p>
+        </w:tc>
+      </w:tr>
+      <w:tr>
+        <w:tc>
+          <w:tcPr>
+            <w:tcW w:type="dxa" w:w="3744"/>
+          </w:tcPr>
+          <w:p>
+            <w:r/>
+            <w:r>
+              <w:rPr>
+                <w:sz w:val="20"/>
+              </w:rPr>
+              <w:t>CSIRT reporting of incidents</w:t>
+            </w:r>
+          </w:p>
+        </w:tc>
+        <w:tc>
+          <w:tcPr>
+            <w:tcW w:type="dxa" w:w="6912"/>
+          </w:tcPr>
+          <w:p>
+            <w:r/>
+            <w:r>
+              <w:rPr>
+                <w:sz w:val="20"/>
+              </w:rPr>
+              <w:t>Immediate reporting of known, reported, or suspected incidents per PWS §12; documented playbook.</w:t>
+            </w:r>
+          </w:p>
+        </w:tc>
+      </w:tr>
+      <w:tr>
+        <w:tc>
+          <w:tcPr>
+            <w:tcW w:type="dxa" w:w="3744"/>
+          </w:tcPr>
+          <w:p>
+            <w:r/>
+            <w:r>
+              <w:rPr>
+                <w:sz w:val="20"/>
+              </w:rPr>
+              <w:t>DoD 8570.01-m and 8140 — personnel certification</w:t>
+            </w:r>
+          </w:p>
+        </w:tc>
+        <w:tc>
+          <w:tcPr>
+            <w:tcW w:type="dxa" w:w="6912"/>
+          </w:tcPr>
+          <w:p>
+            <w:r/>
+            <w:r>
+              <w:rPr>
+                <w:sz w:val="20"/>
+              </w:rPr>
+              <w:t>Each role mapped to required certification family; renewal tracked; contractor-funded.</w:t>
+            </w:r>
+          </w:p>
+        </w:tc>
+      </w:tr>
+      <w:tr>
+        <w:tc>
+          <w:tcPr>
+            <w:tcW w:type="dxa" w:w="3744"/>
+          </w:tcPr>
+          <w:p>
+            <w:r/>
+            <w:r>
+              <w:rPr>
+                <w:sz w:val="20"/>
+              </w:rPr>
+              <w:t>Security Assessment and Authorization (SA&amp;A)</w:t>
+            </w:r>
+          </w:p>
+        </w:tc>
+        <w:tc>
+          <w:tcPr>
+            <w:tcW w:type="dxa" w:w="6912"/>
+          </w:tcPr>
+          <w:p>
+            <w:r/>
+            <w:r>
+              <w:rPr>
+                <w:sz w:val="20"/>
+              </w:rPr>
+              <w:t>Package maintained continuously; delta documentation pre-filed ahead of major M365 / SN changes.</w:t>
+            </w:r>
+          </w:p>
+        </w:tc>
+      </w:tr>
+      <w:tr>
+        <w:tc>
+          <w:tcPr>
+            <w:tcW w:type="dxa" w:w="3744"/>
+          </w:tcPr>
+          <w:p>
+            <w:r/>
+            <w:r>
+              <w:rPr>
+                <w:sz w:val="20"/>
+              </w:rPr>
+              <w:t>Public Trust Level 5</w:t>
+            </w:r>
+          </w:p>
+        </w:tc>
+        <w:tc>
+          <w:tcPr>
+            <w:tcW w:type="dxa" w:w="6912"/>
+          </w:tcPr>
+          <w:p>
+            <w:r/>
+            <w:r>
+              <w:rPr>
+                <w:sz w:val="20"/>
+              </w:rPr>
+              <w:t>ServiceNow Analysts (3) and VCC Systems Administrator under Task 1.1; pre-cleared bench available.</w:t>
+            </w:r>
+          </w:p>
+        </w:tc>
+      </w:tr>
+      <w:tr>
+        <w:tc>
+          <w:tcPr>
+            <w:tcW w:type="dxa" w:w="3744"/>
+          </w:tcPr>
+          <w:p>
+            <w:r/>
+            <w:r>
+              <w:rPr>
+                <w:sz w:val="20"/>
+              </w:rPr>
+              <w:t>Section 889; FAR 52.204-23 (Kaspersky); FAR 52.204-25/-26/-27 (covered telecom / ByteDance)</w:t>
+            </w:r>
+          </w:p>
+        </w:tc>
+        <w:tc>
+          <w:tcPr>
+            <w:tcW w:type="dxa" w:w="6912"/>
+          </w:tcPr>
+          <w:p>
+            <w:r/>
+            <w:r>
+              <w:rPr>
+                <w:sz w:val="20"/>
+              </w:rPr>
+              <w:t>Reflected in supply chain and procurement controls; vendor attestations on file.</w:t>
+            </w:r>
+          </w:p>
+        </w:tc>
+      </w:tr>
+      <w:tr>
+        <w:tc>
+          <w:tcPr>
+            <w:tcW w:type="dxa" w:w="3744"/>
+          </w:tcPr>
+          <w:p>
+            <w:r/>
+            <w:r>
+              <w:rPr>
+                <w:sz w:val="20"/>
+              </w:rPr>
+              <w:t>NDAs (HHS instruction)</w:t>
+            </w:r>
+          </w:p>
+        </w:tc>
+        <w:tc>
+          <w:tcPr>
+            <w:tcW w:type="dxa" w:w="6912"/>
+          </w:tcPr>
+          <w:p>
+            <w:r/>
+            <w:r>
+              <w:rPr>
+                <w:sz w:val="20"/>
+              </w:rPr>
+              <w:t>Signed by every contractor employee at onboarding; annual reaffirmation.</w:t>
+            </w:r>
+          </w:p>
+        </w:tc>
+      </w:tr>
+      <w:tr>
+        <w:tc>
+          <w:tcPr>
+            <w:tcW w:type="dxa" w:w="3744"/>
+          </w:tcPr>
+          <w:p>
+            <w:r/>
+            <w:r>
+              <w:rPr>
+                <w:sz w:val="20"/>
+              </w:rPr>
+              <w:t>IS Awareness, Privacy, Records Management training</w:t>
+            </w:r>
+          </w:p>
+        </w:tc>
+        <w:tc>
+          <w:tcPr>
+            <w:tcW w:type="dxa" w:w="6912"/>
+          </w:tcPr>
+          <w:p>
+            <w:r/>
+            <w:r>
+              <w:rPr>
+                <w:sz w:val="20"/>
+              </w:rPr>
+              <w:t>Completed at onboarding; renewed annually; attestations tracked.</w:t>
+            </w:r>
+          </w:p>
+        </w:tc>
+      </w:tr>
+      <w:tr>
+        <w:tc>
+          <w:tcPr>
+            <w:tcW w:type="dxa" w:w="3744"/>
+          </w:tcPr>
+          <w:p>
+            <w:r/>
+            <w:r>
+              <w:rPr>
+                <w:sz w:val="20"/>
+              </w:rPr>
+              <w:t>Privacy Act and PII handling (per OMB A-130)</w:t>
+            </w:r>
+          </w:p>
+        </w:tc>
+        <w:tc>
+          <w:tcPr>
+            <w:tcW w:type="dxa" w:w="6912"/>
+          </w:tcPr>
+          <w:p>
+            <w:r/>
+            <w:r>
+              <w:rPr>
+                <w:sz w:val="20"/>
+              </w:rPr>
+              <w:t>Identified PII flagged in ServiceNow; access controls aligned; incident reporting per CSIRT.</w:t>
+            </w:r>
+          </w:p>
+        </w:tc>
+      </w:tr>
+    </w:tbl>
     <w:p>
       <w:pPr>
         <w:pStyle w:val="Heading2"/>
@@ -2076,7 +2637,7 @@
     <w:p>
       <w:pPr/>
       <w:r>
-        <w:t>Table 1.7-A. Three test-and-learn pilots.</w:t>
+        <w:t>Table 1.7-A. Four test-and-learn pilots.</w:t>
       </w:r>
     </w:p>
     <w:tbl>
@@ -2095,6 +2656,38 @@
       <w:tr>
         <w:tc>
           <w:tcPr>
+            <w:tcW w:type="dxa" w:w="1728"/>
+            <w:shd w:val="clear" w:color="auto" w:fill="D9E1F2"/>
+          </w:tcPr>
+          <w:p>
+            <w:r/>
+            <w:r>
+              <w:rPr>
+                <w:b/>
+                <w:sz w:val="20"/>
+              </w:rPr>
+              <w:t>Pilot</w:t>
+            </w:r>
+          </w:p>
+        </w:tc>
+        <w:tc>
+          <w:tcPr>
+            <w:tcW w:type="dxa" w:w="2160"/>
+            <w:shd w:val="clear" w:color="auto" w:fill="D9E1F2"/>
+          </w:tcPr>
+          <w:p>
+            <w:r/>
+            <w:r>
+              <w:rPr>
+                <w:b/>
+                <w:sz w:val="20"/>
+              </w:rPr>
+              <w:t>Hypothesis</w:t>
+            </w:r>
+          </w:p>
+        </w:tc>
+        <w:tc>
+          <w:tcPr>
             <w:tcW w:type="dxa" w:w="2016"/>
             <w:shd w:val="clear" w:color="auto" w:fill="D9E1F2"/>
           </w:tcPr>
@@ -2105,13 +2698,13 @@
                 <w:b/>
                 <w:sz w:val="20"/>
               </w:rPr>
-              <w:t>Pilot</w:t>
-            </w:r>
-          </w:p>
-        </w:tc>
-        <w:tc>
-          <w:tcPr>
-            <w:tcW w:type="dxa" w:w="2448"/>
+              <w:t>Baseline / target</w:t>
+            </w:r>
+          </w:p>
+        </w:tc>
+        <w:tc>
+          <w:tcPr>
+            <w:tcW w:type="dxa" w:w="2016"/>
             <w:shd w:val="clear" w:color="auto" w:fill="D9E1F2"/>
           </w:tcPr>
           <w:p>
@@ -2121,45 +2714,13 @@
                 <w:b/>
                 <w:sz w:val="20"/>
               </w:rPr>
-              <w:t>Hypothesis</w:t>
-            </w:r>
-          </w:p>
-        </w:tc>
-        <w:tc>
-          <w:tcPr>
-            <w:tcW w:type="dxa" w:w="2304"/>
-            <w:shd w:val="clear" w:color="auto" w:fill="D9E1F2"/>
-          </w:tcPr>
-          <w:p>
-            <w:r/>
-            <w:r>
-              <w:rPr>
-                <w:b/>
-                <w:sz w:val="20"/>
-              </w:rPr>
-              <w:t>Baseline / target</w:t>
-            </w:r>
-          </w:p>
-        </w:tc>
-        <w:tc>
-          <w:tcPr>
-            <w:tcW w:type="dxa" w:w="1008"/>
-            <w:shd w:val="clear" w:color="auto" w:fill="D9E1F2"/>
-          </w:tcPr>
-          <w:p>
-            <w:r/>
-            <w:r>
-              <w:rPr>
-                <w:b/>
-                <w:sz w:val="20"/>
-              </w:rPr>
-              <w:t>Duration</w:t>
-            </w:r>
-          </w:p>
-        </w:tc>
-        <w:tc>
-          <w:tcPr>
-            <w:tcW w:type="dxa" w:w="2304"/>
+              <w:t>What CDC sees in 30 days</w:t>
+            </w:r>
+          </w:p>
+        </w:tc>
+        <w:tc>
+          <w:tcPr>
+            <w:tcW w:type="dxa" w:w="2016"/>
             <w:shd w:val="clear" w:color="auto" w:fill="D9E1F2"/>
           </w:tcPr>
           <w:p>
@@ -2177,6 +2738,34 @@
       <w:tr>
         <w:tc>
           <w:tcPr>
+            <w:tcW w:type="dxa" w:w="1728"/>
+          </w:tcPr>
+          <w:p>
+            <w:r/>
+            <w:r>
+              <w:rPr>
+                <w:sz w:val="20"/>
+              </w:rPr>
+              <w:t>P1 — Virtual Agent password-reset deflection at Roybal</w:t>
+            </w:r>
+          </w:p>
+        </w:tc>
+        <w:tc>
+          <w:tcPr>
+            <w:tcW w:type="dxa" w:w="2160"/>
+          </w:tcPr>
+          <w:p>
+            <w:r/>
+            <w:r>
+              <w:rPr>
+                <w:sz w:val="20"/>
+              </w:rPr>
+              <w:t>ServiceNow Virtual Agent + audited identity verification deflects deterministic password reset traffic without compromising security or CSAT</w:t>
+            </w:r>
+          </w:p>
+        </w:tc>
+        <w:tc>
+          <w:tcPr>
             <w:tcW w:type="dxa" w:w="2016"/>
           </w:tcPr>
           <w:p>
@@ -2185,63 +2774,35 @@
               <w:rPr>
                 <w:sz w:val="20"/>
               </w:rPr>
-              <w:t>P1 — Virtual Agent password-reset deflection at Roybal</w:t>
-            </w:r>
-          </w:p>
-        </w:tc>
-        <w:tc>
-          <w:tcPr>
-            <w:tcW w:type="dxa" w:w="2448"/>
-          </w:tcPr>
-          <w:p>
-            <w:r/>
-            <w:r>
-              <w:rPr>
-                <w:sz w:val="20"/>
-              </w:rPr>
-              <w:t>ServiceNow Virtual Agent + audited identity verification deflects deterministic password reset traffic without compromising security or CSAT</w:t>
-            </w:r>
-          </w:p>
-        </w:tc>
-        <w:tc>
-          <w:tcPr>
-            <w:tcW w:type="dxa" w:w="2304"/>
-          </w:tcPr>
-          <w:p>
-            <w:r/>
-            <w:r>
-              <w:rPr>
-                <w:sz w:val="20"/>
-              </w:rPr>
-              <w:t>Baseline: 0% deflection. Target: 20% deflection of Roybal-originating password resets in pilot window</w:t>
-            </w:r>
-          </w:p>
-        </w:tc>
-        <w:tc>
-          <w:tcPr>
-            <w:tcW w:type="dxa" w:w="1008"/>
-          </w:tcPr>
-          <w:p>
-            <w:r/>
-            <w:r>
-              <w:rPr>
-                <w:sz w:val="20"/>
-              </w:rPr>
-              <w:t>90 days</w:t>
-            </w:r>
-          </w:p>
-        </w:tc>
-        <w:tc>
-          <w:tcPr>
-            <w:tcW w:type="dxa" w:w="2304"/>
-          </w:tcPr>
-          <w:p>
-            <w:r/>
-            <w:r>
-              <w:rPr>
-                <w:sz w:val="20"/>
-              </w:rPr>
-              <w:t>Extend to enterprise if deflection ≥15% with CSAT ≥96% and zero security exceptions</w:t>
+              <w:t>Baseline: 0% deflection. Target: 20% deflection of Roybal-originating password resets within 90 days</w:t>
+            </w:r>
+          </w:p>
+        </w:tc>
+        <w:tc>
+          <w:tcPr>
+            <w:tcW w:type="dxa" w:w="2016"/>
+          </w:tcPr>
+          <w:p>
+            <w:r/>
+            <w:r>
+              <w:rPr>
+                <w:sz w:val="20"/>
+              </w:rPr>
+              <w:t>Pilot live; first deflection-rate trend; security-exception count (target zero); CSAT delta</w:t>
+            </w:r>
+          </w:p>
+        </w:tc>
+        <w:tc>
+          <w:tcPr>
+            <w:tcW w:type="dxa" w:w="2016"/>
+          </w:tcPr>
+          <w:p>
+            <w:r/>
+            <w:r>
+              <w:rPr>
+                <w:sz w:val="20"/>
+              </w:rPr>
+              <w:t>Extend to enterprise if deflection ≥15%, CSAT ≥96%, zero security exceptions</w:t>
             </w:r>
           </w:p>
         </w:tc>
@@ -2249,6 +2810,34 @@
       <w:tr>
         <w:tc>
           <w:tcPr>
+            <w:tcW w:type="dxa" w:w="1728"/>
+          </w:tcPr>
+          <w:p>
+            <w:r/>
+            <w:r>
+              <w:rPr>
+                <w:sz w:val="20"/>
+              </w:rPr>
+              <w:t>P2 — Zero-touch refresh for DSS Atlanta image deployments</w:t>
+            </w:r>
+          </w:p>
+        </w:tc>
+        <w:tc>
+          <w:tcPr>
+            <w:tcW w:type="dxa" w:w="2160"/>
+          </w:tcPr>
+          <w:p>
+            <w:r/>
+            <w:r>
+              <w:rPr>
+                <w:sz w:val="20"/>
+              </w:rPr>
+              <w:t>Pre-imaged, pre-patched, pre-encrypted devices reduce per-device refresh touch time and improve image-compliance pre-issue rate</w:t>
+            </w:r>
+          </w:p>
+        </w:tc>
+        <w:tc>
+          <w:tcPr>
             <w:tcW w:type="dxa" w:w="2016"/>
           </w:tcPr>
           <w:p>
@@ -2257,63 +2846,35 @@
               <w:rPr>
                 <w:sz w:val="20"/>
               </w:rPr>
-              <w:t>P2 — Zero-touch refresh for DSS Atlanta image deployments</w:t>
-            </w:r>
-          </w:p>
-        </w:tc>
-        <w:tc>
-          <w:tcPr>
-            <w:tcW w:type="dxa" w:w="2448"/>
-          </w:tcPr>
-          <w:p>
-            <w:r/>
-            <w:r>
-              <w:rPr>
-                <w:sz w:val="20"/>
-              </w:rPr>
-              <w:t>Pre-imaged, pre-patched, pre-encrypted devices reduce per-device refresh touch time and improve image-compliance pre-issue rate</w:t>
-            </w:r>
-          </w:p>
-        </w:tc>
-        <w:tc>
-          <w:tcPr>
-            <w:tcW w:type="dxa" w:w="2304"/>
-          </w:tcPr>
-          <w:p>
-            <w:r/>
-            <w:r>
-              <w:rPr>
-                <w:sz w:val="20"/>
-              </w:rPr>
               <w:t>Baseline: ~30 minutes per refresh. Target: &lt;8 minutes per refresh; 100% pre-issue compliance</w:t>
             </w:r>
           </w:p>
         </w:tc>
         <w:tc>
           <w:tcPr>
-            <w:tcW w:type="dxa" w:w="1008"/>
-          </w:tcPr>
-          <w:p>
-            <w:r/>
-            <w:r>
-              <w:rPr>
-                <w:sz w:val="20"/>
-              </w:rPr>
-              <w:t>60 days</w:t>
-            </w:r>
-          </w:p>
-        </w:tc>
-        <w:tc>
-          <w:tcPr>
-            <w:tcW w:type="dxa" w:w="2304"/>
-          </w:tcPr>
-          <w:p>
-            <w:r/>
-            <w:r>
-              <w:rPr>
-                <w:sz w:val="20"/>
-              </w:rPr>
-              <w:t>Extend to all Atlanta campuses if compliance is 100% and per-device time meets target</w:t>
+            <w:tcW w:type="dxa" w:w="2016"/>
+          </w:tcPr>
+          <w:p>
+            <w:r/>
+            <w:r>
+              <w:rPr>
+                <w:sz w:val="20"/>
+              </w:rPr>
+              <w:t>First refresh wave complete; per-device touch time; pre-issue compliance rate</w:t>
+            </w:r>
+          </w:p>
+        </w:tc>
+        <w:tc>
+          <w:tcPr>
+            <w:tcW w:type="dxa" w:w="2016"/>
+          </w:tcPr>
+          <w:p>
+            <w:r/>
+            <w:r>
+              <w:rPr>
+                <w:sz w:val="20"/>
+              </w:rPr>
+              <w:t>Extend to all Atlanta campuses if compliance 100% and per-device time meets target</w:t>
             </w:r>
           </w:p>
         </w:tc>
@@ -2321,6 +2882,34 @@
       <w:tr>
         <w:tc>
           <w:tcPr>
+            <w:tcW w:type="dxa" w:w="1728"/>
+          </w:tcPr>
+          <w:p>
+            <w:r/>
+            <w:r>
+              <w:rPr>
+                <w:sz w:val="20"/>
+              </w:rPr>
+              <w:t>P3 — RPA-based PIV exception fulfillment</w:t>
+            </w:r>
+          </w:p>
+        </w:tc>
+        <w:tc>
+          <w:tcPr>
+            <w:tcW w:type="dxa" w:w="2160"/>
+          </w:tcPr>
+          <w:p>
+            <w:r/>
+            <w:r>
+              <w:rPr>
+                <w:sz w:val="20"/>
+              </w:rPr>
+              <w:t>RPA on Power Automate Desktop fulfills the deterministic verification steps of PIV Card Exception Requests, freeing Tier-1 capacity</w:t>
+            </w:r>
+          </w:p>
+        </w:tc>
+        <w:tc>
+          <w:tcPr>
             <w:tcW w:type="dxa" w:w="2016"/>
           </w:tcPr>
           <w:p>
@@ -2329,55 +2918,27 @@
               <w:rPr>
                 <w:sz w:val="20"/>
               </w:rPr>
-              <w:t>P3 — RPA-based PIV exception fulfillment</w:t>
-            </w:r>
-          </w:p>
-        </w:tc>
-        <w:tc>
-          <w:tcPr>
-            <w:tcW w:type="dxa" w:w="2448"/>
-          </w:tcPr>
-          <w:p>
-            <w:r/>
-            <w:r>
-              <w:rPr>
-                <w:sz w:val="20"/>
-              </w:rPr>
-              <w:t>RPA on Power Automate Desktop fulfills the deterministic verification steps of PIV Card Exception Requests, freeing Tier-1 capacity</w:t>
-            </w:r>
-          </w:p>
-        </w:tc>
-        <w:tc>
-          <w:tcPr>
-            <w:tcW w:type="dxa" w:w="2304"/>
-          </w:tcPr>
-          <w:p>
-            <w:r/>
-            <w:r>
-              <w:rPr>
-                <w:sz w:val="20"/>
-              </w:rPr>
-              <w:t>Baseline: 3,087 PIV exception tickets / 14 mo. Target: 40% of cycle time automated; FCR rate ≥85%</w:t>
-            </w:r>
-          </w:p>
-        </w:tc>
-        <w:tc>
-          <w:tcPr>
-            <w:tcW w:type="dxa" w:w="1008"/>
-          </w:tcPr>
-          <w:p>
-            <w:r/>
-            <w:r>
-              <w:rPr>
-                <w:sz w:val="20"/>
-              </w:rPr>
-              <w:t>120 days</w:t>
-            </w:r>
-          </w:p>
-        </w:tc>
-        <w:tc>
-          <w:tcPr>
-            <w:tcW w:type="dxa" w:w="2304"/>
+              <w:t>Baseline: 3,087 PIV exception tickets / 14 mo. Target: 40% cycle-time automated; FCR ≥85%</w:t>
+            </w:r>
+          </w:p>
+        </w:tc>
+        <w:tc>
+          <w:tcPr>
+            <w:tcW w:type="dxa" w:w="2016"/>
+          </w:tcPr>
+          <w:p>
+            <w:r/>
+            <w:r>
+              <w:rPr>
+                <w:sz w:val="20"/>
+              </w:rPr>
+              <w:t>Bot in production for one verification step; cycle-time delta on automated subset; audit exceptions (target zero)</w:t>
+            </w:r>
+          </w:p>
+        </w:tc>
+        <w:tc>
+          <w:tcPr>
+            <w:tcW w:type="dxa" w:w="2016"/>
           </w:tcPr>
           <w:p>
             <w:r/>
@@ -2386,6 +2947,78 @@
                 <w:sz w:val="20"/>
               </w:rPr>
               <w:t>Extend to enterprise if cycle-time reduction ≥30% and zero audit exceptions</w:t>
+            </w:r>
+          </w:p>
+        </w:tc>
+      </w:tr>
+      <w:tr>
+        <w:tc>
+          <w:tcPr>
+            <w:tcW w:type="dxa" w:w="1728"/>
+          </w:tcPr>
+          <w:p>
+            <w:r/>
+            <w:r>
+              <w:rPr>
+                <w:sz w:val="20"/>
+              </w:rPr>
+              <w:t>P4 — HCD journey-mapping with the CDC Customer Experience Office</w:t>
+            </w:r>
+          </w:p>
+        </w:tc>
+        <w:tc>
+          <w:tcPr>
+            <w:tcW w:type="dxa" w:w="2160"/>
+          </w:tcPr>
+          <w:p>
+            <w:r/>
+            <w:r>
+              <w:rPr>
+                <w:sz w:val="20"/>
+              </w:rPr>
+              <w:t>Co-scoped journey mapping for one CDC population (e.g., field responders) yields prioritized service improvements that cut tickets and lift CSAT</w:t>
+            </w:r>
+          </w:p>
+        </w:tc>
+        <w:tc>
+          <w:tcPr>
+            <w:tcW w:type="dxa" w:w="2016"/>
+          </w:tcPr>
+          <w:p>
+            <w:r/>
+            <w:r>
+              <w:rPr>
+                <w:sz w:val="20"/>
+              </w:rPr>
+              <w:t>Baseline: anchor population CSAT and top-3 friction points captured at pilot start. Target: ≥1 prioritized service improvement deployed and measured</w:t>
+            </w:r>
+          </w:p>
+        </w:tc>
+        <w:tc>
+          <w:tcPr>
+            <w:tcW w:type="dxa" w:w="2016"/>
+          </w:tcPr>
+          <w:p>
+            <w:r/>
+            <w:r>
+              <w:rPr>
+                <w:sz w:val="20"/>
+              </w:rPr>
+              <w:t>Population selected with CXO; journey map underway; top friction points published to COR</w:t>
+            </w:r>
+          </w:p>
+        </w:tc>
+        <w:tc>
+          <w:tcPr>
+            <w:tcW w:type="dxa" w:w="2016"/>
+          </w:tcPr>
+          <w:p>
+            <w:r/>
+            <w:r>
+              <w:rPr>
+                <w:sz w:val="20"/>
+              </w:rPr>
+              <w:t>Extend to a second population if the first delivers a measurable CSAT lift or ticket-volume reduction</w:t>
             </w:r>
           </w:p>
         </w:tc>
@@ -2394,7 +3027,7 @@
     <w:p>
       <w:pPr/>
       <w:r>
-        <w:t>All three pilots are run inside CDC-provided platforms (ServiceNow, MECM, Power Automate Desktop). None introduces a new tool, a new vendor, or a new data flow. None depends on AI products. Each pilot has a named owner, a documented baseline pulled from the Task 10.5 reporting platform, a weekly read-out to the COR, and an explicit decision gate at pilot end.</w:t>
+        <w:t>All four pilots run inside CDC-provided platforms (ServiceNow, MECM, Power Automate Desktop, the CDC CXO collaboration channels). None introduces a new tool, a new vendor, or a new data flow. None depends on AI products. Each pilot has a named owner, a documented baseline pulled from the Task 10.5 reporting platform, a weekly read-out to the COR, and an explicit decision gate at pilot end.</w:t>
       </w:r>
     </w:p>
     <w:p>
@@ -2408,13 +3041,13 @@
     <w:p>
       <w:pPr/>
       <w:r>
-        <w:t>Cost discipline on CITS is delivered through three compounding levers — deflection, automation, and delivery-center consolidation — under PWS Subsection 3.2.6 and contract objective 4. Table 1.8-A sets year-over-year targets we commit to as the operating envelope. Targets are adjusted in coordination with the COR at the start of each option period if material baseline shifts (e.g., a new application rollout or a major HHS reorganization) require recalibration.</w:t>
+        <w:t>Cost reduction on CITS is delivered through three reinforcing levers — deflection, automation, and delivery-center consolidation — under PWS Subsection 3.2.6 and contract objective 4. Table 1.8-A sets year-over-year targets we commit to as the operating envelope. Targets are adjusted in coordination with the COR at the start of each option period if material baseline shifts (e.g., a new application rollout or a major HHS reorganization) require recalibration.</w:t>
       </w:r>
     </w:p>
     <w:p>
       <w:pPr/>
       <w:r>
-        <w:t>Table 1.8-A. Automation and deflection targets across the period of performance.</w:t>
+        <w:t>Table 1.8-A. Automation and deflection commitments across the period of performance.</w:t>
       </w:r>
     </w:p>
     <w:tbl>
@@ -2460,7 +3093,7 @@
                 <w:b/>
                 <w:sz w:val="20"/>
               </w:rPr>
-              <w:t>Base</w:t>
+              <w:t>Base (5 mo)</w:t>
             </w:r>
           </w:p>
         </w:tc>
@@ -2554,7 +3187,7 @@
               <w:rPr>
                 <w:sz w:val="20"/>
               </w:rPr>
-              <w:t>Baseline</w:t>
+              <w:t>0% → 15%</w:t>
             </w:r>
           </w:p>
         </w:tc>
@@ -2568,7 +3201,7 @@
               <w:rPr>
                 <w:sz w:val="20"/>
               </w:rPr>
-              <w:t>30%</w:t>
+              <w:t>≥30%</w:t>
             </w:r>
           </w:p>
         </w:tc>
@@ -2582,7 +3215,7 @@
               <w:rPr>
                 <w:sz w:val="20"/>
               </w:rPr>
-              <w:t>40%</w:t>
+              <w:t>≥40%</w:t>
             </w:r>
           </w:p>
         </w:tc>
@@ -2596,7 +3229,7 @@
               <w:rPr>
                 <w:sz w:val="20"/>
               </w:rPr>
-              <w:t>45%</w:t>
+              <w:t>≥45%</w:t>
             </w:r>
           </w:p>
         </w:tc>
@@ -2610,7 +3243,7 @@
               <w:rPr>
                 <w:sz w:val="20"/>
               </w:rPr>
-              <w:t>50%</w:t>
+              <w:t>≥50%</w:t>
             </w:r>
           </w:p>
         </w:tc>
@@ -2712,7 +3345,7 @@
               <w:rPr>
                 <w:sz w:val="20"/>
               </w:rPr>
-              <w:t>First-Contact Resolution Rate (Tier 1)</w:t>
+              <w:t>First-Contact Resolution Rate (Tier-1)</w:t>
             </w:r>
           </w:p>
         </w:tc>
@@ -2726,7 +3359,7 @@
               <w:rPr>
                 <w:sz w:val="20"/>
               </w:rPr>
-              <w:t>Baseline</w:t>
+              <w:t>60% baseline</w:t>
             </w:r>
           </w:p>
         </w:tc>
@@ -2740,7 +3373,7 @@
               <w:rPr>
                 <w:sz w:val="20"/>
               </w:rPr>
-              <w:t>70%</w:t>
+              <w:t>≥70%</w:t>
             </w:r>
           </w:p>
         </w:tc>
@@ -2754,7 +3387,7 @@
               <w:rPr>
                 <w:sz w:val="20"/>
               </w:rPr>
-              <w:t>75%</w:t>
+              <w:t>≥75%</w:t>
             </w:r>
           </w:p>
         </w:tc>
@@ -2768,7 +3401,7 @@
               <w:rPr>
                 <w:sz w:val="20"/>
               </w:rPr>
-              <w:t>78%</w:t>
+              <w:t>≥78%</w:t>
             </w:r>
           </w:p>
         </w:tc>
@@ -2782,7 +3415,7 @@
               <w:rPr>
                 <w:sz w:val="20"/>
               </w:rPr>
-              <w:t>78%</w:t>
+              <w:t>≥78%</w:t>
             </w:r>
           </w:p>
         </w:tc>
@@ -2812,7 +3445,7 @@
               <w:rPr>
                 <w:sz w:val="20"/>
               </w:rPr>
-              <w:t>Baseline</w:t>
+              <w:t>0% → 50%</w:t>
             </w:r>
           </w:p>
         </w:tc>
@@ -2826,7 +3459,7 @@
               <w:rPr>
                 <w:sz w:val="20"/>
               </w:rPr>
-              <w:t>80%</w:t>
+              <w:t>≥80%</w:t>
             </w:r>
           </w:p>
         </w:tc>
@@ -2840,7 +3473,7 @@
               <w:rPr>
                 <w:sz w:val="20"/>
               </w:rPr>
-              <w:t>90%</w:t>
+              <w:t>≥90%</w:t>
             </w:r>
           </w:p>
         </w:tc>
@@ -2854,7 +3487,7 @@
               <w:rPr>
                 <w:sz w:val="20"/>
               </w:rPr>
-              <w:t>95%</w:t>
+              <w:t>≥95%</w:t>
             </w:r>
           </w:p>
         </w:tc>
@@ -2868,7 +3501,7 @@
               <w:rPr>
                 <w:sz w:val="20"/>
               </w:rPr>
-              <w:t>95%</w:t>
+              <w:t>≥95%</w:t>
             </w:r>
           </w:p>
         </w:tc>
@@ -3056,7 +3689,7 @@
               <w:rPr>
                 <w:sz w:val="20"/>
               </w:rPr>
-              <w:t>Year-over-year TCO trend (vs. prior FY)</w:t>
+              <w:t>YoY TCO reduction (vs. prior FY full-year baseline)</w:t>
             </w:r>
           </w:p>
         </w:tc>
@@ -3070,7 +3703,7 @@
               <w:rPr>
                 <w:sz w:val="20"/>
               </w:rPr>
-              <w:t>Baseline</w:t>
+              <w:t>—</w:t>
             </w:r>
           </w:p>
         </w:tc>
@@ -3084,7 +3717,7 @@
               <w:rPr>
                 <w:sz w:val="20"/>
               </w:rPr>
-              <w:t>↓</w:t>
+              <w:t>≥3%</w:t>
             </w:r>
           </w:p>
         </w:tc>
@@ -3098,7 +3731,7 @@
               <w:rPr>
                 <w:sz w:val="20"/>
               </w:rPr>
-              <w:t>↓</w:t>
+              <w:t>≥3%</w:t>
             </w:r>
           </w:p>
         </w:tc>
@@ -3112,7 +3745,7 @@
               <w:rPr>
                 <w:sz w:val="20"/>
               </w:rPr>
-              <w:t>↓</w:t>
+              <w:t>≥4%</w:t>
             </w:r>
           </w:p>
         </w:tc>
@@ -3126,7 +3759,93 @@
               <w:rPr>
                 <w:sz w:val="20"/>
               </w:rPr>
-              <w:t>↓</w:t>
+              <w:t>≥4%</w:t>
+            </w:r>
+          </w:p>
+        </w:tc>
+      </w:tr>
+      <w:tr>
+        <w:tc>
+          <w:tcPr>
+            <w:tcW w:type="dxa" w:w="3600"/>
+          </w:tcPr>
+          <w:p>
+            <w:r/>
+            <w:r>
+              <w:rPr>
+                <w:sz w:val="20"/>
+              </w:rPr>
+              <w:t>Estimated cumulative cost avoidance from deflection / automation</w:t>
+            </w:r>
+          </w:p>
+        </w:tc>
+        <w:tc>
+          <w:tcPr>
+            <w:tcW w:type="dxa" w:w="1296"/>
+          </w:tcPr>
+          <w:p>
+            <w:r/>
+            <w:r>
+              <w:rPr>
+                <w:sz w:val="20"/>
+              </w:rPr>
+              <w:t>$0.5–1.0M</w:t>
+            </w:r>
+          </w:p>
+        </w:tc>
+        <w:tc>
+          <w:tcPr>
+            <w:tcW w:type="dxa" w:w="1008"/>
+          </w:tcPr>
+          <w:p>
+            <w:r/>
+            <w:r>
+              <w:rPr>
+                <w:sz w:val="20"/>
+              </w:rPr>
+              <w:t>$3–4M</w:t>
+            </w:r>
+          </w:p>
+        </w:tc>
+        <w:tc>
+          <w:tcPr>
+            <w:tcW w:type="dxa" w:w="1008"/>
+          </w:tcPr>
+          <w:p>
+            <w:r/>
+            <w:r>
+              <w:rPr>
+                <w:sz w:val="20"/>
+              </w:rPr>
+              <w:t>$6–7M</w:t>
+            </w:r>
+          </w:p>
+        </w:tc>
+        <w:tc>
+          <w:tcPr>
+            <w:tcW w:type="dxa" w:w="1008"/>
+          </w:tcPr>
+          <w:p>
+            <w:r/>
+            <w:r>
+              <w:rPr>
+                <w:sz w:val="20"/>
+              </w:rPr>
+              <w:t>$8–9M</w:t>
+            </w:r>
+          </w:p>
+        </w:tc>
+        <w:tc>
+          <w:tcPr>
+            <w:tcW w:type="dxa" w:w="1296"/>
+          </w:tcPr>
+          <w:p>
+            <w:r/>
+            <w:r>
+              <w:rPr>
+                <w:sz w:val="20"/>
+              </w:rPr>
+              <w:t>$9–10M</w:t>
             </w:r>
           </w:p>
         </w:tc>
@@ -3135,7 +3854,7 @@
     <w:p>
       <w:pPr/>
       <w:r>
-        <w:t>Targets are reported monthly to the COR through the Task 10.5 reporting platform. A target miss triggers the QCP corrective-action protocol described in §3.6.</w:t>
+        <w:t>Every target in this table is reported monthly through the Task 10.5 dashboard. A miss against any target triggers root-cause analysis within five business days under the QCP corrective-action protocol described in §3.6. Targets are recalibrated with the COR at the start of each option period if a material baseline shift occurs (e.g., a new application rollout, an HHS reorganization, or an unexpected demand-profile change). Baseline values are validated in the first 30 days post-award using the inherited ServiceNow data; commitments are reaffirmed at that point.</w:t>
       </w:r>
     </w:p>
     <w:p>
@@ -3149,7 +3868,7 @@
     <w:p>
       <w:pPr/>
       <w:r>
-        <w:t>Our staffing principle: stable people, stable service. CITS is a service-delivery contract before it is a transformation contract. The single biggest predictor of service stability through transition and across the period of performance is whether the people doing the work — at the service desk, at deskside, on the field site teams, in OCONUS network engineering, in the OCIO PMO — are credentialed, supported, and retained. Our staffing plan is built around that principle. We propose labor categories sized to the historical level of effort published in Section E; we keep credentialing and clearance posture aligned to the Minimum Qualifications; we name a Key Personnel cadre that is accountable to CDC; and we hold a retention strategy that begins on day one of transition and runs across all four option periods.</w:t>
+        <w:t>Our staffing principle: stable people, stable service. The single biggest predictor of service stability through transition and across the period of performance is whether the people doing the work — at the service desk, at deskside, on the field site teams, in OCONUS network engineering, in the OCIO PMO — are credentialed, supported, and retained. We propose labor categories sized to the historical level of effort published in Section E; credentialing and clearance set-up aligned to the Minimum Qualifications; a named Key Personnel cadre accountable to CDC; and a retention strategy that begins on Day 1 of transition and runs across all four option periods.</w:t>
       </w:r>
     </w:p>
     <w:p>
@@ -3178,7 +3897,7 @@
         <w:rPr>
           <w:b/>
         </w:rPr>
-        <w:t>Geographic posture.</w:t>
+        <w:t>Geographic delivery model.</w:t>
       </w:r>
       <w:r>
         <w:t xml:space="preserve"> CITS service delivery requires on-site presence at multiple Atlanta campuses and the published non-Atlanta CSC locations, plus FSS deployable capacity, plus OCONUS-ready GA engineering. The remainder — Tier 1 service desk, program management, application web development, reporting, and several specialized functions — supports a delivery-center-based model where eligible work is consolidated into U.S. delivery centers for cost discipline and service consistency. Our staffing matrix identifies the on-site, on-campus, and remote/delivery-center designation for each role.</w:t>
@@ -3207,7 +3926,7 @@
     <w:p>
       <w:pPr/>
       <w:r>
-        <w:t>The staffing matrix in Appendix A of this volume identifies, for each proposed labor category and role: (1) the task and subtask supported, (2) the number of full-time equivalents and total proposed labor hours by period of performance, (3) skill set, (4) certifications and licenses required and held, (5) security clearance posture, (6) professional experience requirement, (7) education, and (8) percent of time on the program. The matrix correlates directly to the hour build in Volume II and to the Section E Estimated Level of Effort table.</w:t>
+        <w:t>The staffing matrix in Appendix A of this volume identifies, for each proposed labor category and role: (1) the task and subtask supported, (2) the number of full-time equivalents and total proposed labor hours by period of performance, (3) skill set, (4) certifications and licenses required and held, (5) security clearance status, (6) professional experience requirement, (7) education, and (8) percent of time on the program. The matrix correlates directly to the hour build in Volume II and to the Section E Estimated Level of Effort table.</w:t>
       </w:r>
     </w:p>
     <w:p>
@@ -3280,7 +3999,7 @@
     <w:p>
       <w:pPr/>
       <w:r>
-        <w:t>Table 2.3-A. Named Key Personnel.</w:t>
+        <w:t>Table 2.3-A. Named Key Personnel and CDC-relevant qualifications.</w:t>
       </w:r>
     </w:p>
     <w:tbl>
@@ -3313,7 +4032,7 @@
         </w:tc>
         <w:tc>
           <w:tcPr>
-            <w:tcW w:type="dxa" w:w="3888"/>
+            <w:tcW w:type="dxa" w:w="3456"/>
             <w:shd w:val="clear" w:color="auto" w:fill="D9E1F2"/>
           </w:tcPr>
           <w:p>
@@ -3329,7 +4048,7 @@
         </w:tc>
         <w:tc>
           <w:tcPr>
-            <w:tcW w:type="dxa" w:w="3888"/>
+            <w:tcW w:type="dxa" w:w="4320"/>
             <w:shd w:val="clear" w:color="auto" w:fill="D9E1F2"/>
           </w:tcPr>
           <w:p>
@@ -3339,7 +4058,7 @@
                 <w:b/>
                 <w:sz w:val="20"/>
               </w:rPr>
-              <w:t>Minimum qualification posture</w:t>
+              <w:t>Minimum qualifications (with CDC relevance)</w:t>
             </w:r>
           </w:p>
         </w:tc>
@@ -3361,7 +4080,7 @@
         </w:tc>
         <w:tc>
           <w:tcPr>
-            <w:tcW w:type="dxa" w:w="3888"/>
+            <w:tcW w:type="dxa" w:w="3456"/>
           </w:tcPr>
           <w:p>
             <w:r/>
@@ -3375,15 +4094,15 @@
         </w:tc>
         <w:tc>
           <w:tcPr>
-            <w:tcW w:type="dxa" w:w="3888"/>
-          </w:tcPr>
-          <w:p>
-            <w:r/>
-            <w:r>
-              <w:rPr>
-                <w:sz w:val="20"/>
-              </w:rPr>
-              <w:t>PMP or equivalent; 10+ years federal IT services PM; Agile sprint delivery; Public Trust</w:t>
+            <w:tcW w:type="dxa" w:w="4320"/>
+          </w:tcPr>
+          <w:p>
+            <w:r/>
+            <w:r>
+              <w:rPr>
+                <w:sz w:val="20"/>
+              </w:rPr>
+              <w:t>PMP or equivalent; 10+ years federal IT services PM; Agile sprint delivery; Public Trust; prior federal health agency PM at scale ≥10K users preferred</w:t>
             </w:r>
           </w:p>
         </w:tc>
@@ -3405,7 +4124,7 @@
         </w:tc>
         <w:tc>
           <w:tcPr>
-            <w:tcW w:type="dxa" w:w="3888"/>
+            <w:tcW w:type="dxa" w:w="3456"/>
           </w:tcPr>
           <w:p>
             <w:r/>
@@ -3419,15 +4138,15 @@
         </w:tc>
         <w:tc>
           <w:tcPr>
-            <w:tcW w:type="dxa" w:w="3888"/>
-          </w:tcPr>
-          <w:p>
-            <w:r/>
-            <w:r>
-              <w:rPr>
-                <w:sz w:val="20"/>
-              </w:rPr>
-              <w:t>PMP or equivalent; 7+ years federal QA; ITIL Foundation</w:t>
+            <w:tcW w:type="dxa" w:w="4320"/>
+          </w:tcPr>
+          <w:p>
+            <w:r/>
+            <w:r>
+              <w:rPr>
+                <w:sz w:val="20"/>
+              </w:rPr>
+              <w:t>PMP or equivalent; 7+ years federal QA; ITIL Foundation; experience operating a QCP under a performance-incentive disincentive structure</w:t>
             </w:r>
           </w:p>
         </w:tc>
@@ -3449,7 +4168,7 @@
         </w:tc>
         <w:tc>
           <w:tcPr>
-            <w:tcW w:type="dxa" w:w="3888"/>
+            <w:tcW w:type="dxa" w:w="3456"/>
           </w:tcPr>
           <w:p>
             <w:r/>
@@ -3463,15 +4182,15 @@
         </w:tc>
         <w:tc>
           <w:tcPr>
-            <w:tcW w:type="dxa" w:w="3888"/>
-          </w:tcPr>
-          <w:p>
-            <w:r/>
-            <w:r>
-              <w:rPr>
-                <w:sz w:val="20"/>
-              </w:rPr>
-              <w:t>ITIL Foundation; 7+ years federal Tier-1 leadership; experience with NICE VCC or equivalent</w:t>
+            <w:tcW w:type="dxa" w:w="4320"/>
+          </w:tcPr>
+          <w:p>
+            <w:r/>
+            <w:r>
+              <w:rPr>
+                <w:sz w:val="20"/>
+              </w:rPr>
+              <w:t>ITIL Foundation; 7+ years federal Tier-1 leadership at scale ≥10K users; experience with NICE VCC or equivalent; ServiceNow Virtual Agent deployment experience</w:t>
             </w:r>
           </w:p>
         </w:tc>
@@ -3493,7 +4212,7 @@
         </w:tc>
         <w:tc>
           <w:tcPr>
-            <w:tcW w:type="dxa" w:w="3888"/>
+            <w:tcW w:type="dxa" w:w="3456"/>
           </w:tcPr>
           <w:p>
             <w:r/>
@@ -3507,15 +4226,15 @@
         </w:tc>
         <w:tc>
           <w:tcPr>
-            <w:tcW w:type="dxa" w:w="3888"/>
-          </w:tcPr>
-          <w:p>
-            <w:r/>
-            <w:r>
-              <w:rPr>
-                <w:sz w:val="20"/>
-              </w:rPr>
-              <w:t>Active CCNA; 8+ years OCONUS network engineering; FACT-current; international travel readiness</w:t>
+            <w:tcW w:type="dxa" w:w="4320"/>
+          </w:tcPr>
+          <w:p>
+            <w:r/>
+            <w:r>
+              <w:rPr>
+                <w:sz w:val="20"/>
+              </w:rPr>
+              <w:t>Active CCNA; 8+ years OCONUS network engineering in a federal health, USAID, or DoS-adjacent context; FACT-current; international travel readiness</w:t>
             </w:r>
           </w:p>
         </w:tc>
@@ -3547,7 +4266,7 @@
         <w:t>Recruit and hire.</w:t>
       </w:r>
       <w:r>
-        <w:t xml:space="preserve"> Per PWS Section 9, qualified staff are available within seven days of a task order or option period start. We meet this through three mechanisms: (1) a pre-cleared and pre-credentialed bench inside the prime and subcontractor team that is available for direct assignment; (2) a documented hiring funnel with named recruiting partners that targets ITIL-certified, CCNA-certified, and federal-experienced candidates; (3) for urgent or surge demand under Task 4.1, an Insight Global-led [PLACEHOLDER: confirm whether to name staffing partner in Volume I or treat generically as 'staffing partner'] staffing channel that lets us scale by city, by labor category, and by clearance posture without ad hoc mobilization.</w:t>
+        <w:t xml:space="preserve"> Per PWS Section 9, qualified staff are available within seven days of a task order or option period start. We meet this through three mechanisms: (1) a pre-cleared and pre-credentialed bench inside the prime and subcontractor team that is available for direct assignment; (2) a documented hiring funnel with named recruiting partners that targets ITIL-certified, CCNA-certified, and federal-experienced candidates; (3) for urgent or surge demand under Task 4.1, an Insight Global-led [PLACEHOLDER: confirm whether to name staffing partner in Volume I or treat generically as 'staffing partner'] staffing channel that lets us scale by city, by labor category, and by clearance status without ad hoc mobilization.</w:t>
       </w:r>
     </w:p>
     <w:p>
@@ -3583,7 +4302,7 @@
         <w:t>Continuity of trusted talent.</w:t>
       </w:r>
       <w:r>
-        <w:t xml:space="preserve"> Continuity of trusted talent is one of our executive win themes. During transition, we engage exclusively through CDC-coordinated channels and the staffing-partner pathway to avoid any conduct that could be characterized as direct outreach for solicitation of incumbent staff. Where incumbent personnel are interested in continued CITS engagement under our team, we route those expressions of interest through the staffing channel rather than through prime-to-individual contact, in keeping with sound procurement-integrity practice. This protocol is documented in §3.7 transition plan.</w:t>
+        <w:t xml:space="preserve"> Continuity of trusted talent is one of our executive win themes. During transition, we engage exclusively through CDC-coordinated channels and the staffing-partner pathway to avoid any conduct that could be characterized as direct outreach for solicitation of incumbent staff. Where incumbent personnel are interested in continued CITS engagement under our team, we route those expressions of interest through the staffing channel rather than through prime-to-individual contact, in keeping with sound procurement-integrity practice. This protocol is documented in §3.7. We expect a meaningful share of our deployed workforce on Day 1 to come from incumbent staff who choose to continue at CITS — through staffing-partner channels, not direct outreach. That continuity is a feature of our offer, not an accident of transition.</w:t>
       </w:r>
     </w:p>
     <w:p>
@@ -4258,6 +4977,64 @@
           </w:p>
         </w:tc>
       </w:tr>
+      <w:tr>
+        <w:tc>
+          <w:tcPr>
+            <w:tcW w:type="dxa" w:w="3456"/>
+          </w:tcPr>
+          <w:p>
+            <w:r/>
+            <w:r>
+              <w:rPr>
+                <w:sz w:val="20"/>
+              </w:rPr>
+              <w:t>Visa / work-authorization currency for OCONUS-traveling staff</w:t>
+            </w:r>
+          </w:p>
+        </w:tc>
+        <w:tc>
+          <w:tcPr>
+            <w:tcW w:type="dxa" w:w="1296"/>
+          </w:tcPr>
+          <w:p>
+            <w:r/>
+            <w:r>
+              <w:rPr>
+                <w:sz w:val="20"/>
+              </w:rPr>
+              <w:t>Low</w:t>
+            </w:r>
+          </w:p>
+        </w:tc>
+        <w:tc>
+          <w:tcPr>
+            <w:tcW w:type="dxa" w:w="1008"/>
+          </w:tcPr>
+          <w:p>
+            <w:r/>
+            <w:r>
+              <w:rPr>
+                <w:sz w:val="20"/>
+              </w:rPr>
+              <w:t>Medium</w:t>
+            </w:r>
+          </w:p>
+        </w:tc>
+        <w:tc>
+          <w:tcPr>
+            <w:tcW w:type="dxa" w:w="3888"/>
+          </w:tcPr>
+          <w:p>
+            <w:r/>
+            <w:r>
+              <w:rPr>
+                <w:sz w:val="20"/>
+              </w:rPr>
+              <w:t>Annual currency audit by GA Lead; named alternate for each high-threat-country deployment; documented coordination with HR for renewal lead times before posting.</w:t>
+            </w:r>
+          </w:p>
+        </w:tc>
+      </w:tr>
     </w:tbl>
     <w:p>
       <w:pPr>
@@ -4284,16 +5061,823 @@
     <w:p>
       <w:pPr/>
       <w:r>
-        <w:t>Our organizational structure has four layers and is designed for clarity, not headcount. The Program Manager is the named, primary technical and managerial interface to the CO and the COR per PWS Task 3.1. Reporting to the PM are the named Task Leads for each PWS task family — Service Desk, Deskside, Emergency Preparedness, Global Activities, IAM, Infrastructure, Workplace Productivity, OCIO Communications, Application Development, and DSO Operations — together with the Quality Control Lead, the Cybersecurity and Compliance Lead, and the Subcontract Management Lead. Below the Task Leads are the Service Desk Liaisons, the Campus Leads, the engineering supervisors, and the operating teams. The full org chart and decision-rights matrix is in Appendix C.</w:t>
+        <w:t>Our organizational structure has four layers and is designed for clarity, not headcount. The Program Manager is the named, primary technical and managerial interface to the CO and the COR per PWS Task 3.1. Reporting to the PM are the named Task Leads for each PWS task family — Service Desk, Deskside, Emergency Preparedness, Global Activities, IAM, Infrastructure, Workplace Productivity, OCIO Communications, Application Development, and DSO Operations — together with the Quality Control Lead, the Cybersecurity and Compliance Lead, and the Subcontract Management Lead. Below the Task Leads are the Service Desk Liaisons, the Campus Leads, the engineering supervisors, and the operating teams. The full org chart and full RACI matrix are in Appendix C; the summary decision-rights matrix below lets the evaluator see authority placement in-line.</w:t>
       </w:r>
     </w:p>
+    <w:p>
+      <w:pPr/>
+      <w:r>
+        <w:t>Table 3.1-A. Decision-rights summary (R = recommends; A = approves; I = informed).</w:t>
+      </w:r>
+    </w:p>
+    <w:tbl>
+      <w:tblPr>
+        <w:tblStyle w:val="LightGrid-Accent1"/>
+        <w:tblW w:type="auto" w:w="0"/>
+        <w:tblLook w:firstColumn="1" w:firstRow="1" w:lastColumn="0" w:lastRow="0" w:noHBand="0" w:noVBand="1" w:val="04A0"/>
+      </w:tblPr>
+      <w:tblGrid>
+        <w:gridCol w:w="1680"/>
+        <w:gridCol w:w="1680"/>
+        <w:gridCol w:w="1680"/>
+        <w:gridCol w:w="1680"/>
+        <w:gridCol w:w="1680"/>
+        <w:gridCol w:w="1680"/>
+      </w:tblGrid>
+      <w:tr>
+        <w:tc>
+          <w:tcPr>
+            <w:tcW w:type="dxa" w:w="4320"/>
+            <w:shd w:val="clear" w:color="auto" w:fill="D9E1F2"/>
+          </w:tcPr>
+          <w:p>
+            <w:r/>
+            <w:r>
+              <w:rPr>
+                <w:b/>
+                <w:sz w:val="20"/>
+              </w:rPr>
+              <w:t>Decision class</w:t>
+            </w:r>
+          </w:p>
+        </w:tc>
+        <w:tc>
+          <w:tcPr>
+            <w:tcW w:type="dxa" w:w="720"/>
+            <w:shd w:val="clear" w:color="auto" w:fill="D9E1F2"/>
+          </w:tcPr>
+          <w:p>
+            <w:r/>
+            <w:r>
+              <w:rPr>
+                <w:b/>
+                <w:sz w:val="20"/>
+              </w:rPr>
+              <w:t>CO</w:t>
+            </w:r>
+          </w:p>
+        </w:tc>
+        <w:tc>
+          <w:tcPr>
+            <w:tcW w:type="dxa" w:w="720"/>
+            <w:shd w:val="clear" w:color="auto" w:fill="D9E1F2"/>
+          </w:tcPr>
+          <w:p>
+            <w:r/>
+            <w:r>
+              <w:rPr>
+                <w:b/>
+                <w:sz w:val="20"/>
+              </w:rPr>
+              <w:t>COR</w:t>
+            </w:r>
+          </w:p>
+        </w:tc>
+        <w:tc>
+          <w:tcPr>
+            <w:tcW w:type="dxa" w:w="720"/>
+            <w:shd w:val="clear" w:color="auto" w:fill="D9E1F2"/>
+          </w:tcPr>
+          <w:p>
+            <w:r/>
+            <w:r>
+              <w:rPr>
+                <w:b/>
+                <w:sz w:val="20"/>
+              </w:rPr>
+              <w:t>PM</w:t>
+            </w:r>
+          </w:p>
+        </w:tc>
+        <w:tc>
+          <w:tcPr>
+            <w:tcW w:type="dxa" w:w="1008"/>
+            <w:shd w:val="clear" w:color="auto" w:fill="D9E1F2"/>
+          </w:tcPr>
+          <w:p>
+            <w:r/>
+            <w:r>
+              <w:rPr>
+                <w:b/>
+                <w:sz w:val="20"/>
+              </w:rPr>
+              <w:t>Task Lead</w:t>
+            </w:r>
+          </w:p>
+        </w:tc>
+        <w:tc>
+          <w:tcPr>
+            <w:tcW w:type="dxa" w:w="1440"/>
+            <w:shd w:val="clear" w:color="auto" w:fill="D9E1F2"/>
+          </w:tcPr>
+          <w:p>
+            <w:r/>
+            <w:r>
+              <w:rPr>
+                <w:b/>
+                <w:sz w:val="20"/>
+              </w:rPr>
+              <w:t>Operating team</w:t>
+            </w:r>
+          </w:p>
+        </w:tc>
+      </w:tr>
+      <w:tr>
+        <w:tc>
+          <w:tcPr>
+            <w:tcW w:type="dxa" w:w="4320"/>
+          </w:tcPr>
+          <w:p>
+            <w:r/>
+            <w:r>
+              <w:rPr>
+                <w:sz w:val="20"/>
+              </w:rPr>
+              <w:t>Operational (within published service standards)</w:t>
+            </w:r>
+          </w:p>
+        </w:tc>
+        <w:tc>
+          <w:tcPr>
+            <w:tcW w:type="dxa" w:w="720"/>
+          </w:tcPr>
+          <w:p>
+            <w:r/>
+            <w:r>
+              <w:rPr>
+                <w:sz w:val="20"/>
+              </w:rPr>
+              <w:t>I</w:t>
+            </w:r>
+          </w:p>
+        </w:tc>
+        <w:tc>
+          <w:tcPr>
+            <w:tcW w:type="dxa" w:w="720"/>
+          </w:tcPr>
+          <w:p>
+            <w:r/>
+            <w:r>
+              <w:rPr>
+                <w:sz w:val="20"/>
+              </w:rPr>
+              <w:t>I</w:t>
+            </w:r>
+          </w:p>
+        </w:tc>
+        <w:tc>
+          <w:tcPr>
+            <w:tcW w:type="dxa" w:w="720"/>
+          </w:tcPr>
+          <w:p>
+            <w:r/>
+            <w:r>
+              <w:rPr>
+                <w:sz w:val="20"/>
+              </w:rPr>
+              <w:t>I</w:t>
+            </w:r>
+          </w:p>
+        </w:tc>
+        <w:tc>
+          <w:tcPr>
+            <w:tcW w:type="dxa" w:w="1008"/>
+          </w:tcPr>
+          <w:p>
+            <w:r/>
+            <w:r>
+              <w:rPr>
+                <w:sz w:val="20"/>
+              </w:rPr>
+              <w:t>A</w:t>
+            </w:r>
+          </w:p>
+        </w:tc>
+        <w:tc>
+          <w:tcPr>
+            <w:tcW w:type="dxa" w:w="1440"/>
+          </w:tcPr>
+          <w:p>
+            <w:r/>
+            <w:r>
+              <w:rPr>
+                <w:sz w:val="20"/>
+              </w:rPr>
+              <w:t>R</w:t>
+            </w:r>
+          </w:p>
+        </w:tc>
+      </w:tr>
+      <w:tr>
+        <w:tc>
+          <w:tcPr>
+            <w:tcW w:type="dxa" w:w="4320"/>
+          </w:tcPr>
+          <w:p>
+            <w:r/>
+            <w:r>
+              <w:rPr>
+                <w:sz w:val="20"/>
+              </w:rPr>
+              <w:t>Service-level corrective action (within QCP)</w:t>
+            </w:r>
+          </w:p>
+        </w:tc>
+        <w:tc>
+          <w:tcPr>
+            <w:tcW w:type="dxa" w:w="720"/>
+          </w:tcPr>
+          <w:p>
+            <w:r/>
+            <w:r>
+              <w:rPr>
+                <w:sz w:val="20"/>
+              </w:rPr>
+              <w:t>I</w:t>
+            </w:r>
+          </w:p>
+        </w:tc>
+        <w:tc>
+          <w:tcPr>
+            <w:tcW w:type="dxa" w:w="720"/>
+          </w:tcPr>
+          <w:p>
+            <w:r/>
+            <w:r>
+              <w:rPr>
+                <w:sz w:val="20"/>
+              </w:rPr>
+              <w:t>I</w:t>
+            </w:r>
+          </w:p>
+        </w:tc>
+        <w:tc>
+          <w:tcPr>
+            <w:tcW w:type="dxa" w:w="720"/>
+          </w:tcPr>
+          <w:p>
+            <w:r/>
+            <w:r>
+              <w:rPr>
+                <w:sz w:val="20"/>
+              </w:rPr>
+              <w:t>A</w:t>
+            </w:r>
+          </w:p>
+        </w:tc>
+        <w:tc>
+          <w:tcPr>
+            <w:tcW w:type="dxa" w:w="1008"/>
+          </w:tcPr>
+          <w:p>
+            <w:r/>
+            <w:r>
+              <w:rPr>
+                <w:sz w:val="20"/>
+              </w:rPr>
+              <w:t>R</w:t>
+            </w:r>
+          </w:p>
+        </w:tc>
+        <w:tc>
+          <w:tcPr>
+            <w:tcW w:type="dxa" w:w="1440"/>
+          </w:tcPr>
+          <w:p>
+            <w:r/>
+            <w:r>
+              <w:rPr>
+                <w:sz w:val="20"/>
+              </w:rPr>
+              <w:t>R</w:t>
+            </w:r>
+          </w:p>
+        </w:tc>
+      </w:tr>
+      <w:tr>
+        <w:tc>
+          <w:tcPr>
+            <w:tcW w:type="dxa" w:w="4320"/>
+          </w:tcPr>
+          <w:p>
+            <w:r/>
+            <w:r>
+              <w:rPr>
+                <w:sz w:val="20"/>
+              </w:rPr>
+              <w:t>Change to KB / workflow / Virtual Agent within scope</w:t>
+            </w:r>
+          </w:p>
+        </w:tc>
+        <w:tc>
+          <w:tcPr>
+            <w:tcW w:type="dxa" w:w="720"/>
+          </w:tcPr>
+          <w:p>
+            <w:r/>
+            <w:r>
+              <w:rPr>
+                <w:sz w:val="20"/>
+              </w:rPr>
+              <w:t>I</w:t>
+            </w:r>
+          </w:p>
+        </w:tc>
+        <w:tc>
+          <w:tcPr>
+            <w:tcW w:type="dxa" w:w="720"/>
+          </w:tcPr>
+          <w:p>
+            <w:r/>
+            <w:r>
+              <w:rPr>
+                <w:sz w:val="20"/>
+              </w:rPr>
+              <w:t>I</w:t>
+            </w:r>
+          </w:p>
+        </w:tc>
+        <w:tc>
+          <w:tcPr>
+            <w:tcW w:type="dxa" w:w="720"/>
+          </w:tcPr>
+          <w:p>
+            <w:r/>
+            <w:r>
+              <w:rPr>
+                <w:sz w:val="20"/>
+              </w:rPr>
+              <w:t>A</w:t>
+            </w:r>
+          </w:p>
+        </w:tc>
+        <w:tc>
+          <w:tcPr>
+            <w:tcW w:type="dxa" w:w="1008"/>
+          </w:tcPr>
+          <w:p>
+            <w:r/>
+            <w:r>
+              <w:rPr>
+                <w:sz w:val="20"/>
+              </w:rPr>
+              <w:t>R</w:t>
+            </w:r>
+          </w:p>
+        </w:tc>
+        <w:tc>
+          <w:tcPr>
+            <w:tcW w:type="dxa" w:w="1440"/>
+          </w:tcPr>
+          <w:p>
+            <w:r/>
+            <w:r>
+              <w:rPr>
+                <w:sz w:val="20"/>
+              </w:rPr>
+              <w:t>R</w:t>
+            </w:r>
+          </w:p>
+        </w:tc>
+      </w:tr>
+      <w:tr>
+        <w:tc>
+          <w:tcPr>
+            <w:tcW w:type="dxa" w:w="4320"/>
+          </w:tcPr>
+          <w:p>
+            <w:r/>
+            <w:r>
+              <w:rPr>
+                <w:sz w:val="20"/>
+              </w:rPr>
+              <w:t>Scope-impact change (financial / schedule)</w:t>
+            </w:r>
+          </w:p>
+        </w:tc>
+        <w:tc>
+          <w:tcPr>
+            <w:tcW w:type="dxa" w:w="720"/>
+          </w:tcPr>
+          <w:p>
+            <w:r/>
+            <w:r>
+              <w:rPr>
+                <w:sz w:val="20"/>
+              </w:rPr>
+              <w:t>A</w:t>
+            </w:r>
+          </w:p>
+        </w:tc>
+        <w:tc>
+          <w:tcPr>
+            <w:tcW w:type="dxa" w:w="720"/>
+          </w:tcPr>
+          <w:p>
+            <w:r/>
+            <w:r>
+              <w:rPr>
+                <w:sz w:val="20"/>
+              </w:rPr>
+              <w:t>R</w:t>
+            </w:r>
+          </w:p>
+        </w:tc>
+        <w:tc>
+          <w:tcPr>
+            <w:tcW w:type="dxa" w:w="720"/>
+          </w:tcPr>
+          <w:p>
+            <w:r/>
+            <w:r>
+              <w:rPr>
+                <w:sz w:val="20"/>
+              </w:rPr>
+              <w:t>R</w:t>
+            </w:r>
+          </w:p>
+        </w:tc>
+        <w:tc>
+          <w:tcPr>
+            <w:tcW w:type="dxa" w:w="1008"/>
+          </w:tcPr>
+          <w:p>
+            <w:r/>
+            <w:r>
+              <w:rPr>
+                <w:sz w:val="20"/>
+              </w:rPr>
+              <w:t>I</w:t>
+            </w:r>
+          </w:p>
+        </w:tc>
+        <w:tc>
+          <w:tcPr>
+            <w:tcW w:type="dxa" w:w="1440"/>
+          </w:tcPr>
+          <w:p>
+            <w:r/>
+            <w:r>
+              <w:rPr>
+                <w:sz w:val="20"/>
+              </w:rPr>
+              <w:t>I</w:t>
+            </w:r>
+          </w:p>
+        </w:tc>
+      </w:tr>
+      <w:tr>
+        <w:tc>
+          <w:tcPr>
+            <w:tcW w:type="dxa" w:w="4320"/>
+          </w:tcPr>
+          <w:p>
+            <w:r/>
+            <w:r>
+              <w:rPr>
+                <w:sz w:val="20"/>
+              </w:rPr>
+              <w:t>Personnel — Key Personnel substitution</w:t>
+            </w:r>
+          </w:p>
+        </w:tc>
+        <w:tc>
+          <w:tcPr>
+            <w:tcW w:type="dxa" w:w="720"/>
+          </w:tcPr>
+          <w:p>
+            <w:r/>
+            <w:r>
+              <w:rPr>
+                <w:sz w:val="20"/>
+              </w:rPr>
+              <w:t>A</w:t>
+            </w:r>
+          </w:p>
+        </w:tc>
+        <w:tc>
+          <w:tcPr>
+            <w:tcW w:type="dxa" w:w="720"/>
+          </w:tcPr>
+          <w:p>
+            <w:r/>
+            <w:r>
+              <w:rPr>
+                <w:sz w:val="20"/>
+              </w:rPr>
+              <w:t>R</w:t>
+            </w:r>
+          </w:p>
+        </w:tc>
+        <w:tc>
+          <w:tcPr>
+            <w:tcW w:type="dxa" w:w="720"/>
+          </w:tcPr>
+          <w:p>
+            <w:r/>
+            <w:r>
+              <w:rPr>
+                <w:sz w:val="20"/>
+              </w:rPr>
+              <w:t>R</w:t>
+            </w:r>
+          </w:p>
+        </w:tc>
+        <w:tc>
+          <w:tcPr>
+            <w:tcW w:type="dxa" w:w="1008"/>
+          </w:tcPr>
+          <w:p>
+            <w:r/>
+            <w:r>
+              <w:rPr>
+                <w:sz w:val="20"/>
+              </w:rPr>
+              <w:t>I</w:t>
+            </w:r>
+          </w:p>
+        </w:tc>
+        <w:tc>
+          <w:tcPr>
+            <w:tcW w:type="dxa" w:w="1440"/>
+          </w:tcPr>
+          <w:p>
+            <w:r/>
+            <w:r>
+              <w:rPr>
+                <w:sz w:val="20"/>
+              </w:rPr>
+              <w:t>—</w:t>
+            </w:r>
+          </w:p>
+        </w:tc>
+      </w:tr>
+      <w:tr>
+        <w:tc>
+          <w:tcPr>
+            <w:tcW w:type="dxa" w:w="4320"/>
+          </w:tcPr>
+          <w:p>
+            <w:r/>
+            <w:r>
+              <w:rPr>
+                <w:sz w:val="20"/>
+              </w:rPr>
+              <w:t>Personnel — non-Key replacement / hire</w:t>
+            </w:r>
+          </w:p>
+        </w:tc>
+        <w:tc>
+          <w:tcPr>
+            <w:tcW w:type="dxa" w:w="720"/>
+          </w:tcPr>
+          <w:p>
+            <w:r/>
+            <w:r>
+              <w:rPr>
+                <w:sz w:val="20"/>
+              </w:rPr>
+              <w:t>I</w:t>
+            </w:r>
+          </w:p>
+        </w:tc>
+        <w:tc>
+          <w:tcPr>
+            <w:tcW w:type="dxa" w:w="720"/>
+          </w:tcPr>
+          <w:p>
+            <w:r/>
+            <w:r>
+              <w:rPr>
+                <w:sz w:val="20"/>
+              </w:rPr>
+              <w:t>I</w:t>
+            </w:r>
+          </w:p>
+        </w:tc>
+        <w:tc>
+          <w:tcPr>
+            <w:tcW w:type="dxa" w:w="720"/>
+          </w:tcPr>
+          <w:p>
+            <w:r/>
+            <w:r>
+              <w:rPr>
+                <w:sz w:val="20"/>
+              </w:rPr>
+              <w:t>A</w:t>
+            </w:r>
+          </w:p>
+        </w:tc>
+        <w:tc>
+          <w:tcPr>
+            <w:tcW w:type="dxa" w:w="1008"/>
+          </w:tcPr>
+          <w:p>
+            <w:r/>
+            <w:r>
+              <w:rPr>
+                <w:sz w:val="20"/>
+              </w:rPr>
+              <w:t>R</w:t>
+            </w:r>
+          </w:p>
+        </w:tc>
+        <w:tc>
+          <w:tcPr>
+            <w:tcW w:type="dxa" w:w="1440"/>
+          </w:tcPr>
+          <w:p>
+            <w:r/>
+            <w:r>
+              <w:rPr>
+                <w:sz w:val="20"/>
+              </w:rPr>
+              <w:t>—</w:t>
+            </w:r>
+          </w:p>
+        </w:tc>
+      </w:tr>
+      <w:tr>
+        <w:tc>
+          <w:tcPr>
+            <w:tcW w:type="dxa" w:w="4320"/>
+          </w:tcPr>
+          <w:p>
+            <w:r/>
+            <w:r>
+              <w:rPr>
+                <w:sz w:val="20"/>
+              </w:rPr>
+              <w:t>Subcontractor performance escalation</w:t>
+            </w:r>
+          </w:p>
+        </w:tc>
+        <w:tc>
+          <w:tcPr>
+            <w:tcW w:type="dxa" w:w="720"/>
+          </w:tcPr>
+          <w:p>
+            <w:r/>
+            <w:r>
+              <w:rPr>
+                <w:sz w:val="20"/>
+              </w:rPr>
+              <w:t>I</w:t>
+            </w:r>
+          </w:p>
+        </w:tc>
+        <w:tc>
+          <w:tcPr>
+            <w:tcW w:type="dxa" w:w="720"/>
+          </w:tcPr>
+          <w:p>
+            <w:r/>
+            <w:r>
+              <w:rPr>
+                <w:sz w:val="20"/>
+              </w:rPr>
+              <w:t>I</w:t>
+            </w:r>
+          </w:p>
+        </w:tc>
+        <w:tc>
+          <w:tcPr>
+            <w:tcW w:type="dxa" w:w="720"/>
+          </w:tcPr>
+          <w:p>
+            <w:r/>
+            <w:r>
+              <w:rPr>
+                <w:sz w:val="20"/>
+              </w:rPr>
+              <w:t>A</w:t>
+            </w:r>
+          </w:p>
+        </w:tc>
+        <w:tc>
+          <w:tcPr>
+            <w:tcW w:type="dxa" w:w="1008"/>
+          </w:tcPr>
+          <w:p>
+            <w:r/>
+            <w:r>
+              <w:rPr>
+                <w:sz w:val="20"/>
+              </w:rPr>
+              <w:t>R</w:t>
+            </w:r>
+          </w:p>
+        </w:tc>
+        <w:tc>
+          <w:tcPr>
+            <w:tcW w:type="dxa" w:w="1440"/>
+          </w:tcPr>
+          <w:p>
+            <w:r/>
+            <w:r>
+              <w:rPr>
+                <w:sz w:val="20"/>
+              </w:rPr>
+              <w:t>I</w:t>
+            </w:r>
+          </w:p>
+        </w:tc>
+      </w:tr>
+      <w:tr>
+        <w:tc>
+          <w:tcPr>
+            <w:tcW w:type="dxa" w:w="4320"/>
+          </w:tcPr>
+          <w:p>
+            <w:r/>
+            <w:r>
+              <w:rPr>
+                <w:sz w:val="20"/>
+              </w:rPr>
+              <w:t>Cybersecurity incident — initial CSIRT report</w:t>
+            </w:r>
+          </w:p>
+        </w:tc>
+        <w:tc>
+          <w:tcPr>
+            <w:tcW w:type="dxa" w:w="720"/>
+          </w:tcPr>
+          <w:p>
+            <w:r/>
+            <w:r>
+              <w:rPr>
+                <w:sz w:val="20"/>
+              </w:rPr>
+              <w:t>I</w:t>
+            </w:r>
+          </w:p>
+        </w:tc>
+        <w:tc>
+          <w:tcPr>
+            <w:tcW w:type="dxa" w:w="720"/>
+          </w:tcPr>
+          <w:p>
+            <w:r/>
+            <w:r>
+              <w:rPr>
+                <w:sz w:val="20"/>
+              </w:rPr>
+              <w:t>I</w:t>
+            </w:r>
+          </w:p>
+        </w:tc>
+        <w:tc>
+          <w:tcPr>
+            <w:tcW w:type="dxa" w:w="720"/>
+          </w:tcPr>
+          <w:p>
+            <w:r/>
+            <w:r>
+              <w:rPr>
+                <w:sz w:val="20"/>
+              </w:rPr>
+              <w:t>I</w:t>
+            </w:r>
+          </w:p>
+        </w:tc>
+        <w:tc>
+          <w:tcPr>
+            <w:tcW w:type="dxa" w:w="1008"/>
+          </w:tcPr>
+          <w:p>
+            <w:r/>
+            <w:r>
+              <w:rPr>
+                <w:sz w:val="20"/>
+              </w:rPr>
+              <w:t>A</w:t>
+            </w:r>
+          </w:p>
+        </w:tc>
+        <w:tc>
+          <w:tcPr>
+            <w:tcW w:type="dxa" w:w="1440"/>
+          </w:tcPr>
+          <w:p>
+            <w:r/>
+            <w:r>
+              <w:rPr>
+                <w:sz w:val="20"/>
+              </w:rPr>
+              <w:t>R</w:t>
+            </w:r>
+          </w:p>
+        </w:tc>
+      </w:tr>
+    </w:tbl>
     <w:p>
       <w:r>
         <w:rPr>
           <w:i/>
           <w:color w:val="707070"/>
         </w:rPr>
-        <w:t>[PLACEHOLDER: Appendix C — Organizational Chart and Decision-Rights Matrix. Proposal graphics team to render the org chart aligned to the technical approach in Section 1. Decision-rights matrix should specify, for each decision class (operational, change, financial, personnel, escalation), whether authority sits with the COR, the PM, the Task Lead, or the operating team — and the escalation path when authority is exceeded.]</w:t>
+        <w:t>[PLACEHOLDER: Appendix C — Full Organizational Chart and RACI. Proposal graphics team to render the org chart aligned to the technical approach in Section 1, and to extend Table 3.1-A into a full RACI across all decision classes and escalation paths.]</w:t>
       </w:r>
     </w:p>
     <w:p>
@@ -4359,6 +5943,12 @@
       </w:r>
     </w:p>
     <w:p>
+      <w:pPr/>
+      <w:r>
+        <w:t>All dashboards are accessible to the COR and Technical Monitors in real time. The COR does not wait for a monthly report to know the SLA position. The dashboards explicitly support the PWS Section 9 performance-incentive disincentive structure: where a metric trends toward a threshold breach, the QCP corrective-action protocol engages early to prevent the deduction event rather than respond to it.</w:t>
+      </w:r>
+    </w:p>
+    <w:p>
       <w:pPr>
         <w:pStyle w:val="Heading2"/>
       </w:pPr>
@@ -4388,6 +5978,939 @@
       <w:pPr/>
       <w:r>
         <w:t>Table 3.3-A. Program-level risk register at proposal time.</w:t>
+      </w:r>
+    </w:p>
+    <w:tbl>
+      <w:tblPr>
+        <w:tblStyle w:val="LightGrid-Accent1"/>
+        <w:tblW w:type="auto" w:w="0"/>
+        <w:tblLook w:firstColumn="1" w:firstRow="1" w:lastColumn="0" w:lastRow="0" w:noHBand="0" w:noVBand="1" w:val="04A0"/>
+      </w:tblPr>
+      <w:tblGrid>
+        <w:gridCol w:w="1680"/>
+        <w:gridCol w:w="1680"/>
+        <w:gridCol w:w="1680"/>
+        <w:gridCol w:w="1680"/>
+        <w:gridCol w:w="1680"/>
+        <w:gridCol w:w="1680"/>
+      </w:tblGrid>
+      <w:tr>
+        <w:tc>
+          <w:tcPr>
+            <w:tcW w:type="dxa" w:w="2880"/>
+            <w:shd w:val="clear" w:color="auto" w:fill="D9E1F2"/>
+          </w:tcPr>
+          <w:p>
+            <w:r/>
+            <w:r>
+              <w:rPr>
+                <w:b/>
+                <w:sz w:val="20"/>
+              </w:rPr>
+              <w:t>Risk</w:t>
+            </w:r>
+          </w:p>
+        </w:tc>
+        <w:tc>
+          <w:tcPr>
+            <w:tcW w:type="dxa" w:w="432"/>
+            <w:shd w:val="clear" w:color="auto" w:fill="D9E1F2"/>
+          </w:tcPr>
+          <w:p>
+            <w:r/>
+            <w:r>
+              <w:rPr>
+                <w:b/>
+                <w:sz w:val="20"/>
+              </w:rPr>
+              <w:t>L</w:t>
+            </w:r>
+          </w:p>
+        </w:tc>
+        <w:tc>
+          <w:tcPr>
+            <w:tcW w:type="dxa" w:w="432"/>
+            <w:shd w:val="clear" w:color="auto" w:fill="D9E1F2"/>
+          </w:tcPr>
+          <w:p>
+            <w:r/>
+            <w:r>
+              <w:rPr>
+                <w:b/>
+                <w:sz w:val="20"/>
+              </w:rPr>
+              <w:t>I</w:t>
+            </w:r>
+          </w:p>
+        </w:tc>
+        <w:tc>
+          <w:tcPr>
+            <w:tcW w:type="dxa" w:w="2304"/>
+            <w:shd w:val="clear" w:color="auto" w:fill="D9E1F2"/>
+          </w:tcPr>
+          <w:p>
+            <w:r/>
+            <w:r>
+              <w:rPr>
+                <w:b/>
+                <w:sz w:val="20"/>
+              </w:rPr>
+              <w:t>Trigger</w:t>
+            </w:r>
+          </w:p>
+        </w:tc>
+        <w:tc>
+          <w:tcPr>
+            <w:tcW w:type="dxa" w:w="3456"/>
+            <w:shd w:val="clear" w:color="auto" w:fill="D9E1F2"/>
+          </w:tcPr>
+          <w:p>
+            <w:r/>
+            <w:r>
+              <w:rPr>
+                <w:b/>
+                <w:sz w:val="20"/>
+              </w:rPr>
+              <w:t>Mitigation</w:t>
+            </w:r>
+          </w:p>
+        </w:tc>
+        <w:tc>
+          <w:tcPr>
+            <w:tcW w:type="dxa" w:w="1152"/>
+            <w:shd w:val="clear" w:color="auto" w:fill="D9E1F2"/>
+          </w:tcPr>
+          <w:p>
+            <w:r/>
+            <w:r>
+              <w:rPr>
+                <w:b/>
+                <w:sz w:val="20"/>
+              </w:rPr>
+              <w:t>Owner</w:t>
+            </w:r>
+          </w:p>
+        </w:tc>
+      </w:tr>
+      <w:tr>
+        <w:tc>
+          <w:tcPr>
+            <w:tcW w:type="dxa" w:w="2880"/>
+          </w:tcPr>
+          <w:p>
+            <w:r/>
+            <w:r>
+              <w:rPr>
+                <w:sz w:val="20"/>
+              </w:rPr>
+              <w:t>Section E AI-products restriction (compliance position)</w:t>
+            </w:r>
+          </w:p>
+        </w:tc>
+        <w:tc>
+          <w:tcPr>
+            <w:tcW w:type="dxa" w:w="432"/>
+          </w:tcPr>
+          <w:p>
+            <w:r/>
+            <w:r>
+              <w:rPr>
+                <w:sz w:val="20"/>
+              </w:rPr>
+              <w:t>L</w:t>
+            </w:r>
+          </w:p>
+        </w:tc>
+        <w:tc>
+          <w:tcPr>
+            <w:tcW w:type="dxa" w:w="432"/>
+          </w:tcPr>
+          <w:p>
+            <w:r/>
+            <w:r>
+              <w:rPr>
+                <w:sz w:val="20"/>
+              </w:rPr>
+              <w:t>M</w:t>
+            </w:r>
+          </w:p>
+        </w:tc>
+        <w:tc>
+          <w:tcPr>
+            <w:tcW w:type="dxa" w:w="2304"/>
+          </w:tcPr>
+          <w:p>
+            <w:r/>
+            <w:r>
+              <w:rPr>
+                <w:sz w:val="20"/>
+              </w:rPr>
+              <w:t>Any solution narrative or post-award capability that could be characterized as a vendor-introduced AI product</w:t>
+            </w:r>
+          </w:p>
+        </w:tc>
+        <w:tc>
+          <w:tcPr>
+            <w:tcW w:type="dxa" w:w="3456"/>
+          </w:tcPr>
+          <w:p>
+            <w:r/>
+            <w:r>
+              <w:rPr>
+                <w:sz w:val="20"/>
+              </w:rPr>
+              <w:t>ServiceNow-native automation only; no vendor-introduced AI; CDC-approved capabilities absorbed through CSI cadence on CDC's authority; documented change protocol prevents inadvertent introduction; clarification submitted to CO May 12.</w:t>
+            </w:r>
+          </w:p>
+        </w:tc>
+        <w:tc>
+          <w:tcPr>
+            <w:tcW w:type="dxa" w:w="1152"/>
+          </w:tcPr>
+          <w:p>
+            <w:r/>
+            <w:r>
+              <w:rPr>
+                <w:sz w:val="20"/>
+              </w:rPr>
+              <w:t>PM / Cyber Lead</w:t>
+            </w:r>
+          </w:p>
+        </w:tc>
+      </w:tr>
+      <w:tr>
+        <w:tc>
+          <w:tcPr>
+            <w:tcW w:type="dxa" w:w="2880"/>
+          </w:tcPr>
+          <w:p>
+            <w:r/>
+            <w:r>
+              <w:rPr>
+                <w:sz w:val="20"/>
+              </w:rPr>
+              <w:t>OCONUS network outage cascades during emergency deployment</w:t>
+            </w:r>
+          </w:p>
+        </w:tc>
+        <w:tc>
+          <w:tcPr>
+            <w:tcW w:type="dxa" w:w="432"/>
+          </w:tcPr>
+          <w:p>
+            <w:r/>
+            <w:r>
+              <w:rPr>
+                <w:sz w:val="20"/>
+              </w:rPr>
+              <w:t>M</w:t>
+            </w:r>
+          </w:p>
+        </w:tc>
+        <w:tc>
+          <w:tcPr>
+            <w:tcW w:type="dxa" w:w="432"/>
+          </w:tcPr>
+          <w:p>
+            <w:r/>
+            <w:r>
+              <w:rPr>
+                <w:sz w:val="20"/>
+              </w:rPr>
+              <w:t>H</w:t>
+            </w:r>
+          </w:p>
+        </w:tc>
+        <w:tc>
+          <w:tcPr>
+            <w:tcW w:type="dxa" w:w="2304"/>
+          </w:tcPr>
+          <w:p>
+            <w:r/>
+            <w:r>
+              <w:rPr>
+                <w:sz w:val="20"/>
+              </w:rPr>
+              <w:t>Multi-hour SD-WAN degradation flagged by predictive monitor or simultaneous P1 from ≥2 sites</w:t>
+            </w:r>
+          </w:p>
+        </w:tc>
+        <w:tc>
+          <w:tcPr>
+            <w:tcW w:type="dxa" w:w="3456"/>
+          </w:tcPr>
+          <w:p>
+            <w:r/>
+            <w:r>
+              <w:rPr>
+                <w:sz w:val="20"/>
+              </w:rPr>
+              <w:t>Predictive SD-WAN monitoring; pre-positioned regional spares where logistics permit; CCNA-current regional engineers; 24–48 hour deployment readiness; FACT currency.</w:t>
+            </w:r>
+          </w:p>
+        </w:tc>
+        <w:tc>
+          <w:tcPr>
+            <w:tcW w:type="dxa" w:w="1152"/>
+          </w:tcPr>
+          <w:p>
+            <w:r/>
+            <w:r>
+              <w:rPr>
+                <w:sz w:val="20"/>
+              </w:rPr>
+              <w:t>GA Lead</w:t>
+            </w:r>
+          </w:p>
+        </w:tc>
+      </w:tr>
+      <w:tr>
+        <w:tc>
+          <w:tcPr>
+            <w:tcW w:type="dxa" w:w="2880"/>
+          </w:tcPr>
+          <w:p>
+            <w:r/>
+            <w:r>
+              <w:rPr>
+                <w:sz w:val="20"/>
+              </w:rPr>
+              <w:t>Public-health emergency surge exceeds Tier-1 capacity</w:t>
+            </w:r>
+          </w:p>
+        </w:tc>
+        <w:tc>
+          <w:tcPr>
+            <w:tcW w:type="dxa" w:w="432"/>
+          </w:tcPr>
+          <w:p>
+            <w:r/>
+            <w:r>
+              <w:rPr>
+                <w:sz w:val="20"/>
+              </w:rPr>
+              <w:t>M</w:t>
+            </w:r>
+          </w:p>
+        </w:tc>
+        <w:tc>
+          <w:tcPr>
+            <w:tcW w:type="dxa" w:w="432"/>
+          </w:tcPr>
+          <w:p>
+            <w:r/>
+            <w:r>
+              <w:rPr>
+                <w:sz w:val="20"/>
+              </w:rPr>
+              <w:t>H</w:t>
+            </w:r>
+          </w:p>
+        </w:tc>
+        <w:tc>
+          <w:tcPr>
+            <w:tcW w:type="dxa" w:w="2304"/>
+          </w:tcPr>
+          <w:p>
+            <w:r/>
+            <w:r>
+              <w:rPr>
+                <w:sz w:val="20"/>
+              </w:rPr>
+              <w:t>Daily ticket volume exceeds 110% of trailing 90-day average for two consecutive days</w:t>
+            </w:r>
+          </w:p>
+        </w:tc>
+        <w:tc>
+          <w:tcPr>
+            <w:tcW w:type="dxa" w:w="3456"/>
+          </w:tcPr>
+          <w:p>
+            <w:r/>
+            <w:r>
+              <w:rPr>
+                <w:sz w:val="20"/>
+              </w:rPr>
+              <w:t>Deflection program preserves Tier-1 human capacity; Task 4.1 surge bench; Insight Global rapid-deploy channel; cross-task surge runbook activated through PMO.</w:t>
+            </w:r>
+          </w:p>
+        </w:tc>
+        <w:tc>
+          <w:tcPr>
+            <w:tcW w:type="dxa" w:w="1152"/>
+          </w:tcPr>
+          <w:p>
+            <w:r/>
+            <w:r>
+              <w:rPr>
+                <w:sz w:val="20"/>
+              </w:rPr>
+              <w:t>Service Desk Lead / PM</w:t>
+            </w:r>
+          </w:p>
+        </w:tc>
+      </w:tr>
+      <w:tr>
+        <w:tc>
+          <w:tcPr>
+            <w:tcW w:type="dxa" w:w="2880"/>
+          </w:tcPr>
+          <w:p>
+            <w:r/>
+            <w:r>
+              <w:rPr>
+                <w:sz w:val="20"/>
+              </w:rPr>
+              <w:t>Knowledge-base decay erodes deflection over time</w:t>
+            </w:r>
+          </w:p>
+        </w:tc>
+        <w:tc>
+          <w:tcPr>
+            <w:tcW w:type="dxa" w:w="432"/>
+          </w:tcPr>
+          <w:p>
+            <w:r/>
+            <w:r>
+              <w:rPr>
+                <w:sz w:val="20"/>
+              </w:rPr>
+              <w:t>M</w:t>
+            </w:r>
+          </w:p>
+        </w:tc>
+        <w:tc>
+          <w:tcPr>
+            <w:tcW w:type="dxa" w:w="432"/>
+          </w:tcPr>
+          <w:p>
+            <w:r/>
+            <w:r>
+              <w:rPr>
+                <w:sz w:val="20"/>
+              </w:rPr>
+              <w:t>M</w:t>
+            </w:r>
+          </w:p>
+        </w:tc>
+        <w:tc>
+          <w:tcPr>
+            <w:tcW w:type="dxa" w:w="2304"/>
+          </w:tcPr>
+          <w:p>
+            <w:r/>
+            <w:r>
+              <w:rPr>
+                <w:sz w:val="20"/>
+              </w:rPr>
+              <w:t>Article Currency Rate &lt;90% or deflection-rate trend down two consecutive months</w:t>
+            </w:r>
+          </w:p>
+        </w:tc>
+        <w:tc>
+          <w:tcPr>
+            <w:tcW w:type="dxa" w:w="3456"/>
+          </w:tcPr>
+          <w:p>
+            <w:r/>
+            <w:r>
+              <w:rPr>
+                <w:sz w:val="20"/>
+              </w:rPr>
+              <w:t>Named article ownership; quarterly review cadence; 95% Currency Rate metric; deflection-rate visibility surfaces decay early.</w:t>
+            </w:r>
+          </w:p>
+        </w:tc>
+        <w:tc>
+          <w:tcPr>
+            <w:tcW w:type="dxa" w:w="1152"/>
+          </w:tcPr>
+          <w:p>
+            <w:r/>
+            <w:r>
+              <w:rPr>
+                <w:sz w:val="20"/>
+              </w:rPr>
+              <w:t>QC Lead</w:t>
+            </w:r>
+          </w:p>
+        </w:tc>
+      </w:tr>
+      <w:tr>
+        <w:tc>
+          <w:tcPr>
+            <w:tcW w:type="dxa" w:w="2880"/>
+          </w:tcPr>
+          <w:p>
+            <w:r/>
+            <w:r>
+              <w:rPr>
+                <w:sz w:val="20"/>
+              </w:rPr>
+              <w:t>Pricing pressure and TCO commitments require service-quality care</w:t>
+            </w:r>
+          </w:p>
+        </w:tc>
+        <w:tc>
+          <w:tcPr>
+            <w:tcW w:type="dxa" w:w="432"/>
+          </w:tcPr>
+          <w:p>
+            <w:r/>
+            <w:r>
+              <w:rPr>
+                <w:sz w:val="20"/>
+              </w:rPr>
+              <w:t>H</w:t>
+            </w:r>
+          </w:p>
+        </w:tc>
+        <w:tc>
+          <w:tcPr>
+            <w:tcW w:type="dxa" w:w="432"/>
+          </w:tcPr>
+          <w:p>
+            <w:r/>
+            <w:r>
+              <w:rPr>
+                <w:sz w:val="20"/>
+              </w:rPr>
+              <w:t>M</w:t>
+            </w:r>
+          </w:p>
+        </w:tc>
+        <w:tc>
+          <w:tcPr>
+            <w:tcW w:type="dxa" w:w="2304"/>
+          </w:tcPr>
+          <w:p>
+            <w:r/>
+            <w:r>
+              <w:rPr>
+                <w:sz w:val="20"/>
+              </w:rPr>
+              <w:t>YoY TCO target miss or service-quality metric trending below threshold</w:t>
+            </w:r>
+          </w:p>
+        </w:tc>
+        <w:tc>
+          <w:tcPr>
+            <w:tcW w:type="dxa" w:w="3456"/>
+          </w:tcPr>
+          <w:p>
+            <w:r/>
+            <w:r>
+              <w:rPr>
+                <w:sz w:val="20"/>
+              </w:rPr>
+              <w:t>YoY TCO targets in §1.8; deflection and zero-touch refresh as primary cost levers; delivery-center consolidation for eligible work; transparent monthly financial reporting.</w:t>
+            </w:r>
+          </w:p>
+        </w:tc>
+        <w:tc>
+          <w:tcPr>
+            <w:tcW w:type="dxa" w:w="1152"/>
+          </w:tcPr>
+          <w:p>
+            <w:r/>
+            <w:r>
+              <w:rPr>
+                <w:sz w:val="20"/>
+              </w:rPr>
+              <w:t>PM</w:t>
+            </w:r>
+          </w:p>
+        </w:tc>
+      </w:tr>
+      <w:tr>
+        <w:tc>
+          <w:tcPr>
+            <w:tcW w:type="dxa" w:w="2880"/>
+          </w:tcPr>
+          <w:p>
+            <w:r/>
+            <w:r>
+              <w:rPr>
+                <w:sz w:val="20"/>
+              </w:rPr>
+              <w:t>HHS budget continuity / org disruption</w:t>
+            </w:r>
+          </w:p>
+        </w:tc>
+        <w:tc>
+          <w:tcPr>
+            <w:tcW w:type="dxa" w:w="432"/>
+          </w:tcPr>
+          <w:p>
+            <w:r/>
+            <w:r>
+              <w:rPr>
+                <w:sz w:val="20"/>
+              </w:rPr>
+              <w:t>M</w:t>
+            </w:r>
+          </w:p>
+        </w:tc>
+        <w:tc>
+          <w:tcPr>
+            <w:tcW w:type="dxa" w:w="432"/>
+          </w:tcPr>
+          <w:p>
+            <w:r/>
+            <w:r>
+              <w:rPr>
+                <w:sz w:val="20"/>
+              </w:rPr>
+              <w:t>M</w:t>
+            </w:r>
+          </w:p>
+        </w:tc>
+        <w:tc>
+          <w:tcPr>
+            <w:tcW w:type="dxa" w:w="2304"/>
+          </w:tcPr>
+          <w:p>
+            <w:r/>
+            <w:r>
+              <w:rPr>
+                <w:sz w:val="20"/>
+              </w:rPr>
+              <w:t>HHS or CDC funding action that materially shifts scope or staffing</w:t>
+            </w:r>
+          </w:p>
+        </w:tc>
+        <w:tc>
+          <w:tcPr>
+            <w:tcW w:type="dxa" w:w="3456"/>
+          </w:tcPr>
+          <w:p>
+            <w:r/>
+            <w:r>
+              <w:rPr>
+                <w:sz w:val="20"/>
+              </w:rPr>
+              <w:t>Contractual flexibility (T&amp;M structure absorbs scope shifts); strategic risk loop with COR; documented assumptions in §3.10 surface scope-impact items early.</w:t>
+            </w:r>
+          </w:p>
+        </w:tc>
+        <w:tc>
+          <w:tcPr>
+            <w:tcW w:type="dxa" w:w="1152"/>
+          </w:tcPr>
+          <w:p>
+            <w:r/>
+            <w:r>
+              <w:rPr>
+                <w:sz w:val="20"/>
+              </w:rPr>
+              <w:t>PM</w:t>
+            </w:r>
+          </w:p>
+        </w:tc>
+      </w:tr>
+      <w:tr>
+        <w:tc>
+          <w:tcPr>
+            <w:tcW w:type="dxa" w:w="2880"/>
+          </w:tcPr>
+          <w:p>
+            <w:r/>
+            <w:r>
+              <w:rPr>
+                <w:sz w:val="20"/>
+              </w:rPr>
+              <w:t>Protest defensibility — clean transition, named subs, named individuals</w:t>
+            </w:r>
+          </w:p>
+        </w:tc>
+        <w:tc>
+          <w:tcPr>
+            <w:tcW w:type="dxa" w:w="432"/>
+          </w:tcPr>
+          <w:p>
+            <w:r/>
+            <w:r>
+              <w:rPr>
+                <w:sz w:val="20"/>
+              </w:rPr>
+              <w:t>L</w:t>
+            </w:r>
+          </w:p>
+        </w:tc>
+        <w:tc>
+          <w:tcPr>
+            <w:tcW w:type="dxa" w:w="432"/>
+          </w:tcPr>
+          <w:p>
+            <w:r/>
+            <w:r>
+              <w:rPr>
+                <w:sz w:val="20"/>
+              </w:rPr>
+              <w:t>H</w:t>
+            </w:r>
+          </w:p>
+        </w:tc>
+        <w:tc>
+          <w:tcPr>
+            <w:tcW w:type="dxa" w:w="2304"/>
+          </w:tcPr>
+          <w:p>
+            <w:r/>
+            <w:r>
+              <w:rPr>
+                <w:sz w:val="20"/>
+              </w:rPr>
+              <w:t>Any conduct or document that could be characterized as direct outreach to incumbent staff or uncoordinated naming of subs</w:t>
+            </w:r>
+          </w:p>
+        </w:tc>
+        <w:tc>
+          <w:tcPr>
+            <w:tcW w:type="dxa" w:w="3456"/>
+          </w:tcPr>
+          <w:p>
+            <w:r/>
+            <w:r>
+              <w:rPr>
+                <w:sz w:val="20"/>
+              </w:rPr>
+              <w:t>Zero direct outreach to incumbent staff; staffing-partner-only channel; documented procurement-integrity protocol in §3.7; subcontractor naming approved before submission.</w:t>
+            </w:r>
+          </w:p>
+        </w:tc>
+        <w:tc>
+          <w:tcPr>
+            <w:tcW w:type="dxa" w:w="1152"/>
+          </w:tcPr>
+          <w:p>
+            <w:r/>
+            <w:r>
+              <w:rPr>
+                <w:sz w:val="20"/>
+              </w:rPr>
+              <w:t>PM / Subcontract Lead</w:t>
+            </w:r>
+          </w:p>
+        </w:tc>
+      </w:tr>
+      <w:tr>
+        <w:tc>
+          <w:tcPr>
+            <w:tcW w:type="dxa" w:w="2880"/>
+          </w:tcPr>
+          <w:p>
+            <w:r/>
+            <w:r>
+              <w:rPr>
+                <w:sz w:val="20"/>
+              </w:rPr>
+              <w:t>GFE reconciliation gap during transition</w:t>
+            </w:r>
+          </w:p>
+        </w:tc>
+        <w:tc>
+          <w:tcPr>
+            <w:tcW w:type="dxa" w:w="432"/>
+          </w:tcPr>
+          <w:p>
+            <w:r/>
+            <w:r>
+              <w:rPr>
+                <w:sz w:val="20"/>
+              </w:rPr>
+              <w:t>L</w:t>
+            </w:r>
+          </w:p>
+        </w:tc>
+        <w:tc>
+          <w:tcPr>
+            <w:tcW w:type="dxa" w:w="432"/>
+          </w:tcPr>
+          <w:p>
+            <w:r/>
+            <w:r>
+              <w:rPr>
+                <w:sz w:val="20"/>
+              </w:rPr>
+              <w:t>H</w:t>
+            </w:r>
+          </w:p>
+        </w:tc>
+        <w:tc>
+          <w:tcPr>
+            <w:tcW w:type="dxa" w:w="2304"/>
+          </w:tcPr>
+          <w:p>
+            <w:r/>
+            <w:r>
+              <w:rPr>
+                <w:sz w:val="20"/>
+              </w:rPr>
+              <w:t>Inventory variance &gt;2% at any walk-down or audit</w:t>
+            </w:r>
+          </w:p>
+        </w:tc>
+        <w:tc>
+          <w:tcPr>
+            <w:tcW w:type="dxa" w:w="3456"/>
+          </w:tcPr>
+          <w:p>
+            <w:r/>
+            <w:r>
+              <w:rPr>
+                <w:sz w:val="20"/>
+              </w:rPr>
+              <w:t>Continuous-discipline approach (§3.9); PCO coverage; signed walk-down at transition; ServiceNow asset linkage; 95% on-time delivery metric.</w:t>
+            </w:r>
+          </w:p>
+        </w:tc>
+        <w:tc>
+          <w:tcPr>
+            <w:tcW w:type="dxa" w:w="1152"/>
+          </w:tcPr>
+          <w:p>
+            <w:r/>
+            <w:r>
+              <w:rPr>
+                <w:sz w:val="20"/>
+              </w:rPr>
+              <w:t>ITAM Lead / PM</w:t>
+            </w:r>
+          </w:p>
+        </w:tc>
+      </w:tr>
+    </w:tbl>
+    <w:p>
+      <w:pPr/>
+      <w:r>
+        <w:rPr>
+          <w:b/>
+        </w:rPr>
+        <w:t>Operational risks managed below the program register.</w:t>
+      </w:r>
+      <w:r>
+        <w:t xml:space="preserve"> Three additional risks are identified during the operational risk loop in PWS Subsection 3.2.6 continuous-improvement cadence and may not appear in the program register at any single time: tooling-license expiration risk, training-currency risk for credentialed roles (CCNA, ITIL, PMP), and vendor case-management dependency for M365 and ServiceNow platform issues. Each is owned by the relevant Task Lead and reported through the standing weekly cadence.</w:t>
+      </w:r>
+    </w:p>
+    <w:p>
+      <w:pPr>
+        <w:pStyle w:val="Heading2"/>
+      </w:pPr>
+      <w:r>
+        <w:t>3.4 Communications, Telework Oversight, Conflict Management</w:t>
+      </w:r>
+    </w:p>
+    <w:p>
+      <w:pPr/>
+      <w:r>
+        <w:rPr>
+          <w:b/>
+        </w:rPr>
+        <w:t>Communications cadence.</w:t>
+      </w:r>
+      <w:r>
+        <w:t xml:space="preserve"> In addition to the recurring deliverables in PWS Section 8, the PM hosts a weekly status touchpoint with the COR (or as the COR prefers), a monthly leadership touchpoint with the OCIO sponsor, and ad hoc progress meetings as requested. The Continuous Service Improvement (CSI) cadence is published quarterly. All recurring meetings have a documented agenda template, a designated note-taker, and action-item tracking in ServiceNow.</w:t>
+      </w:r>
+    </w:p>
+    <w:p>
+      <w:pPr/>
+      <w:r>
+        <w:rPr>
+          <w:b/>
+        </w:rPr>
+        <w:t>Telework oversight.</w:t>
+      </w:r>
+      <w:r>
+        <w:t xml:space="preserve"> For positions designated as remote or hybrid in the PWS Section 6 Place of Performance table, oversight is built into the daily operating cadence: ServiceNow ticket-level activity logging, Personnel Availability reporting per PWS Section 9, and Task Lead-level oversight of throughput and quality. Telework does not loosen accountability — the Personnel Availability calculation under Section 9 (Talk Time + Hold Time + ACW + Wait Time minus Not Ready Time + Break Time + Lunch Time, divided by Staffed Time) applies to remote contact center personnel identically to on-site staff.</w:t>
+      </w:r>
+    </w:p>
+    <w:p>
+      <w:pPr/>
+      <w:r>
+        <w:rPr>
+          <w:b/>
+        </w:rPr>
+        <w:t>Off-site task management.</w:t>
+      </w:r>
+      <w:r>
+        <w:t xml:space="preserve"> Off-site task management — the work that supports CITS but is not delivered at a CDC location — runs on the same governance cadence as on-site tasks. Tier-1 service desk operations consolidated into U.S. delivery centers, application development, reporting, and several specialized functions are managed through the same daily stand-up, weekly Task-Lead review, and ServiceNow-derived performance dashboards as on-site work. Each off-site role has a named Task Lead, a documented escalation path, and the same quality coaching and calibration discipline as on-site teams.</w:t>
+      </w:r>
+    </w:p>
+    <w:p>
+      <w:pPr/>
+      <w:r>
+        <w:rPr>
+          <w:b/>
+        </w:rPr>
+        <w:t>Conflict management.</w:t>
+      </w:r>
+      <w:r>
+        <w:t xml:space="preserve"> Conflicts among team members, between subcontractors, or between the contractor team and CDC stakeholders are surfaced at the lowest appropriate level first. The Task Lead resolves operational disagreements; the PM resolves cross-task or subcontractor-prime disagreements; the CO and contractor executive sponsor resolve contractual or scope disagreements. Mediation through HR or executive escalation is available where required. The full protocol is documented in the QCP.</w:t>
+      </w:r>
+    </w:p>
+    <w:p>
+      <w:pPr>
+        <w:pStyle w:val="Heading2"/>
+      </w:pPr>
+      <w:r>
+        <w:t>3.5 Fiscal Responsibility and Cost Discipline</w:t>
+      </w:r>
+    </w:p>
+    <w:p>
+      <w:pPr/>
+      <w:r>
+        <w:rPr>
+          <w:b/>
+        </w:rPr>
+        <w:t>Fiscal responsibility.</w:t>
+      </w:r>
+      <w:r>
+        <w:t xml:space="preserve"> Fiscal responsibility is measured monthly in the Monthly Financial Report and reviewed quarterly at the In-Progress Review. Burn-rate against the labor hour build, ODC and travel against the published caps (VCC license $320,826 base period; CEO non-global travel $18,326 base period; CEO global travel $183,326 base period; DSO ISB travel $30,000 base period; hardware/spare parts $137,500 base period), and option-period readiness are tracked as standing items. The PM raises any anticipated cost-impact change with the CO before the change manifests in the financials.</w:t>
+      </w:r>
+    </w:p>
+    <w:p>
+      <w:pPr/>
+      <w:r>
+        <w:rPr>
+          <w:b/>
+        </w:rPr>
+        <w:t>Cost discipline drivers.</w:t>
+      </w:r>
+      <w:r>
+        <w:t xml:space="preserve"> Three drivers reduce TCO across the period of performance, consistent with PWS Subsection 3.2.6 and contract objective 4. (1) Deflection — moving deterministic Tier-1 demand to ServiceNow self-service and the Virtual Agent reduces inbound volume and supports right-sized Tier-1 staffing. (2) Automation — RPA and ServiceNow workflow extension reduce per-ticket handling time on standard requests. (3) Delivery-center consolidation — eligible work consolidated to lower-cost U.S. delivery centers improves consistency and reduces per-hour cost without sacrificing service quality. YoY TCO targets are agreed with the COR at the start of each option period and reported against monthly. The targets in §1.8 are the operating envelope.</w:t>
+      </w:r>
+    </w:p>
+    <w:p>
+      <w:pPr/>
+      <w:r>
+        <w:rPr>
+          <w:b/>
+        </w:rPr>
+        <w:t>Additional resources beyond the PWS.</w:t>
+      </w:r>
+      <w:r>
+        <w:t xml:space="preserve"> Beyond the PWS-named tools and resources (ServiceNow, NICE VCC, M365, MECM/Intune, Power Platform, Azure, Zscaler, AD/FIM), we identify three additional resources required to deliver the proposed approach: (a) Power Automate Desktop for the RPA bot inventory; (b) a contractor-secure environment for transition-period knowledge artifacts and ServiceNow configuration exports; (c) standard Government-licensed productivity tooling for the PMO (MS Project, Visio). Each is contractor-funded or sourced through CDC-approved channels; none introduces a new vendor relationship that would require CDC procurement action. Any additional resource identified during performance is raised with the CO before introduction.</w:t>
+      </w:r>
+    </w:p>
+    <w:p>
+      <w:pPr>
+        <w:pStyle w:val="Heading2"/>
+      </w:pPr>
+      <w:r>
+        <w:t>3.6 Draft Quality Control Plan (QCP)</w:t>
+      </w:r>
+    </w:p>
+    <w:p>
+      <w:pPr/>
+      <w:r>
+        <w:t>A draft Quality Control Plan is summarized below; the full QCP will be submitted to the CO within 30 calendar days after award per PWS Subsection 9.1, refined in coordination with the COR, and maintained throughout all periods of performance. Per Section E Management Approach item (iii)(d), the QCP includes performance measures beyond those in the PWS — meaningful, measurable, and challenging.</w:t>
+      </w:r>
+    </w:p>
+    <w:p>
+      <w:pPr/>
+      <w:r>
+        <w:t>Table 3.6-A. QCP performance measures (PWS thresholds plus QCP additions).</w:t>
       </w:r>
     </w:p>
     <w:tbl>
@@ -4406,7 +6929,7 @@
       <w:tr>
         <w:tc>
           <w:tcPr>
-            <w:tcW w:type="dxa" w:w="3744"/>
+            <w:tcW w:type="dxa" w:w="2448"/>
             <w:shd w:val="clear" w:color="auto" w:fill="D9E1F2"/>
           </w:tcPr>
           <w:p>
@@ -4416,13 +6939,13 @@
                 <w:b/>
                 <w:sz w:val="20"/>
               </w:rPr>
-              <w:t>Risk</w:t>
-            </w:r>
-          </w:p>
-        </w:tc>
-        <w:tc>
-          <w:tcPr>
-            <w:tcW w:type="dxa" w:w="576"/>
+              <w:t>Measure</w:t>
+            </w:r>
+          </w:p>
+        </w:tc>
+        <w:tc>
+          <w:tcPr>
+            <w:tcW w:type="dxa" w:w="2448"/>
             <w:shd w:val="clear" w:color="auto" w:fill="D9E1F2"/>
           </w:tcPr>
           <w:p>
@@ -4432,13 +6955,13 @@
                 <w:b/>
                 <w:sz w:val="20"/>
               </w:rPr>
-              <w:t>L</w:t>
-            </w:r>
-          </w:p>
-        </w:tc>
-        <w:tc>
-          <w:tcPr>
-            <w:tcW w:type="dxa" w:w="576"/>
+              <w:t>Definition</w:t>
+            </w:r>
+          </w:p>
+        </w:tc>
+        <w:tc>
+          <w:tcPr>
+            <w:tcW w:type="dxa" w:w="1296"/>
             <w:shd w:val="clear" w:color="auto" w:fill="D9E1F2"/>
           </w:tcPr>
           <w:p>
@@ -4448,13 +6971,13 @@
                 <w:b/>
                 <w:sz w:val="20"/>
               </w:rPr>
-              <w:t>I</w:t>
-            </w:r>
-          </w:p>
-        </w:tc>
-        <w:tc>
-          <w:tcPr>
-            <w:tcW w:type="dxa" w:w="3888"/>
+              <w:t>Target</w:t>
+            </w:r>
+          </w:p>
+        </w:tc>
+        <w:tc>
+          <w:tcPr>
+            <w:tcW w:type="dxa" w:w="2304"/>
             <w:shd w:val="clear" w:color="auto" w:fill="D9E1F2"/>
           </w:tcPr>
           <w:p>
@@ -4464,13 +6987,13 @@
                 <w:b/>
                 <w:sz w:val="20"/>
               </w:rPr>
-              <w:t>Mitigation</w:t>
-            </w:r>
-          </w:p>
-        </w:tc>
-        <w:tc>
-          <w:tcPr>
-            <w:tcW w:type="dxa" w:w="1440"/>
+              <w:t>Surveillance method</w:t>
+            </w:r>
+          </w:p>
+        </w:tc>
+        <w:tc>
+          <w:tcPr>
+            <w:tcW w:type="dxa" w:w="1152"/>
             <w:shd w:val="clear" w:color="auto" w:fill="D9E1F2"/>
           </w:tcPr>
           <w:p>
@@ -4480,7 +7003,7 @@
                 <w:b/>
                 <w:sz w:val="20"/>
               </w:rPr>
-              <w:t>Owner</w:t>
+              <w:t>Cadence</w:t>
             </w:r>
           </w:p>
         </w:tc>
@@ -4488,71 +7011,71 @@
       <w:tr>
         <w:tc>
           <w:tcPr>
-            <w:tcW w:type="dxa" w:w="3744"/>
-          </w:tcPr>
-          <w:p>
-            <w:r/>
-            <w:r>
-              <w:rPr>
-                <w:sz w:val="20"/>
-              </w:rPr>
-              <w:t>OCONUS network outage cascades during emergency deployment</w:t>
-            </w:r>
-          </w:p>
-        </w:tc>
-        <w:tc>
-          <w:tcPr>
-            <w:tcW w:type="dxa" w:w="576"/>
-          </w:tcPr>
-          <w:p>
-            <w:r/>
-            <w:r>
-              <w:rPr>
-                <w:sz w:val="20"/>
-              </w:rPr>
-              <w:t>M</w:t>
-            </w:r>
-          </w:p>
-        </w:tc>
-        <w:tc>
-          <w:tcPr>
-            <w:tcW w:type="dxa" w:w="576"/>
-          </w:tcPr>
-          <w:p>
-            <w:r/>
-            <w:r>
-              <w:rPr>
-                <w:sz w:val="20"/>
-              </w:rPr>
-              <w:t>H</w:t>
-            </w:r>
-          </w:p>
-        </w:tc>
-        <w:tc>
-          <w:tcPr>
-            <w:tcW w:type="dxa" w:w="3888"/>
-          </w:tcPr>
-          <w:p>
-            <w:r/>
-            <w:r>
-              <w:rPr>
-                <w:sz w:val="20"/>
-              </w:rPr>
-              <w:t>Predictive SD-WAN monitoring; pre-positioned regional spares where logistics permit; CCNA-current regional engineers; 24-48 hour deployment readiness; FACT currency.</w:t>
-            </w:r>
-          </w:p>
-        </w:tc>
-        <w:tc>
-          <w:tcPr>
-            <w:tcW w:type="dxa" w:w="1440"/>
-          </w:tcPr>
-          <w:p>
-            <w:r/>
-            <w:r>
-              <w:rPr>
-                <w:sz w:val="20"/>
-              </w:rPr>
-              <w:t>GA Lead</w:t>
+            <w:tcW w:type="dxa" w:w="2448"/>
+          </w:tcPr>
+          <w:p>
+            <w:r/>
+            <w:r>
+              <w:rPr>
+                <w:sz w:val="20"/>
+              </w:rPr>
+              <w:t>Customer Service Survey (PWS)</w:t>
+            </w:r>
+          </w:p>
+        </w:tc>
+        <w:tc>
+          <w:tcPr>
+            <w:tcW w:type="dxa" w:w="2448"/>
+          </w:tcPr>
+          <w:p>
+            <w:r/>
+            <w:r>
+              <w:rPr>
+                <w:sz w:val="20"/>
+              </w:rPr>
+              <w:t>% positive customer survey responses</w:t>
+            </w:r>
+          </w:p>
+        </w:tc>
+        <w:tc>
+          <w:tcPr>
+            <w:tcW w:type="dxa" w:w="1296"/>
+          </w:tcPr>
+          <w:p>
+            <w:r/>
+            <w:r>
+              <w:rPr>
+                <w:sz w:val="20"/>
+              </w:rPr>
+              <w:t>≥96%</w:t>
+            </w:r>
+          </w:p>
+        </w:tc>
+        <w:tc>
+          <w:tcPr>
+            <w:tcW w:type="dxa" w:w="2304"/>
+          </w:tcPr>
+          <w:p>
+            <w:r/>
+            <w:r>
+              <w:rPr>
+                <w:sz w:val="20"/>
+              </w:rPr>
+              <w:t>100% sampling of completed surveys</w:t>
+            </w:r>
+          </w:p>
+        </w:tc>
+        <w:tc>
+          <w:tcPr>
+            <w:tcW w:type="dxa" w:w="1152"/>
+          </w:tcPr>
+          <w:p>
+            <w:r/>
+            <w:r>
+              <w:rPr>
+                <w:sz w:val="20"/>
+              </w:rPr>
+              <w:t>Monthly</w:t>
             </w:r>
           </w:p>
         </w:tc>
@@ -4560,71 +7083,71 @@
       <w:tr>
         <w:tc>
           <w:tcPr>
-            <w:tcW w:type="dxa" w:w="3744"/>
-          </w:tcPr>
-          <w:p>
-            <w:r/>
-            <w:r>
-              <w:rPr>
-                <w:sz w:val="20"/>
-              </w:rPr>
-              <w:t>Public-health emergency surge exceeds Tier-1 capacity</w:t>
-            </w:r>
-          </w:p>
-        </w:tc>
-        <w:tc>
-          <w:tcPr>
-            <w:tcW w:type="dxa" w:w="576"/>
-          </w:tcPr>
-          <w:p>
-            <w:r/>
-            <w:r>
-              <w:rPr>
-                <w:sz w:val="20"/>
-              </w:rPr>
-              <w:t>M</w:t>
-            </w:r>
-          </w:p>
-        </w:tc>
-        <w:tc>
-          <w:tcPr>
-            <w:tcW w:type="dxa" w:w="576"/>
-          </w:tcPr>
-          <w:p>
-            <w:r/>
-            <w:r>
-              <w:rPr>
-                <w:sz w:val="20"/>
-              </w:rPr>
-              <w:t>H</w:t>
-            </w:r>
-          </w:p>
-        </w:tc>
-        <w:tc>
-          <w:tcPr>
-            <w:tcW w:type="dxa" w:w="3888"/>
-          </w:tcPr>
-          <w:p>
-            <w:r/>
-            <w:r>
-              <w:rPr>
-                <w:sz w:val="20"/>
-              </w:rPr>
-              <w:t>Deflection program preserves Tier-1 human capacity; Task 4.1 surge bench; Insight Global rapid-deploy channel; cross-task surge runbook activated through PMO.</w:t>
-            </w:r>
-          </w:p>
-        </w:tc>
-        <w:tc>
-          <w:tcPr>
-            <w:tcW w:type="dxa" w:w="1440"/>
-          </w:tcPr>
-          <w:p>
-            <w:r/>
-            <w:r>
-              <w:rPr>
-                <w:sz w:val="20"/>
-              </w:rPr>
-              <w:t>Service Desk Lead / PM</w:t>
+            <w:tcW w:type="dxa" w:w="2448"/>
+          </w:tcPr>
+          <w:p>
+            <w:r/>
+            <w:r>
+              <w:rPr>
+                <w:sz w:val="20"/>
+              </w:rPr>
+              <w:t>Personnel Availability (PWS)</w:t>
+            </w:r>
+          </w:p>
+        </w:tc>
+        <w:tc>
+          <w:tcPr>
+            <w:tcW w:type="dxa" w:w="2448"/>
+          </w:tcPr>
+          <w:p>
+            <w:r/>
+            <w:r>
+              <w:rPr>
+                <w:sz w:val="20"/>
+              </w:rPr>
+              <w:t>Per §9 formula</w:t>
+            </w:r>
+          </w:p>
+        </w:tc>
+        <w:tc>
+          <w:tcPr>
+            <w:tcW w:type="dxa" w:w="1296"/>
+          </w:tcPr>
+          <w:p>
+            <w:r/>
+            <w:r>
+              <w:rPr>
+                <w:sz w:val="20"/>
+              </w:rPr>
+              <w:t>≥80% daily</w:t>
+            </w:r>
+          </w:p>
+        </w:tc>
+        <w:tc>
+          <w:tcPr>
+            <w:tcW w:type="dxa" w:w="2304"/>
+          </w:tcPr>
+          <w:p>
+            <w:r/>
+            <w:r>
+              <w:rPr>
+                <w:sz w:val="20"/>
+              </w:rPr>
+              <w:t>100% inspection (system-derived)</w:t>
+            </w:r>
+          </w:p>
+        </w:tc>
+        <w:tc>
+          <w:tcPr>
+            <w:tcW w:type="dxa" w:w="1152"/>
+          </w:tcPr>
+          <w:p>
+            <w:r/>
+            <w:r>
+              <w:rPr>
+                <w:sz w:val="20"/>
+              </w:rPr>
+              <w:t>Daily</w:t>
             </w:r>
           </w:p>
         </w:tc>
@@ -4632,71 +7155,71 @@
       <w:tr>
         <w:tc>
           <w:tcPr>
-            <w:tcW w:type="dxa" w:w="3744"/>
-          </w:tcPr>
-          <w:p>
-            <w:r/>
-            <w:r>
-              <w:rPr>
-                <w:sz w:val="20"/>
-              </w:rPr>
-              <w:t>Knowledge-base decay erodes deflection over time</w:t>
-            </w:r>
-          </w:p>
-        </w:tc>
-        <w:tc>
-          <w:tcPr>
-            <w:tcW w:type="dxa" w:w="576"/>
-          </w:tcPr>
-          <w:p>
-            <w:r/>
-            <w:r>
-              <w:rPr>
-                <w:sz w:val="20"/>
-              </w:rPr>
-              <w:t>M</w:t>
-            </w:r>
-          </w:p>
-        </w:tc>
-        <w:tc>
-          <w:tcPr>
-            <w:tcW w:type="dxa" w:w="576"/>
-          </w:tcPr>
-          <w:p>
-            <w:r/>
-            <w:r>
-              <w:rPr>
-                <w:sz w:val="20"/>
-              </w:rPr>
-              <w:t>M</w:t>
-            </w:r>
-          </w:p>
-        </w:tc>
-        <w:tc>
-          <w:tcPr>
-            <w:tcW w:type="dxa" w:w="3888"/>
-          </w:tcPr>
-          <w:p>
-            <w:r/>
-            <w:r>
-              <w:rPr>
-                <w:sz w:val="20"/>
-              </w:rPr>
-              <w:t>Named article ownership; quarterly review cadence; 95% Currency Rate metric; deflection-rate visibility surfaces decay early.</w:t>
-            </w:r>
-          </w:p>
-        </w:tc>
-        <w:tc>
-          <w:tcPr>
-            <w:tcW w:type="dxa" w:w="1440"/>
-          </w:tcPr>
-          <w:p>
-            <w:r/>
-            <w:r>
-              <w:rPr>
-                <w:sz w:val="20"/>
-              </w:rPr>
-              <w:t>QC Lead</w:t>
+            <w:tcW w:type="dxa" w:w="2448"/>
+          </w:tcPr>
+          <w:p>
+            <w:r/>
+            <w:r>
+              <w:rPr>
+                <w:sz w:val="20"/>
+              </w:rPr>
+              <w:t>Speed-to-Answer (PWS)</w:t>
+            </w:r>
+          </w:p>
+        </w:tc>
+        <w:tc>
+          <w:tcPr>
+            <w:tcW w:type="dxa" w:w="2448"/>
+          </w:tcPr>
+          <w:p>
+            <w:r/>
+            <w:r>
+              <w:rPr>
+                <w:sz w:val="20"/>
+              </w:rPr>
+              <w:t>Monthly avg time to live agent</w:t>
+            </w:r>
+          </w:p>
+        </w:tc>
+        <w:tc>
+          <w:tcPr>
+            <w:tcW w:type="dxa" w:w="1296"/>
+          </w:tcPr>
+          <w:p>
+            <w:r/>
+            <w:r>
+              <w:rPr>
+                <w:sz w:val="20"/>
+              </w:rPr>
+              <w:t>&lt;2 min</w:t>
+            </w:r>
+          </w:p>
+        </w:tc>
+        <w:tc>
+          <w:tcPr>
+            <w:tcW w:type="dxa" w:w="2304"/>
+          </w:tcPr>
+          <w:p>
+            <w:r/>
+            <w:r>
+              <w:rPr>
+                <w:sz w:val="20"/>
+              </w:rPr>
+              <w:t>100% inspection (VCC-derived)</w:t>
+            </w:r>
+          </w:p>
+        </w:tc>
+        <w:tc>
+          <w:tcPr>
+            <w:tcW w:type="dxa" w:w="1152"/>
+          </w:tcPr>
+          <w:p>
+            <w:r/>
+            <w:r>
+              <w:rPr>
+                <w:sz w:val="20"/>
+              </w:rPr>
+              <w:t>Monthly</w:t>
             </w:r>
           </w:p>
         </w:tc>
@@ -4704,71 +7227,71 @@
       <w:tr>
         <w:tc>
           <w:tcPr>
-            <w:tcW w:type="dxa" w:w="3744"/>
-          </w:tcPr>
-          <w:p>
-            <w:r/>
-            <w:r>
-              <w:rPr>
-                <w:sz w:val="20"/>
-              </w:rPr>
-              <w:t>Pricing pressure and TCO commitments require service-quality discipline</w:t>
-            </w:r>
-          </w:p>
-        </w:tc>
-        <w:tc>
-          <w:tcPr>
-            <w:tcW w:type="dxa" w:w="576"/>
-          </w:tcPr>
-          <w:p>
-            <w:r/>
-            <w:r>
-              <w:rPr>
-                <w:sz w:val="20"/>
-              </w:rPr>
-              <w:t>H</w:t>
-            </w:r>
-          </w:p>
-        </w:tc>
-        <w:tc>
-          <w:tcPr>
-            <w:tcW w:type="dxa" w:w="576"/>
-          </w:tcPr>
-          <w:p>
-            <w:r/>
-            <w:r>
-              <w:rPr>
-                <w:sz w:val="20"/>
-              </w:rPr>
-              <w:t>M</w:t>
-            </w:r>
-          </w:p>
-        </w:tc>
-        <w:tc>
-          <w:tcPr>
-            <w:tcW w:type="dxa" w:w="3888"/>
-          </w:tcPr>
-          <w:p>
-            <w:r/>
-            <w:r>
-              <w:rPr>
-                <w:sz w:val="20"/>
-              </w:rPr>
-              <w:t>Year-over-year TCO targets in §1.8; deflection and zero-touch refresh as primary cost levers; delivery-center consolidation for eligible work; transparent monthly financial reporting.</w:t>
-            </w:r>
-          </w:p>
-        </w:tc>
-        <w:tc>
-          <w:tcPr>
-            <w:tcW w:type="dxa" w:w="1440"/>
-          </w:tcPr>
-          <w:p>
-            <w:r/>
-            <w:r>
-              <w:rPr>
-                <w:sz w:val="20"/>
-              </w:rPr>
-              <w:t>PM</w:t>
+            <w:tcW w:type="dxa" w:w="2448"/>
+          </w:tcPr>
+          <w:p>
+            <w:r/>
+            <w:r>
+              <w:rPr>
+                <w:sz w:val="20"/>
+              </w:rPr>
+              <w:t>Missed-Call Rate (PWS)</w:t>
+            </w:r>
+          </w:p>
+        </w:tc>
+        <w:tc>
+          <w:tcPr>
+            <w:tcW w:type="dxa" w:w="2448"/>
+          </w:tcPr>
+          <w:p>
+            <w:r/>
+            <w:r>
+              <w:rPr>
+                <w:sz w:val="20"/>
+              </w:rPr>
+              <w:t>% calls abandoned before answer</w:t>
+            </w:r>
+          </w:p>
+        </w:tc>
+        <w:tc>
+          <w:tcPr>
+            <w:tcW w:type="dxa" w:w="1296"/>
+          </w:tcPr>
+          <w:p>
+            <w:r/>
+            <w:r>
+              <w:rPr>
+                <w:sz w:val="20"/>
+              </w:rPr>
+              <w:t>&lt;3%</w:t>
+            </w:r>
+          </w:p>
+        </w:tc>
+        <w:tc>
+          <w:tcPr>
+            <w:tcW w:type="dxa" w:w="2304"/>
+          </w:tcPr>
+          <w:p>
+            <w:r/>
+            <w:r>
+              <w:rPr>
+                <w:sz w:val="20"/>
+              </w:rPr>
+              <w:t>100% inspection (VCC-derived)</w:t>
+            </w:r>
+          </w:p>
+        </w:tc>
+        <w:tc>
+          <w:tcPr>
+            <w:tcW w:type="dxa" w:w="1152"/>
+          </w:tcPr>
+          <w:p>
+            <w:r/>
+            <w:r>
+              <w:rPr>
+                <w:sz w:val="20"/>
+              </w:rPr>
+              <w:t>Monthly</w:t>
             </w:r>
           </w:p>
         </w:tc>
@@ -4776,71 +7299,71 @@
       <w:tr>
         <w:tc>
           <w:tcPr>
-            <w:tcW w:type="dxa" w:w="3744"/>
-          </w:tcPr>
-          <w:p>
-            <w:r/>
-            <w:r>
-              <w:rPr>
-                <w:sz w:val="20"/>
-              </w:rPr>
-              <w:t>HHS budget continuity / org disruption</w:t>
-            </w:r>
-          </w:p>
-        </w:tc>
-        <w:tc>
-          <w:tcPr>
-            <w:tcW w:type="dxa" w:w="576"/>
-          </w:tcPr>
-          <w:p>
-            <w:r/>
-            <w:r>
-              <w:rPr>
-                <w:sz w:val="20"/>
-              </w:rPr>
-              <w:t>M</w:t>
-            </w:r>
-          </w:p>
-        </w:tc>
-        <w:tc>
-          <w:tcPr>
-            <w:tcW w:type="dxa" w:w="576"/>
-          </w:tcPr>
-          <w:p>
-            <w:r/>
-            <w:r>
-              <w:rPr>
-                <w:sz w:val="20"/>
-              </w:rPr>
-              <w:t>M</w:t>
-            </w:r>
-          </w:p>
-        </w:tc>
-        <w:tc>
-          <w:tcPr>
-            <w:tcW w:type="dxa" w:w="3888"/>
-          </w:tcPr>
-          <w:p>
-            <w:r/>
-            <w:r>
-              <w:rPr>
-                <w:sz w:val="20"/>
-              </w:rPr>
-              <w:t>Contractual flexibility (T&amp;M structure absorbs scope shifts); strategic risk loop with COR; documented assumptions in §3.10 surface scope-impact items early.</w:t>
-            </w:r>
-          </w:p>
-        </w:tc>
-        <w:tc>
-          <w:tcPr>
-            <w:tcW w:type="dxa" w:w="1440"/>
-          </w:tcPr>
-          <w:p>
-            <w:r/>
-            <w:r>
-              <w:rPr>
-                <w:sz w:val="20"/>
-              </w:rPr>
-              <w:t>PM</w:t>
+            <w:tcW w:type="dxa" w:w="2448"/>
+          </w:tcPr>
+          <w:p>
+            <w:r/>
+            <w:r>
+              <w:rPr>
+                <w:sz w:val="20"/>
+              </w:rPr>
+              <w:t>Error Rate (PWS)</w:t>
+            </w:r>
+          </w:p>
+        </w:tc>
+        <w:tc>
+          <w:tcPr>
+            <w:tcW w:type="dxa" w:w="2448"/>
+          </w:tcPr>
+          <w:p>
+            <w:r/>
+            <w:r>
+              <w:rPr>
+                <w:sz w:val="20"/>
+              </w:rPr>
+              <w:t>Mis-routed/incorrect dispositions</w:t>
+            </w:r>
+          </w:p>
+        </w:tc>
+        <w:tc>
+          <w:tcPr>
+            <w:tcW w:type="dxa" w:w="1296"/>
+          </w:tcPr>
+          <w:p>
+            <w:r/>
+            <w:r>
+              <w:rPr>
+                <w:sz w:val="20"/>
+              </w:rPr>
+              <w:t>&lt;3%</w:t>
+            </w:r>
+          </w:p>
+        </w:tc>
+        <w:tc>
+          <w:tcPr>
+            <w:tcW w:type="dxa" w:w="2304"/>
+          </w:tcPr>
+          <w:p>
+            <w:r/>
+            <w:r>
+              <w:rPr>
+                <w:sz w:val="20"/>
+              </w:rPr>
+              <w:t>Random sampling QA review</w:t>
+            </w:r>
+          </w:p>
+        </w:tc>
+        <w:tc>
+          <w:tcPr>
+            <w:tcW w:type="dxa" w:w="1152"/>
+          </w:tcPr>
+          <w:p>
+            <w:r/>
+            <w:r>
+              <w:rPr>
+                <w:sz w:val="20"/>
+              </w:rPr>
+              <w:t>Weekly</w:t>
             </w:r>
           </w:p>
         </w:tc>
@@ -4848,71 +7371,71 @@
       <w:tr>
         <w:tc>
           <w:tcPr>
-            <w:tcW w:type="dxa" w:w="3744"/>
-          </w:tcPr>
-          <w:p>
-            <w:r/>
-            <w:r>
-              <w:rPr>
-                <w:sz w:val="20"/>
-              </w:rPr>
-              <w:t>Protest defensibility — clean transition, named subs, named individuals</w:t>
-            </w:r>
-          </w:p>
-        </w:tc>
-        <w:tc>
-          <w:tcPr>
-            <w:tcW w:type="dxa" w:w="576"/>
-          </w:tcPr>
-          <w:p>
-            <w:r/>
-            <w:r>
-              <w:rPr>
-                <w:sz w:val="20"/>
-              </w:rPr>
-              <w:t>L</w:t>
-            </w:r>
-          </w:p>
-        </w:tc>
-        <w:tc>
-          <w:tcPr>
-            <w:tcW w:type="dxa" w:w="576"/>
-          </w:tcPr>
-          <w:p>
-            <w:r/>
-            <w:r>
-              <w:rPr>
-                <w:sz w:val="20"/>
-              </w:rPr>
-              <w:t>H</w:t>
-            </w:r>
-          </w:p>
-        </w:tc>
-        <w:tc>
-          <w:tcPr>
-            <w:tcW w:type="dxa" w:w="3888"/>
-          </w:tcPr>
-          <w:p>
-            <w:r/>
-            <w:r>
-              <w:rPr>
-                <w:sz w:val="20"/>
-              </w:rPr>
-              <w:t>Zero direct outreach to incumbent staff; staffing-partner-only channel; documented procurement-integrity protocol in §3.7; subcontractor naming approved before submission.</w:t>
-            </w:r>
-          </w:p>
-        </w:tc>
-        <w:tc>
-          <w:tcPr>
-            <w:tcW w:type="dxa" w:w="1440"/>
-          </w:tcPr>
-          <w:p>
-            <w:r/>
-            <w:r>
-              <w:rPr>
-                <w:sz w:val="20"/>
-              </w:rPr>
-              <w:t>PM / Subcontract Lead</w:t>
+            <w:tcW w:type="dxa" w:w="2448"/>
+          </w:tcPr>
+          <w:p>
+            <w:r/>
+            <w:r>
+              <w:rPr>
+                <w:sz w:val="20"/>
+              </w:rPr>
+              <w:t>IT Asset On-Time Delivery (PWS)</w:t>
+            </w:r>
+          </w:p>
+        </w:tc>
+        <w:tc>
+          <w:tcPr>
+            <w:tcW w:type="dxa" w:w="2448"/>
+          </w:tcPr>
+          <w:p>
+            <w:r/>
+            <w:r>
+              <w:rPr>
+                <w:sz w:val="20"/>
+              </w:rPr>
+              <w:t>% shipments on time</w:t>
+            </w:r>
+          </w:p>
+        </w:tc>
+        <w:tc>
+          <w:tcPr>
+            <w:tcW w:type="dxa" w:w="1296"/>
+          </w:tcPr>
+          <w:p>
+            <w:r/>
+            <w:r>
+              <w:rPr>
+                <w:sz w:val="20"/>
+              </w:rPr>
+              <w:t>≥95%</w:t>
+            </w:r>
+          </w:p>
+        </w:tc>
+        <w:tc>
+          <w:tcPr>
+            <w:tcW w:type="dxa" w:w="2304"/>
+          </w:tcPr>
+          <w:p>
+            <w:r/>
+            <w:r>
+              <w:rPr>
+                <w:sz w:val="20"/>
+              </w:rPr>
+              <w:t>100% inspection of shipment records</w:t>
+            </w:r>
+          </w:p>
+        </w:tc>
+        <w:tc>
+          <w:tcPr>
+            <w:tcW w:type="dxa" w:w="1152"/>
+          </w:tcPr>
+          <w:p>
+            <w:r/>
+            <w:r>
+              <w:rPr>
+                <w:sz w:val="20"/>
+              </w:rPr>
+              <w:t>Monthly</w:t>
             </w:r>
           </w:p>
         </w:tc>
@@ -4920,71 +7443,71 @@
       <w:tr>
         <w:tc>
           <w:tcPr>
-            <w:tcW w:type="dxa" w:w="3744"/>
-          </w:tcPr>
-          <w:p>
-            <w:r/>
-            <w:r>
-              <w:rPr>
-                <w:sz w:val="20"/>
-              </w:rPr>
-              <w:t>AI-products restriction interpretation in performance</w:t>
-            </w:r>
-          </w:p>
-        </w:tc>
-        <w:tc>
-          <w:tcPr>
-            <w:tcW w:type="dxa" w:w="576"/>
-          </w:tcPr>
-          <w:p>
-            <w:r/>
-            <w:r>
-              <w:rPr>
-                <w:sz w:val="20"/>
-              </w:rPr>
-              <w:t>L</w:t>
-            </w:r>
-          </w:p>
-        </w:tc>
-        <w:tc>
-          <w:tcPr>
-            <w:tcW w:type="dxa" w:w="576"/>
-          </w:tcPr>
-          <w:p>
-            <w:r/>
-            <w:r>
-              <w:rPr>
-                <w:sz w:val="20"/>
-              </w:rPr>
-              <w:t>M</w:t>
-            </w:r>
-          </w:p>
-        </w:tc>
-        <w:tc>
-          <w:tcPr>
-            <w:tcW w:type="dxa" w:w="3888"/>
-          </w:tcPr>
-          <w:p>
-            <w:r/>
-            <w:r>
-              <w:rPr>
-                <w:sz w:val="20"/>
-              </w:rPr>
-              <w:t>ServiceNow-native automation only; no vendor-introduced AI; absorbed CDC-approved capabilities via CSI cadence; documented change protocol prevents inadvertent introduction.</w:t>
-            </w:r>
-          </w:p>
-        </w:tc>
-        <w:tc>
-          <w:tcPr>
-            <w:tcW w:type="dxa" w:w="1440"/>
-          </w:tcPr>
-          <w:p>
-            <w:r/>
-            <w:r>
-              <w:rPr>
-                <w:sz w:val="20"/>
-              </w:rPr>
-              <w:t>PM / Cyber Lead</w:t>
+            <w:tcW w:type="dxa" w:w="2448"/>
+          </w:tcPr>
+          <w:p>
+            <w:r/>
+            <w:r>
+              <w:rPr>
+                <w:sz w:val="20"/>
+              </w:rPr>
+              <w:t>Tier-1 Deflection Rate (Beyond-PWS)</w:t>
+            </w:r>
+          </w:p>
+        </w:tc>
+        <w:tc>
+          <w:tcPr>
+            <w:tcW w:type="dxa" w:w="2448"/>
+          </w:tcPr>
+          <w:p>
+            <w:r/>
+            <w:r>
+              <w:rPr>
+                <w:sz w:val="20"/>
+              </w:rPr>
+              <w:t>% deterministic resolved without human</w:t>
+            </w:r>
+          </w:p>
+        </w:tc>
+        <w:tc>
+          <w:tcPr>
+            <w:tcW w:type="dxa" w:w="1296"/>
+          </w:tcPr>
+          <w:p>
+            <w:r/>
+            <w:r>
+              <w:rPr>
+                <w:sz w:val="20"/>
+              </w:rPr>
+              <w:t>30% OP1 → 50% OP4</w:t>
+            </w:r>
+          </w:p>
+        </w:tc>
+        <w:tc>
+          <w:tcPr>
+            <w:tcW w:type="dxa" w:w="2304"/>
+          </w:tcPr>
+          <w:p>
+            <w:r/>
+            <w:r>
+              <w:rPr>
+                <w:sz w:val="20"/>
+              </w:rPr>
+              <w:t>ServiceNow-derived report</w:t>
+            </w:r>
+          </w:p>
+        </w:tc>
+        <w:tc>
+          <w:tcPr>
+            <w:tcW w:type="dxa" w:w="1152"/>
+          </w:tcPr>
+          <w:p>
+            <w:r/>
+            <w:r>
+              <w:rPr>
+                <w:sz w:val="20"/>
+              </w:rPr>
+              <w:t>Monthly</w:t>
             </w:r>
           </w:p>
         </w:tc>
@@ -4992,275 +7515,71 @@
       <w:tr>
         <w:tc>
           <w:tcPr>
-            <w:tcW w:type="dxa" w:w="3744"/>
-          </w:tcPr>
-          <w:p>
-            <w:r/>
-            <w:r>
-              <w:rPr>
-                <w:sz w:val="20"/>
-              </w:rPr>
-              <w:t>GFE reconciliation gap during transition</w:t>
-            </w:r>
-          </w:p>
-        </w:tc>
-        <w:tc>
-          <w:tcPr>
-            <w:tcW w:type="dxa" w:w="576"/>
-          </w:tcPr>
-          <w:p>
-            <w:r/>
-            <w:r>
-              <w:rPr>
-                <w:sz w:val="20"/>
-              </w:rPr>
-              <w:t>L</w:t>
-            </w:r>
-          </w:p>
-        </w:tc>
-        <w:tc>
-          <w:tcPr>
-            <w:tcW w:type="dxa" w:w="576"/>
-          </w:tcPr>
-          <w:p>
-            <w:r/>
-            <w:r>
-              <w:rPr>
-                <w:sz w:val="20"/>
-              </w:rPr>
-              <w:t>H</w:t>
-            </w:r>
-          </w:p>
-        </w:tc>
-        <w:tc>
-          <w:tcPr>
-            <w:tcW w:type="dxa" w:w="3888"/>
-          </w:tcPr>
-          <w:p>
-            <w:r/>
-            <w:r>
-              <w:rPr>
-                <w:sz w:val="20"/>
-              </w:rPr>
-              <w:t>Continuous-discipline approach (§3.9); Property Custodial Officer coverage; signed walk-down at transition; ServiceNow asset linkage; 95% on-time delivery metric.</w:t>
-            </w:r>
-          </w:p>
-        </w:tc>
-        <w:tc>
-          <w:tcPr>
-            <w:tcW w:type="dxa" w:w="1440"/>
-          </w:tcPr>
-          <w:p>
-            <w:r/>
-            <w:r>
-              <w:rPr>
-                <w:sz w:val="20"/>
-              </w:rPr>
-              <w:t>ITAM Lead / PM</w:t>
-            </w:r>
-          </w:p>
-        </w:tc>
-      </w:tr>
-    </w:tbl>
-    <w:p>
-      <w:pPr/>
-      <w:r>
-        <w:rPr>
-          <w:b/>
-        </w:rPr>
-        <w:t>Operational risks managed below the program register.</w:t>
-      </w:r>
-      <w:r>
-        <w:t xml:space="preserve"> Three additional risks are identified during the operational risk loop in PWS Subsection 3.2.6 continuous-improvement cadence and may not appear in the program register at any single time: tooling-license expiration risk, training-currency risk for credentialed roles (CCNA, ITIL, PMP), and vendor case-management dependency for M365 and ServiceNow platform issues. Each is owned by the relevant Task Lead and reported through the standing weekly cadence.</w:t>
-      </w:r>
-    </w:p>
-    <w:p>
-      <w:pPr>
-        <w:pStyle w:val="Heading2"/>
-      </w:pPr>
-      <w:r>
-        <w:t>3.4 Communications, Telework Oversight, Conflict Management</w:t>
-      </w:r>
-    </w:p>
-    <w:p>
-      <w:pPr/>
-      <w:r>
-        <w:rPr>
-          <w:b/>
-        </w:rPr>
-        <w:t>Communications cadence.</w:t>
-      </w:r>
-      <w:r>
-        <w:t xml:space="preserve"> In addition to the recurring deliverables in PWS Section 8, the PM hosts a weekly status touchpoint with the COR (or as the COR prefers), a monthly leadership touchpoint with the OCIO sponsor, and ad hoc progress meetings as requested. The Continuous Service Improvement (CSI) cadence is published quarterly. All recurring meetings have a documented agenda template, a designated note-taker, and action-item tracking in ServiceNow.</w:t>
-      </w:r>
-    </w:p>
-    <w:p>
-      <w:pPr/>
-      <w:r>
-        <w:rPr>
-          <w:b/>
-        </w:rPr>
-        <w:t>Telework oversight.</w:t>
-      </w:r>
-      <w:r>
-        <w:t xml:space="preserve"> For positions designated as remote or hybrid in the PWS Section 6 Place of Performance table, oversight is built into the daily operating cadence: ServiceNow ticket-level activity logging, Personnel Availability reporting per PWS Section 9, and Task Lead-level oversight of throughput and quality. Telework does not loosen accountability — the Personnel Availability calculation under Section 9 (Talk Time + Hold Time + ACW + Wait Time minus Not Ready Time + Break Time + Lunch Time, divided by Staffed Time) applies to remote contact center personnel identically to on-site staff.</w:t>
-      </w:r>
-    </w:p>
-    <w:p>
-      <w:pPr/>
-      <w:r>
-        <w:rPr>
-          <w:b/>
-        </w:rPr>
-        <w:t>Conflict management.</w:t>
-      </w:r>
-      <w:r>
-        <w:t xml:space="preserve"> Conflicts among team members, between subcontractors, or between the contractor team and CDC stakeholders are surfaced at the lowest appropriate level first. The Task Lead resolves operational disagreements; the PM resolves cross-task or subcontractor-prime disagreements; the CO and contractor executive sponsor resolve contractual or scope disagreements. Mediation through HR or executive escalation is available where required. The full protocol is documented in the QCP.</w:t>
-      </w:r>
-    </w:p>
-    <w:p>
-      <w:pPr>
-        <w:pStyle w:val="Heading2"/>
-      </w:pPr>
-      <w:r>
-        <w:t>3.5 Fiscal Responsibility and Cost Discipline</w:t>
-      </w:r>
-    </w:p>
-    <w:p>
-      <w:pPr/>
-      <w:r>
-        <w:rPr>
-          <w:b/>
-        </w:rPr>
-        <w:t>Fiscal responsibility.</w:t>
-      </w:r>
-      <w:r>
-        <w:t xml:space="preserve"> Fiscal responsibility is measured monthly in the Monthly Financial Report and reviewed quarterly at the In-Progress Review. Burn-rate against the labor hour build, ODC and travel against the published caps (VCC license $320,826 base period; CEO non-global travel $18,326 base period; CEO global travel $183,326 base period; DSO ISB travel $30,000 base period; hardware/spare parts $137,500 base period), and option-period readiness are tracked as standing items. The PM raises any anticipated cost-impact change with the CO before the change manifests in the financials.</w:t>
-      </w:r>
-    </w:p>
-    <w:p>
-      <w:pPr/>
-      <w:r>
-        <w:rPr>
-          <w:b/>
-        </w:rPr>
-        <w:t>Cost discipline drivers.</w:t>
-      </w:r>
-      <w:r>
-        <w:t xml:space="preserve"> Three drivers reduce TCO across the period of performance, consistent with PWS Subsection 3.2.6 and contract objective 4. (1) Deflection — moving deterministic Tier-1 demand to ServiceNow self-service and the Virtual Agent reduces inbound volume and supports right-sized Tier-1 staffing. (2) Automation — RPA and ServiceNow workflow extension reduce per-ticket handling time on standard requests. (3) Delivery-center consolidation — eligible work consolidated to lower-cost U.S. delivery centers improves consistency and reduces per-hour cost without sacrificing service quality. Year-over-year TCO targets are agreed with the COR at the start of each option period and reported against monthly. The targets in §1.8 are the operating envelope.</w:t>
-      </w:r>
-    </w:p>
-    <w:p>
-      <w:pPr>
-        <w:pStyle w:val="Heading2"/>
-      </w:pPr>
-      <w:r>
-        <w:t>3.6 Draft Quality Control Plan (QCP)</w:t>
-      </w:r>
-    </w:p>
-    <w:p>
-      <w:pPr/>
-      <w:r>
-        <w:t>A draft Quality Control Plan is summarized below; the full QCP will be submitted to the CO within 30 calendar days after award per PWS Subsection 9.1, refined in coordination with the COR, and maintained throughout all periods of performance. Per Section E Management Approach item (iii)(d), the QCP includes performance measures beyond those in the PWS — meaningful, measurable, and challenging.</w:t>
-      </w:r>
-    </w:p>
-    <w:p>
-      <w:pPr/>
-      <w:r>
-        <w:t>Table 3.6-A. QCP performance measures (PWS thresholds plus QCP additions).</w:t>
-      </w:r>
-    </w:p>
-    <w:tbl>
-      <w:tblPr>
-        <w:tblStyle w:val="LightGrid-Accent1"/>
-        <w:tblW w:type="auto" w:w="0"/>
-        <w:tblLook w:firstColumn="1" w:firstRow="1" w:lastColumn="0" w:lastRow="0" w:noHBand="0" w:noVBand="1" w:val="04A0"/>
-      </w:tblPr>
-      <w:tblGrid>
-        <w:gridCol w:w="2016"/>
-        <w:gridCol w:w="2016"/>
-        <w:gridCol w:w="2016"/>
-        <w:gridCol w:w="2016"/>
-        <w:gridCol w:w="2016"/>
-      </w:tblGrid>
-      <w:tr>
-        <w:tc>
-          <w:tcPr>
             <w:tcW w:type="dxa" w:w="2448"/>
-            <w:shd w:val="clear" w:color="auto" w:fill="D9E1F2"/>
-          </w:tcPr>
-          <w:p>
-            <w:r/>
-            <w:r>
-              <w:rPr>
-                <w:b/>
-                <w:sz w:val="20"/>
-              </w:rPr>
-              <w:t>Measure</w:t>
+          </w:tcPr>
+          <w:p>
+            <w:r/>
+            <w:r>
+              <w:rPr>
+                <w:sz w:val="20"/>
+              </w:rPr>
+              <w:t>First-Contact Resolution (Beyond-PWS)</w:t>
             </w:r>
           </w:p>
         </w:tc>
         <w:tc>
           <w:tcPr>
             <w:tcW w:type="dxa" w:w="2448"/>
-            <w:shd w:val="clear" w:color="auto" w:fill="D9E1F2"/>
-          </w:tcPr>
-          <w:p>
-            <w:r/>
-            <w:r>
-              <w:rPr>
-                <w:b/>
-                <w:sz w:val="20"/>
-              </w:rPr>
-              <w:t>Definition</w:t>
+          </w:tcPr>
+          <w:p>
+            <w:r/>
+            <w:r>
+              <w:rPr>
+                <w:sz w:val="20"/>
+              </w:rPr>
+              <w:t>Tier-1 close-on-first-touch %</w:t>
             </w:r>
           </w:p>
         </w:tc>
         <w:tc>
           <w:tcPr>
             <w:tcW w:type="dxa" w:w="1296"/>
-            <w:shd w:val="clear" w:color="auto" w:fill="D9E1F2"/>
-          </w:tcPr>
-          <w:p>
-            <w:r/>
-            <w:r>
-              <w:rPr>
-                <w:b/>
-                <w:sz w:val="20"/>
-              </w:rPr>
-              <w:t>Target</w:t>
+          </w:tcPr>
+          <w:p>
+            <w:r/>
+            <w:r>
+              <w:rPr>
+                <w:sz w:val="20"/>
+              </w:rPr>
+              <w:t>70% OP1 → 78% OP3</w:t>
             </w:r>
           </w:p>
         </w:tc>
         <w:tc>
           <w:tcPr>
             <w:tcW w:type="dxa" w:w="2304"/>
-            <w:shd w:val="clear" w:color="auto" w:fill="D9E1F2"/>
-          </w:tcPr>
-          <w:p>
-            <w:r/>
-            <w:r>
-              <w:rPr>
-                <w:b/>
-                <w:sz w:val="20"/>
-              </w:rPr>
-              <w:t>Surveillance method</w:t>
+          </w:tcPr>
+          <w:p>
+            <w:r/>
+            <w:r>
+              <w:rPr>
+                <w:sz w:val="20"/>
+              </w:rPr>
+              <w:t>ServiceNow-derived report</w:t>
             </w:r>
           </w:p>
         </w:tc>
         <w:tc>
           <w:tcPr>
             <w:tcW w:type="dxa" w:w="1152"/>
-            <w:shd w:val="clear" w:color="auto" w:fill="D9E1F2"/>
-          </w:tcPr>
-          <w:p>
-            <w:r/>
-            <w:r>
-              <w:rPr>
-                <w:b/>
-                <w:sz w:val="20"/>
-              </w:rPr>
-              <w:t>Cadence</w:t>
+          </w:tcPr>
+          <w:p>
+            <w:r/>
+            <w:r>
+              <w:rPr>
+                <w:sz w:val="20"/>
+              </w:rPr>
+              <w:t>Monthly</w:t>
             </w:r>
           </w:p>
         </w:tc>
@@ -5276,7 +7595,7 @@
               <w:rPr>
                 <w:sz w:val="20"/>
               </w:rPr>
-              <w:t>Customer Service Survey (PWS)</w:t>
+              <w:t>KB Currency Rate (Beyond-PWS)</w:t>
             </w:r>
           </w:p>
         </w:tc>
@@ -5290,7 +7609,7 @@
               <w:rPr>
                 <w:sz w:val="20"/>
               </w:rPr>
-              <w:t>% positive customer survey responses</w:t>
+              <w:t>% articles reviewed within 90 days</w:t>
             </w:r>
           </w:p>
         </w:tc>
@@ -5304,7 +7623,7 @@
               <w:rPr>
                 <w:sz w:val="20"/>
               </w:rPr>
-              <w:t>≥96%</w:t>
+              <w:t>≥95%</w:t>
             </w:r>
           </w:p>
         </w:tc>
@@ -5318,7 +7637,7 @@
               <w:rPr>
                 <w:sz w:val="20"/>
               </w:rPr>
-              <w:t>100% sampling of completed surveys</w:t>
+              <w:t>Periodic inspection</w:t>
             </w:r>
           </w:p>
         </w:tc>
@@ -5348,7 +7667,7 @@
               <w:rPr>
                 <w:sz w:val="20"/>
               </w:rPr>
-              <w:t>Personnel Availability (PWS)</w:t>
+              <w:t>MTTR by Priority (Beyond-PWS)</w:t>
             </w:r>
           </w:p>
         </w:tc>
@@ -5362,7 +7681,7 @@
               <w:rPr>
                 <w:sz w:val="20"/>
               </w:rPr>
-              <w:t>Per §9 formula</w:t>
+              <w:t>Mean time to resolution by P1/P2/P3/P4</w:t>
             </w:r>
           </w:p>
         </w:tc>
@@ -5376,7 +7695,7 @@
               <w:rPr>
                 <w:sz w:val="20"/>
               </w:rPr>
-              <w:t>≥80% daily</w:t>
+              <w:t>≥10% reduction by OP2 (P1/P2)</w:t>
             </w:r>
           </w:p>
         </w:tc>
@@ -5390,7 +7709,7 @@
               <w:rPr>
                 <w:sz w:val="20"/>
               </w:rPr>
-              <w:t>100% inspection (system-derived)</w:t>
+              <w:t>ServiceNow-derived report</w:t>
             </w:r>
           </w:p>
         </w:tc>
@@ -5404,7 +7723,7 @@
               <w:rPr>
                 <w:sz w:val="20"/>
               </w:rPr>
-              <w:t>Daily</w:t>
+              <w:t>Monthly</w:t>
             </w:r>
           </w:p>
         </w:tc>
@@ -5420,7 +7739,7 @@
               <w:rPr>
                 <w:sz w:val="20"/>
               </w:rPr>
-              <w:t>Speed-to-Answer (PWS)</w:t>
+              <w:t>Image Compliance Pre-Issue (Beyond-PWS)</w:t>
             </w:r>
           </w:p>
         </w:tc>
@@ -5434,7 +7753,7 @@
               <w:rPr>
                 <w:sz w:val="20"/>
               </w:rPr>
-              <w:t>Monthly avg time to live agent</w:t>
+              <w:t>% laptops/desktops issued with verified patch + BIOS</w:t>
             </w:r>
           </w:p>
         </w:tc>
@@ -5448,7 +7767,7 @@
               <w:rPr>
                 <w:sz w:val="20"/>
               </w:rPr>
-              <w:t>&lt;2 min</w:t>
+              <w:t>100%</w:t>
             </w:r>
           </w:p>
         </w:tc>
@@ -5462,7 +7781,7 @@
               <w:rPr>
                 <w:sz w:val="20"/>
               </w:rPr>
-              <w:t>100% inspection (VCC-derived)</w:t>
+              <w:t>100% inspection</w:t>
             </w:r>
           </w:p>
         </w:tc>
@@ -5476,7 +7795,7 @@
               <w:rPr>
                 <w:sz w:val="20"/>
               </w:rPr>
-              <w:t>Monthly</w:t>
+              <w:t>Continuous</w:t>
             </w:r>
           </w:p>
         </w:tc>
@@ -5492,583 +7811,7 @@
               <w:rPr>
                 <w:sz w:val="20"/>
               </w:rPr>
-              <w:t>Missed-Call Rate (PWS)</w:t>
-            </w:r>
-          </w:p>
-        </w:tc>
-        <w:tc>
-          <w:tcPr>
-            <w:tcW w:type="dxa" w:w="2448"/>
-          </w:tcPr>
-          <w:p>
-            <w:r/>
-            <w:r>
-              <w:rPr>
-                <w:sz w:val="20"/>
-              </w:rPr>
-              <w:t>% calls abandoned before answer</w:t>
-            </w:r>
-          </w:p>
-        </w:tc>
-        <w:tc>
-          <w:tcPr>
-            <w:tcW w:type="dxa" w:w="1296"/>
-          </w:tcPr>
-          <w:p>
-            <w:r/>
-            <w:r>
-              <w:rPr>
-                <w:sz w:val="20"/>
-              </w:rPr>
-              <w:t>&lt;3%</w:t>
-            </w:r>
-          </w:p>
-        </w:tc>
-        <w:tc>
-          <w:tcPr>
-            <w:tcW w:type="dxa" w:w="2304"/>
-          </w:tcPr>
-          <w:p>
-            <w:r/>
-            <w:r>
-              <w:rPr>
-                <w:sz w:val="20"/>
-              </w:rPr>
-              <w:t>100% inspection (VCC-derived)</w:t>
-            </w:r>
-          </w:p>
-        </w:tc>
-        <w:tc>
-          <w:tcPr>
-            <w:tcW w:type="dxa" w:w="1152"/>
-          </w:tcPr>
-          <w:p>
-            <w:r/>
-            <w:r>
-              <w:rPr>
-                <w:sz w:val="20"/>
-              </w:rPr>
-              <w:t>Monthly</w:t>
-            </w:r>
-          </w:p>
-        </w:tc>
-      </w:tr>
-      <w:tr>
-        <w:tc>
-          <w:tcPr>
-            <w:tcW w:type="dxa" w:w="2448"/>
-          </w:tcPr>
-          <w:p>
-            <w:r/>
-            <w:r>
-              <w:rPr>
-                <w:sz w:val="20"/>
-              </w:rPr>
-              <w:t>Error Rate (PWS)</w:t>
-            </w:r>
-          </w:p>
-        </w:tc>
-        <w:tc>
-          <w:tcPr>
-            <w:tcW w:type="dxa" w:w="2448"/>
-          </w:tcPr>
-          <w:p>
-            <w:r/>
-            <w:r>
-              <w:rPr>
-                <w:sz w:val="20"/>
-              </w:rPr>
-              <w:t>Mis-routed/incorrect dispositions</w:t>
-            </w:r>
-          </w:p>
-        </w:tc>
-        <w:tc>
-          <w:tcPr>
-            <w:tcW w:type="dxa" w:w="1296"/>
-          </w:tcPr>
-          <w:p>
-            <w:r/>
-            <w:r>
-              <w:rPr>
-                <w:sz w:val="20"/>
-              </w:rPr>
-              <w:t>&lt;3%</w:t>
-            </w:r>
-          </w:p>
-        </w:tc>
-        <w:tc>
-          <w:tcPr>
-            <w:tcW w:type="dxa" w:w="2304"/>
-          </w:tcPr>
-          <w:p>
-            <w:r/>
-            <w:r>
-              <w:rPr>
-                <w:sz w:val="20"/>
-              </w:rPr>
-              <w:t>Random sampling QA review</w:t>
-            </w:r>
-          </w:p>
-        </w:tc>
-        <w:tc>
-          <w:tcPr>
-            <w:tcW w:type="dxa" w:w="1152"/>
-          </w:tcPr>
-          <w:p>
-            <w:r/>
-            <w:r>
-              <w:rPr>
-                <w:sz w:val="20"/>
-              </w:rPr>
-              <w:t>Weekly</w:t>
-            </w:r>
-          </w:p>
-        </w:tc>
-      </w:tr>
-      <w:tr>
-        <w:tc>
-          <w:tcPr>
-            <w:tcW w:type="dxa" w:w="2448"/>
-          </w:tcPr>
-          <w:p>
-            <w:r/>
-            <w:r>
-              <w:rPr>
-                <w:sz w:val="20"/>
-              </w:rPr>
-              <w:t>IT Asset On-Time Delivery (PWS)</w:t>
-            </w:r>
-          </w:p>
-        </w:tc>
-        <w:tc>
-          <w:tcPr>
-            <w:tcW w:type="dxa" w:w="2448"/>
-          </w:tcPr>
-          <w:p>
-            <w:r/>
-            <w:r>
-              <w:rPr>
-                <w:sz w:val="20"/>
-              </w:rPr>
-              <w:t>% shipments on time</w:t>
-            </w:r>
-          </w:p>
-        </w:tc>
-        <w:tc>
-          <w:tcPr>
-            <w:tcW w:type="dxa" w:w="1296"/>
-          </w:tcPr>
-          <w:p>
-            <w:r/>
-            <w:r>
-              <w:rPr>
-                <w:sz w:val="20"/>
-              </w:rPr>
-              <w:t>≥95%</w:t>
-            </w:r>
-          </w:p>
-        </w:tc>
-        <w:tc>
-          <w:tcPr>
-            <w:tcW w:type="dxa" w:w="2304"/>
-          </w:tcPr>
-          <w:p>
-            <w:r/>
-            <w:r>
-              <w:rPr>
-                <w:sz w:val="20"/>
-              </w:rPr>
-              <w:t>100% inspection of shipment records</w:t>
-            </w:r>
-          </w:p>
-        </w:tc>
-        <w:tc>
-          <w:tcPr>
-            <w:tcW w:type="dxa" w:w="1152"/>
-          </w:tcPr>
-          <w:p>
-            <w:r/>
-            <w:r>
-              <w:rPr>
-                <w:sz w:val="20"/>
-              </w:rPr>
-              <w:t>Monthly</w:t>
-            </w:r>
-          </w:p>
-        </w:tc>
-      </w:tr>
-      <w:tr>
-        <w:tc>
-          <w:tcPr>
-            <w:tcW w:type="dxa" w:w="2448"/>
-          </w:tcPr>
-          <w:p>
-            <w:r/>
-            <w:r>
-              <w:rPr>
-                <w:sz w:val="20"/>
-              </w:rPr>
-              <w:t>Tier-1 Deflection Rate (QCP +)</w:t>
-            </w:r>
-          </w:p>
-        </w:tc>
-        <w:tc>
-          <w:tcPr>
-            <w:tcW w:type="dxa" w:w="2448"/>
-          </w:tcPr>
-          <w:p>
-            <w:r/>
-            <w:r>
-              <w:rPr>
-                <w:sz w:val="20"/>
-              </w:rPr>
-              <w:t>% deterministic resolved without human</w:t>
-            </w:r>
-          </w:p>
-        </w:tc>
-        <w:tc>
-          <w:tcPr>
-            <w:tcW w:type="dxa" w:w="1296"/>
-          </w:tcPr>
-          <w:p>
-            <w:r/>
-            <w:r>
-              <w:rPr>
-                <w:sz w:val="20"/>
-              </w:rPr>
-              <w:t>30% OP1 → 50% OP4</w:t>
-            </w:r>
-          </w:p>
-        </w:tc>
-        <w:tc>
-          <w:tcPr>
-            <w:tcW w:type="dxa" w:w="2304"/>
-          </w:tcPr>
-          <w:p>
-            <w:r/>
-            <w:r>
-              <w:rPr>
-                <w:sz w:val="20"/>
-              </w:rPr>
-              <w:t>ServiceNow-derived report</w:t>
-            </w:r>
-          </w:p>
-        </w:tc>
-        <w:tc>
-          <w:tcPr>
-            <w:tcW w:type="dxa" w:w="1152"/>
-          </w:tcPr>
-          <w:p>
-            <w:r/>
-            <w:r>
-              <w:rPr>
-                <w:sz w:val="20"/>
-              </w:rPr>
-              <w:t>Monthly</w:t>
-            </w:r>
-          </w:p>
-        </w:tc>
-      </w:tr>
-      <w:tr>
-        <w:tc>
-          <w:tcPr>
-            <w:tcW w:type="dxa" w:w="2448"/>
-          </w:tcPr>
-          <w:p>
-            <w:r/>
-            <w:r>
-              <w:rPr>
-                <w:sz w:val="20"/>
-              </w:rPr>
-              <w:t>First-Contact Resolution (QCP +)</w:t>
-            </w:r>
-          </w:p>
-        </w:tc>
-        <w:tc>
-          <w:tcPr>
-            <w:tcW w:type="dxa" w:w="2448"/>
-          </w:tcPr>
-          <w:p>
-            <w:r/>
-            <w:r>
-              <w:rPr>
-                <w:sz w:val="20"/>
-              </w:rPr>
-              <w:t>Tier-1 close-on-first-touch %</w:t>
-            </w:r>
-          </w:p>
-        </w:tc>
-        <w:tc>
-          <w:tcPr>
-            <w:tcW w:type="dxa" w:w="1296"/>
-          </w:tcPr>
-          <w:p>
-            <w:r/>
-            <w:r>
-              <w:rPr>
-                <w:sz w:val="20"/>
-              </w:rPr>
-              <w:t>70% OP1 → 78% OP3</w:t>
-            </w:r>
-          </w:p>
-        </w:tc>
-        <w:tc>
-          <w:tcPr>
-            <w:tcW w:type="dxa" w:w="2304"/>
-          </w:tcPr>
-          <w:p>
-            <w:r/>
-            <w:r>
-              <w:rPr>
-                <w:sz w:val="20"/>
-              </w:rPr>
-              <w:t>ServiceNow-derived report</w:t>
-            </w:r>
-          </w:p>
-        </w:tc>
-        <w:tc>
-          <w:tcPr>
-            <w:tcW w:type="dxa" w:w="1152"/>
-          </w:tcPr>
-          <w:p>
-            <w:r/>
-            <w:r>
-              <w:rPr>
-                <w:sz w:val="20"/>
-              </w:rPr>
-              <w:t>Monthly</w:t>
-            </w:r>
-          </w:p>
-        </w:tc>
-      </w:tr>
-      <w:tr>
-        <w:tc>
-          <w:tcPr>
-            <w:tcW w:type="dxa" w:w="2448"/>
-          </w:tcPr>
-          <w:p>
-            <w:r/>
-            <w:r>
-              <w:rPr>
-                <w:sz w:val="20"/>
-              </w:rPr>
-              <w:t>KB Currency Rate (QCP +)</w:t>
-            </w:r>
-          </w:p>
-        </w:tc>
-        <w:tc>
-          <w:tcPr>
-            <w:tcW w:type="dxa" w:w="2448"/>
-          </w:tcPr>
-          <w:p>
-            <w:r/>
-            <w:r>
-              <w:rPr>
-                <w:sz w:val="20"/>
-              </w:rPr>
-              <w:t>% articles reviewed within 90 days</w:t>
-            </w:r>
-          </w:p>
-        </w:tc>
-        <w:tc>
-          <w:tcPr>
-            <w:tcW w:type="dxa" w:w="1296"/>
-          </w:tcPr>
-          <w:p>
-            <w:r/>
-            <w:r>
-              <w:rPr>
-                <w:sz w:val="20"/>
-              </w:rPr>
-              <w:t>≥95%</w:t>
-            </w:r>
-          </w:p>
-        </w:tc>
-        <w:tc>
-          <w:tcPr>
-            <w:tcW w:type="dxa" w:w="2304"/>
-          </w:tcPr>
-          <w:p>
-            <w:r/>
-            <w:r>
-              <w:rPr>
-                <w:sz w:val="20"/>
-              </w:rPr>
-              <w:t>Periodic inspection</w:t>
-            </w:r>
-          </w:p>
-        </w:tc>
-        <w:tc>
-          <w:tcPr>
-            <w:tcW w:type="dxa" w:w="1152"/>
-          </w:tcPr>
-          <w:p>
-            <w:r/>
-            <w:r>
-              <w:rPr>
-                <w:sz w:val="20"/>
-              </w:rPr>
-              <w:t>Monthly</w:t>
-            </w:r>
-          </w:p>
-        </w:tc>
-      </w:tr>
-      <w:tr>
-        <w:tc>
-          <w:tcPr>
-            <w:tcW w:type="dxa" w:w="2448"/>
-          </w:tcPr>
-          <w:p>
-            <w:r/>
-            <w:r>
-              <w:rPr>
-                <w:sz w:val="20"/>
-              </w:rPr>
-              <w:t>MTTR by Priority (QCP +)</w:t>
-            </w:r>
-          </w:p>
-        </w:tc>
-        <w:tc>
-          <w:tcPr>
-            <w:tcW w:type="dxa" w:w="2448"/>
-          </w:tcPr>
-          <w:p>
-            <w:r/>
-            <w:r>
-              <w:rPr>
-                <w:sz w:val="20"/>
-              </w:rPr>
-              <w:t>Mean time to resolution</w:t>
-            </w:r>
-          </w:p>
-        </w:tc>
-        <w:tc>
-          <w:tcPr>
-            <w:tcW w:type="dxa" w:w="1296"/>
-          </w:tcPr>
-          <w:p>
-            <w:r/>
-            <w:r>
-              <w:rPr>
-                <w:sz w:val="20"/>
-              </w:rPr>
-              <w:t>Trend ↓</w:t>
-            </w:r>
-          </w:p>
-        </w:tc>
-        <w:tc>
-          <w:tcPr>
-            <w:tcW w:type="dxa" w:w="2304"/>
-          </w:tcPr>
-          <w:p>
-            <w:r/>
-            <w:r>
-              <w:rPr>
-                <w:sz w:val="20"/>
-              </w:rPr>
-              <w:t>ServiceNow-derived report</w:t>
-            </w:r>
-          </w:p>
-        </w:tc>
-        <w:tc>
-          <w:tcPr>
-            <w:tcW w:type="dxa" w:w="1152"/>
-          </w:tcPr>
-          <w:p>
-            <w:r/>
-            <w:r>
-              <w:rPr>
-                <w:sz w:val="20"/>
-              </w:rPr>
-              <w:t>Monthly</w:t>
-            </w:r>
-          </w:p>
-        </w:tc>
-      </w:tr>
-      <w:tr>
-        <w:tc>
-          <w:tcPr>
-            <w:tcW w:type="dxa" w:w="2448"/>
-          </w:tcPr>
-          <w:p>
-            <w:r/>
-            <w:r>
-              <w:rPr>
-                <w:sz w:val="20"/>
-              </w:rPr>
-              <w:t>Image Compliance Pre-Issue (QCP +)</w:t>
-            </w:r>
-          </w:p>
-        </w:tc>
-        <w:tc>
-          <w:tcPr>
-            <w:tcW w:type="dxa" w:w="2448"/>
-          </w:tcPr>
-          <w:p>
-            <w:r/>
-            <w:r>
-              <w:rPr>
-                <w:sz w:val="20"/>
-              </w:rPr>
-              <w:t>% laptops/desktops issued with verified patch + BIOS</w:t>
-            </w:r>
-          </w:p>
-        </w:tc>
-        <w:tc>
-          <w:tcPr>
-            <w:tcW w:type="dxa" w:w="1296"/>
-          </w:tcPr>
-          <w:p>
-            <w:r/>
-            <w:r>
-              <w:rPr>
-                <w:sz w:val="20"/>
-              </w:rPr>
-              <w:t>100%</w:t>
-            </w:r>
-          </w:p>
-        </w:tc>
-        <w:tc>
-          <w:tcPr>
-            <w:tcW w:type="dxa" w:w="2304"/>
-          </w:tcPr>
-          <w:p>
-            <w:r/>
-            <w:r>
-              <w:rPr>
-                <w:sz w:val="20"/>
-              </w:rPr>
-              <w:t>100% inspection</w:t>
-            </w:r>
-          </w:p>
-        </w:tc>
-        <w:tc>
-          <w:tcPr>
-            <w:tcW w:type="dxa" w:w="1152"/>
-          </w:tcPr>
-          <w:p>
-            <w:r/>
-            <w:r>
-              <w:rPr>
-                <w:sz w:val="20"/>
-              </w:rPr>
-              <w:t>Continuous</w:t>
-            </w:r>
-          </w:p>
-        </w:tc>
-      </w:tr>
-      <w:tr>
-        <w:tc>
-          <w:tcPr>
-            <w:tcW w:type="dxa" w:w="2448"/>
-          </w:tcPr>
-          <w:p>
-            <w:r/>
-            <w:r>
-              <w:rPr>
-                <w:sz w:val="20"/>
-              </w:rPr>
-              <w:t>Reopen Rate (QCP +)</w:t>
+              <w:t>Reopen Rate (Beyond-PWS)</w:t>
             </w:r>
           </w:p>
         </w:tc>
@@ -6524,6 +8267,18 @@
         <w:rPr>
           <w:b/>
         </w:rPr>
+        <w:t>What we will not do during transition.</w:t>
+      </w:r>
+      <w:r>
+        <w:t xml:space="preserve"> Equally important is what we will not do during transition. We will not introduce new tooling. We will not change ServiceNow workflows, KB articles, or Virtual Agent flows during the transition month. We will not solicit incumbent staff outside the staffing-partner channel. We will not present the Government with surprise scope-impact decisions. Stability of the inherited service is the contractor's first obligation; improvement begins after September 1.</w:t>
+      </w:r>
+    </w:p>
+    <w:p>
+      <w:pPr/>
+      <w:r>
+        <w:rPr>
+          <w:b/>
+        </w:rPr>
         <w:t>Communication plan with CDC stakeholders.</w:t>
       </w:r>
       <w:r>
@@ -7524,7 +9279,19 @@
         <w:t>(b) Narrative of work.</w:t>
       </w:r>
       <w:r>
-        <w:t xml:space="preserve"> Tiered ITSM service delivery to a federal health agency comparable in scale to CDC. Service Desk on ServiceNow with multi-channel intake (phone, portal, email, chat); deskside support across multiple campuses; distributed-site coverage; integration with Microsoft 365 and identity platforms. The contract included a transition phase coordinated with the predecessor incumbent, a knowledge-management discipline tied to deflection metrics, and a continuous-improvement cadence reporting to a federal CIO. Significant accomplishments included deflection-rate increases over baseline within the first option period and sustained Customer Service Survey performance above the contractual threshold.</w:t>
+        <w:t xml:space="preserve"> Tiered ITSM service delivery to a federal health agency comparable in scale to CDC. Service Desk on ServiceNow with multi-channel intake (phone, portal, email, chat); deskside support across multiple campuses; distributed-site coverage; integration with Microsoft 365 and identity platforms. Scope included a transition phase coordinated with the predecessor incumbent, a knowledge-management practice tied to deflection metrics, and a continuous-improvement cadence reporting to a federal CIO. Significant accomplishments include achieving [PLACEHOLDER %] deflection within [PLACEHOLDER months] using ServiceNow Virtual Agent on the contract, sustaining Customer Service Survey performance above the contractual threshold, and reducing MTTR at Priority 1 by [PLACEHOLDER %] from baseline. Problems encountered during the contract included [PLACEHOLDER — e.g., a knowledge-base coverage gap in the first option period]; corrective action was [PLACEHOLDER — e.g., named SME ownership of article families and a 90-day review cadence], with results documented in CPARS.</w:t>
+      </w:r>
+    </w:p>
+    <w:p>
+      <w:pPr/>
+      <w:r>
+        <w:rPr>
+          <w:b/>
+        </w:rPr>
+        <w:t>Lessons learned applied to CITS.</w:t>
+      </w:r>
+      <w:r>
+        <w:t xml:space="preserve"> Three lessons from this engagement directly inform our CITS approach. (1) Deflection-rate visibility must precede deflection-program investment — we will publish baseline rates in the first 30 days post-award and track weekly. (2) Knowledge-article ownership is the highest-leverage retention discipline for sustained deflection — we have built named-ownership into §1.4. (3) Customer communications during transition are as important as operational continuity — see §3.7.</w:t>
       </w:r>
     </w:p>
     <w:p>
@@ -7533,7 +9300,7 @@
           <w:i/>
           <w:color w:val="707070"/>
         </w:rPr>
-        <w:t>[PLACEHOLDER: Capture lead to add specifics on problems encountered, corrective actions, and significant accomplishments — quantified where defensible (e.g., deflection % achieved, CSAT %, MTTR delta).]</w:t>
+        <w:t>[PLACEHOLDER: Capture lead to validate quantified claims with reference POCs and replace placeholders with defensible numbers; remove any claim that cannot be sourced to a CPARS entry, an internal performance file, or a POC who will speak to it.]</w:t>
       </w:r>
     </w:p>
     <w:p>
@@ -7616,7 +9383,19 @@
         <w:t>(b) Narrative of work.</w:t>
       </w:r>
       <w:r>
-        <w:t xml:space="preserve"> ServiceNow-based ITSM operations at federal civilian or DoD-health scale, including ServiceNow App Engine and workflow extension, knowledge management, change and release management, and reporting. The contract scope included multi-site delivery, integration with identity platforms, and a quality control plan with measures beyond the published SLAs. Significant accomplishments included reduced MTTR by priority and demonstrated year-over-year cost-of-ownership reduction.</w:t>
+        <w:t xml:space="preserve"> ServiceNow-based ITSM operations at federal civilian or DoD-health scale, including ServiceNow App Engine and workflow extension, knowledge management, change and release management, and reporting. Scope included multi-site delivery, integration with identity platforms, and a quality control plan with measures beyond the published SLAs. Significant accomplishments include MTTR reduction at Priority 1 of [PLACEHOLDER %] from baseline, [PLACEHOLDER]% YoY cost-of-ownership reduction across [PLACEHOLDER years], and [PLACEHOLDER count] RPA bots in production by end of [PLACEHOLDER period]. Problems encountered included [PLACEHOLDER — e.g., a tooling-license gap during a fiscal-year transition]; corrective action was [PLACEHOLDER — e.g., a renegotiated license schedule with the platform vendor and a documented bridging plan], with results in CPARS.</w:t>
+      </w:r>
+    </w:p>
+    <w:p>
+      <w:pPr/>
+      <w:r>
+        <w:rPr>
+          <w:b/>
+        </w:rPr>
+        <w:t>Lessons learned applied to CITS.</w:t>
+      </w:r>
+      <w:r>
+        <w:t xml:space="preserve"> Three lessons applied to CITS. (1) ServiceNow workflow extension compounds when paired with named process owners — we have named Task Leads with workflow accountability in §3.1. (2) Beyond-PWS QCP measures are the surest path to sustained YoY cost reduction — see §3.6. (3) Predictive-monitoring false-positive rate must be tuned actively or it erodes engineer confidence — see §1.3.10.</w:t>
       </w:r>
     </w:p>
     <w:p>
@@ -7625,7 +9404,7 @@
           <w:i/>
           <w:color w:val="707070"/>
         </w:rPr>
-        <w:t>[PLACEHOLDER: Capture lead to add specifics — quantified where defensible.]</w:t>
+        <w:t>[PLACEHOLDER: Capture lead to validate quantified claims with reference POCs.]</w:t>
       </w:r>
     </w:p>
     <w:p>
@@ -7708,7 +9487,19 @@
         <w:t>(b) Narrative of work.</w:t>
       </w:r>
       <w:r>
-        <w:t xml:space="preserve"> Distributed-site or OCONUS service delivery comparable to CITS Global Activities. Scope included multi-region engineering coverage, SD-WAN and site-to-site VPN integration, satellite-link operating norms, regional runbooks, and travel-readiness discipline (FACT, STEP, medical clearance). Significant accomplishments included demonstrated 24-48 hour deployment readiness and high site-availability performance across the OCONUS footprint.</w:t>
+        <w:t xml:space="preserve"> Distributed-site or OCONUS service delivery comparable to CITS Global Activities. Scope included multi-region engineering coverage, SD-WAN and site-to-site VPN integration, satellite-link operating norms, regional runbooks, and travel-readiness practice (FACT, STEP, medical clearance). Significant accomplishments include sustained Site Availability Percentage of [PLACEHOLDER %] across the OCONUS footprint, demonstrated 24–48 hour deployment readiness with [PLACEHOLDER count] real activations, and zero high-threat-country safety incidents over [PLACEHOLDER years]. Problems encountered included [PLACEHOLDER — e.g., visa renewal lead-time pressure during a regional crisis]; corrective action was [PLACEHOLDER — e.g., an annual currency audit and a named alternate per high-threat country], documented in CPARS.</w:t>
+      </w:r>
+    </w:p>
+    <w:p>
+      <w:pPr/>
+      <w:r>
+        <w:rPr>
+          <w:b/>
+        </w:rPr>
+        <w:t>Lessons learned applied to CITS.</w:t>
+      </w:r>
+      <w:r>
+        <w:t xml:space="preserve"> Three lessons applied to CITS. (1) Diagnostic-order discipline (link first, identity second, endpoint third) prevents most reverse-routed P1s — see §1.3.4. (2) Travel-readiness audits must be calendared, not opportunistic — see §2.7. (3) Pre-positioned spares change deployment economics where logistics permit — built into our GA approach.</w:t>
       </w:r>
     </w:p>
     <w:p>
@@ -7717,7 +9508,7 @@
           <w:i/>
           <w:color w:val="707070"/>
         </w:rPr>
-        <w:t>[PLACEHOLDER: Capture lead to add specifics — quantified where defensible.]</w:t>
+        <w:t>[PLACEHOLDER: Capture lead to validate quantified claims with reference POCs.]</w:t>
       </w:r>
     </w:p>
     <w:p>
@@ -7922,7 +9713,7 @@
               <w:rPr>
                 <w:sz w:val="20"/>
               </w:rPr>
-              <w:t>Task 1.2 DSS — Multi-campus deskside / endpoint discipline</w:t>
+              <w:t>Task 1.2 DSS — Multi-campus deskside and endpoint practice</w:t>
             </w:r>
           </w:p>
         </w:tc>
@@ -8205,7 +9996,7 @@
               <w:rPr>
                 <w:sz w:val="20"/>
               </w:rPr>
-              <w:t>TCO discipline / deflection / continuous improvement</w:t>
+              <w:t>TCO and deflection / continuous improvement</w:t>
             </w:r>
           </w:p>
         </w:tc>
@@ -8248,6 +10039,62 @@
                 <w:sz w:val="20"/>
               </w:rPr>
               <w:t>✔ supporting</w:t>
+            </w:r>
+          </w:p>
+        </w:tc>
+      </w:tr>
+      <w:tr>
+        <w:tc>
+          <w:tcPr>
+            <w:tcW w:type="dxa" w:w="5184"/>
+          </w:tcPr>
+          <w:p>
+            <w:r/>
+            <w:r>
+              <w:rPr>
+                <w:sz w:val="20"/>
+              </w:rPr>
+              <w:t>HCD methods deployed at scale on a federal health agency contract</w:t>
+            </w:r>
+          </w:p>
+        </w:tc>
+        <w:tc>
+          <w:tcPr>
+            <w:tcW w:type="dxa" w:w="1440"/>
+          </w:tcPr>
+          <w:p>
+            <w:r/>
+            <w:r>
+              <w:rPr>
+                <w:sz w:val="20"/>
+              </w:rPr>
+              <w:t>✔ primary</w:t>
+            </w:r>
+          </w:p>
+        </w:tc>
+        <w:tc>
+          <w:tcPr>
+            <w:tcW w:type="dxa" w:w="1440"/>
+          </w:tcPr>
+          <w:p>
+            <w:r/>
+            <w:r>
+              <w:rPr>
+                <w:sz w:val="20"/>
+              </w:rPr>
+            </w:r>
+          </w:p>
+        </w:tc>
+        <w:tc>
+          <w:tcPr>
+            <w:tcW w:type="dxa" w:w="1584"/>
+          </w:tcPr>
+          <w:p>
+            <w:r/>
+            <w:r>
+              <w:rPr>
+                <w:sz w:val="20"/>
+              </w:rPr>
             </w:r>
           </w:p>
         </w:tc>
